--- a/templates/plananual/DPCC 1° A 5°/DPCC 5° - PROGRAMACIÓN CURRICULAR ANUAL .docx
+++ b/templates/plananual/DPCC 1° A 5°/DPCC 5° - PROGRAMACIÓN CURRICULAR ANUAL .docx
@@ -10300,7 +10300,7 @@
     <w:tbl>
       <w:tblPr>
         <w:tblStyle w:val="Tablaconcuadrcula"/>
-        <w:tblW w:w="14850" w:type="dxa"/>
+        <w:tblW w:w="14851" w:type="dxa"/>
         <w:jc w:val="center"/>
         <w:tblBorders>
           <w:top w:val="double" w:sz="4" w:space="0" w:color="47D459" w:themeColor="accent3" w:themeTint="99"/>
@@ -10314,7 +10314,7 @@
         <w:tblLook w:val="04A0" w:firstRow="1" w:lastRow="0" w:firstColumn="1" w:lastColumn="0" w:noHBand="0" w:noVBand="1"/>
       </w:tblPr>
       <w:tblGrid>
-        <w:gridCol w:w="874"/>
+        <w:gridCol w:w="875"/>
         <w:gridCol w:w="1095"/>
         <w:gridCol w:w="1726"/>
         <w:gridCol w:w="6169"/>
@@ -10330,32 +10330,27 @@
         <w:tc>
           <w:tcPr>
             <w:tcW w:w="875" w:type="dxa"/>
-            <w:tcBorders>
-              <w:top w:val="double" w:sz="4" w:space="0" w:color="47D459" w:themeColor="accent3" w:themeTint="99"/>
-              <w:left w:val="double" w:sz="4" w:space="0" w:color="47D459" w:themeColor="accent3" w:themeTint="99"/>
-              <w:bottom w:val="double" w:sz="4" w:space="0" w:color="47D459" w:themeColor="accent3" w:themeTint="99"/>
-              <w:right w:val="double" w:sz="4" w:space="0" w:color="47D459" w:themeColor="accent3" w:themeTint="99"/>
-            </w:tcBorders>
             <w:shd w:val="clear" w:color="auto" w:fill="C1F0C7" w:themeFill="accent3" w:themeFillTint="33"/>
             <w:vAlign w:val="center"/>
-            <w:hideMark/>
-          </w:tcPr>
-          <w:p>
-            <w:pPr>
-              <w:spacing w:after="160" w:line="276" w:lineRule="auto"/>
-              <w:ind w:right="-455"/>
-              <w:rPr>
-                <w:rFonts w:ascii="Arial Nova Cond Light" w:hAnsi="Arial Nova Cond Light" w:cs="Times New Roman"/>
-                <w:b/>
-                <w:bCs/>
-                <w:color w:val="000000" w:themeColor="text1"/>
-                <w:sz w:val="20"/>
-                <w:szCs w:val="20"/>
-              </w:rPr>
-            </w:pPr>
-            <w:r>
-              <w:rPr>
-                <w:rFonts w:ascii="Arial Nova Cond Light" w:hAnsi="Arial Nova Cond Light" w:cs="Times New Roman"/>
+          </w:tcPr>
+          <w:p>
+            <w:pPr>
+              <w:pStyle w:val="Prrafodelista"/>
+              <w:ind w:left="0"/>
+              <w:jc w:val="center"/>
+              <w:rPr>
+                <w:rFonts w:ascii="Arial Nova Cond" w:hAnsi="Arial Nova Cond" w:cs="Times New Roman"/>
+                <w:b/>
+                <w:bCs/>
+                <w:color w:val="000000" w:themeColor="text1"/>
+                <w:sz w:val="20"/>
+                <w:szCs w:val="20"/>
+              </w:rPr>
+            </w:pPr>
+            <w:bookmarkStart w:id="1" w:name="_Hlk227075175"/>
+            <w:r>
+              <w:rPr>
+                <w:rFonts w:ascii="Arial Nova Cond" w:hAnsi="Arial Nova Cond" w:cs="Times New Roman"/>
                 <w:b/>
                 <w:bCs/>
                 <w:color w:val="000000" w:themeColor="text1"/>
@@ -10369,32 +10364,26 @@
         <w:tc>
           <w:tcPr>
             <w:tcW w:w="1095" w:type="dxa"/>
-            <w:tcBorders>
-              <w:top w:val="double" w:sz="4" w:space="0" w:color="47D459" w:themeColor="accent3" w:themeTint="99"/>
-              <w:left w:val="double" w:sz="4" w:space="0" w:color="47D459" w:themeColor="accent3" w:themeTint="99"/>
-              <w:bottom w:val="double" w:sz="4" w:space="0" w:color="47D459" w:themeColor="accent3" w:themeTint="99"/>
-              <w:right w:val="double" w:sz="4" w:space="0" w:color="47D459" w:themeColor="accent3" w:themeTint="99"/>
-            </w:tcBorders>
             <w:shd w:val="clear" w:color="auto" w:fill="C1F0C7" w:themeFill="accent3" w:themeFillTint="33"/>
             <w:vAlign w:val="center"/>
-            <w:hideMark/>
-          </w:tcPr>
-          <w:p>
-            <w:pPr>
-              <w:spacing w:after="160" w:line="276" w:lineRule="auto"/>
-              <w:ind w:right="-455"/>
-              <w:rPr>
-                <w:rFonts w:ascii="Arial Nova Cond Light" w:hAnsi="Arial Nova Cond Light" w:cs="Times New Roman"/>
-                <w:b/>
-                <w:bCs/>
-                <w:color w:val="000000" w:themeColor="text1"/>
-                <w:sz w:val="20"/>
-                <w:szCs w:val="20"/>
-              </w:rPr>
-            </w:pPr>
-            <w:r>
-              <w:rPr>
-                <w:rFonts w:ascii="Arial Nova Cond Light" w:hAnsi="Arial Nova Cond Light" w:cs="Times New Roman"/>
+          </w:tcPr>
+          <w:p>
+            <w:pPr>
+              <w:pStyle w:val="Prrafodelista"/>
+              <w:ind w:left="0"/>
+              <w:jc w:val="center"/>
+              <w:rPr>
+                <w:rFonts w:ascii="Arial Nova Cond" w:hAnsi="Arial Nova Cond" w:cs="Times New Roman"/>
+                <w:b/>
+                <w:bCs/>
+                <w:color w:val="000000" w:themeColor="text1"/>
+                <w:sz w:val="20"/>
+                <w:szCs w:val="20"/>
+              </w:rPr>
+            </w:pPr>
+            <w:r>
+              <w:rPr>
+                <w:rFonts w:ascii="Arial Nova Cond" w:hAnsi="Arial Nova Cond" w:cs="Times New Roman"/>
                 <w:b/>
                 <w:bCs/>
                 <w:color w:val="000000" w:themeColor="text1"/>
@@ -10408,32 +10397,26 @@
         <w:tc>
           <w:tcPr>
             <w:tcW w:w="1726" w:type="dxa"/>
-            <w:tcBorders>
-              <w:top w:val="double" w:sz="4" w:space="0" w:color="47D459" w:themeColor="accent3" w:themeTint="99"/>
-              <w:left w:val="double" w:sz="4" w:space="0" w:color="47D459" w:themeColor="accent3" w:themeTint="99"/>
-              <w:bottom w:val="double" w:sz="4" w:space="0" w:color="47D459" w:themeColor="accent3" w:themeTint="99"/>
-              <w:right w:val="double" w:sz="4" w:space="0" w:color="47D459" w:themeColor="accent3" w:themeTint="99"/>
-            </w:tcBorders>
             <w:shd w:val="clear" w:color="auto" w:fill="C1F0C7" w:themeFill="accent3" w:themeFillTint="33"/>
             <w:vAlign w:val="center"/>
-            <w:hideMark/>
-          </w:tcPr>
-          <w:p>
-            <w:pPr>
-              <w:spacing w:after="160" w:line="276" w:lineRule="auto"/>
-              <w:ind w:right="-455"/>
-              <w:rPr>
-                <w:rFonts w:ascii="Arial Nova Cond Light" w:hAnsi="Arial Nova Cond Light" w:cs="Times New Roman"/>
-                <w:b/>
-                <w:bCs/>
-                <w:color w:val="000000" w:themeColor="text1"/>
-                <w:sz w:val="20"/>
-                <w:szCs w:val="20"/>
-              </w:rPr>
-            </w:pPr>
-            <w:r>
-              <w:rPr>
-                <w:rFonts w:ascii="Arial Nova Cond Light" w:hAnsi="Arial Nova Cond Light" w:cs="Times New Roman"/>
+          </w:tcPr>
+          <w:p>
+            <w:pPr>
+              <w:pStyle w:val="Prrafodelista"/>
+              <w:ind w:left="0"/>
+              <w:jc w:val="center"/>
+              <w:rPr>
+                <w:rFonts w:ascii="Arial Nova Cond" w:hAnsi="Arial Nova Cond" w:cs="Times New Roman"/>
+                <w:b/>
+                <w:bCs/>
+                <w:color w:val="000000" w:themeColor="text1"/>
+                <w:sz w:val="20"/>
+                <w:szCs w:val="20"/>
+              </w:rPr>
+            </w:pPr>
+            <w:r>
+              <w:rPr>
+                <w:rFonts w:ascii="Arial Nova Cond" w:hAnsi="Arial Nova Cond" w:cs="Times New Roman"/>
                 <w:b/>
                 <w:bCs/>
                 <w:color w:val="000000" w:themeColor="text1"/>
@@ -10447,110 +10430,147 @@
         <w:tc>
           <w:tcPr>
             <w:tcW w:w="6169" w:type="dxa"/>
-            <w:tcBorders>
-              <w:top w:val="double" w:sz="4" w:space="0" w:color="47D459" w:themeColor="accent3" w:themeTint="99"/>
-              <w:left w:val="double" w:sz="4" w:space="0" w:color="47D459" w:themeColor="accent3" w:themeTint="99"/>
-              <w:bottom w:val="double" w:sz="4" w:space="0" w:color="47D459" w:themeColor="accent3" w:themeTint="99"/>
-              <w:right w:val="double" w:sz="4" w:space="0" w:color="47D459" w:themeColor="accent3" w:themeTint="99"/>
-            </w:tcBorders>
             <w:shd w:val="clear" w:color="auto" w:fill="C1F0C7" w:themeFill="accent3" w:themeFillTint="33"/>
             <w:vAlign w:val="center"/>
-            <w:hideMark/>
-          </w:tcPr>
-          <w:p>
-            <w:pPr>
-              <w:spacing w:after="160" w:line="276" w:lineRule="auto"/>
-              <w:ind w:right="-455"/>
-              <w:rPr>
-                <w:rFonts w:ascii="Arial Nova Cond Light" w:hAnsi="Arial Nova Cond Light" w:cs="Times New Roman"/>
-                <w:b/>
-                <w:bCs/>
-                <w:color w:val="000000" w:themeColor="text1"/>
-                <w:sz w:val="20"/>
-                <w:szCs w:val="20"/>
-              </w:rPr>
-            </w:pPr>
-            <w:r>
-              <w:rPr>
-                <w:rFonts w:ascii="Arial Nova Cond Light" w:hAnsi="Arial Nova Cond Light" w:cs="Times New Roman"/>
-                <w:b/>
-                <w:bCs/>
-                <w:color w:val="000000" w:themeColor="text1"/>
-                <w:sz w:val="20"/>
-                <w:szCs w:val="20"/>
-              </w:rPr>
-              <w:t>SITUACIÓN SIGNIFICATIVA</w:t>
+          </w:tcPr>
+          <w:p>
+            <w:pPr>
+              <w:pStyle w:val="Prrafodelista"/>
+              <w:ind w:left="0"/>
+              <w:jc w:val="center"/>
+              <w:rPr>
+                <w:rFonts w:ascii="Arial Nova Cond" w:hAnsi="Arial Nova Cond" w:cs="Times New Roman"/>
+                <w:b/>
+                <w:bCs/>
+                <w:color w:val="000000" w:themeColor="text1"/>
+                <w:sz w:val="20"/>
+                <w:szCs w:val="20"/>
+              </w:rPr>
+            </w:pPr>
+            <w:r>
+              <w:rPr>
+                <w:rFonts w:ascii="Arial Nova Cond" w:hAnsi="Arial Nova Cond" w:cs="Times New Roman"/>
+                <w:b/>
+                <w:bCs/>
+                <w:color w:val="000000" w:themeColor="text1"/>
+                <w:sz w:val="20"/>
+                <w:szCs w:val="20"/>
+              </w:rPr>
+              <w:t>SITUACIÓN SIGNIF</w:t>
+            </w:r>
+            <w:r>
+              <w:rPr>
+                <w:rFonts w:ascii="Arial Nova Cond" w:hAnsi="Arial Nova Cond" w:cs="Times New Roman"/>
+                <w:b/>
+                <w:bCs/>
+                <w:color w:val="000000" w:themeColor="text1"/>
+                <w:sz w:val="20"/>
+                <w:szCs w:val="20"/>
+              </w:rPr>
+              <w:t>I</w:t>
+            </w:r>
+            <w:r>
+              <w:rPr>
+                <w:rFonts w:ascii="Arial Nova Cond" w:hAnsi="Arial Nova Cond" w:cs="Times New Roman"/>
+                <w:b/>
+                <w:bCs/>
+                <w:color w:val="000000" w:themeColor="text1"/>
+                <w:sz w:val="20"/>
+                <w:szCs w:val="20"/>
+              </w:rPr>
+              <w:t>CATIVA</w:t>
             </w:r>
           </w:p>
         </w:tc>
         <w:tc>
           <w:tcPr>
             <w:tcW w:w="2015" w:type="dxa"/>
-            <w:tcBorders>
-              <w:top w:val="double" w:sz="4" w:space="0" w:color="47D459" w:themeColor="accent3" w:themeTint="99"/>
-              <w:left w:val="double" w:sz="4" w:space="0" w:color="47D459" w:themeColor="accent3" w:themeTint="99"/>
-              <w:bottom w:val="double" w:sz="4" w:space="0" w:color="47D459" w:themeColor="accent3" w:themeTint="99"/>
-              <w:right w:val="double" w:sz="4" w:space="0" w:color="47D459" w:themeColor="accent3" w:themeTint="99"/>
-            </w:tcBorders>
             <w:shd w:val="clear" w:color="auto" w:fill="C1F0C7" w:themeFill="accent3" w:themeFillTint="33"/>
             <w:vAlign w:val="center"/>
-            <w:hideMark/>
-          </w:tcPr>
-          <w:p>
-            <w:pPr>
-              <w:spacing w:after="160" w:line="276" w:lineRule="auto"/>
-              <w:ind w:right="-455"/>
-              <w:rPr>
-                <w:rFonts w:ascii="Arial Nova Cond Light" w:hAnsi="Arial Nova Cond Light" w:cs="Times New Roman"/>
-                <w:b/>
-                <w:bCs/>
-                <w:color w:val="000000" w:themeColor="text1"/>
-                <w:sz w:val="20"/>
-                <w:szCs w:val="20"/>
-              </w:rPr>
-            </w:pPr>
-            <w:r>
-              <w:rPr>
-                <w:rFonts w:ascii="Arial Nova Cond Light" w:hAnsi="Arial Nova Cond Light" w:cs="Times New Roman"/>
-                <w:b/>
-                <w:bCs/>
-                <w:color w:val="000000" w:themeColor="text1"/>
-                <w:sz w:val="20"/>
-                <w:szCs w:val="20"/>
-              </w:rPr>
-              <w:t>TÍTULO DE LA UNIDAD DIDÁCTICA.</w:t>
+          </w:tcPr>
+          <w:p>
+            <w:pPr>
+              <w:pStyle w:val="Prrafodelista"/>
+              <w:ind w:left="0"/>
+              <w:jc w:val="center"/>
+              <w:rPr>
+                <w:rFonts w:ascii="Arial Nova Cond" w:hAnsi="Arial Nova Cond" w:cs="Times New Roman"/>
+                <w:b/>
+                <w:bCs/>
+                <w:color w:val="000000" w:themeColor="text1"/>
+                <w:sz w:val="20"/>
+                <w:szCs w:val="20"/>
+              </w:rPr>
+            </w:pPr>
+            <w:r>
+              <w:rPr>
+                <w:rFonts w:ascii="Arial Nova Cond" w:hAnsi="Arial Nova Cond" w:cs="Times New Roman"/>
+                <w:b/>
+                <w:bCs/>
+                <w:color w:val="000000" w:themeColor="text1"/>
+                <w:sz w:val="20"/>
+                <w:szCs w:val="20"/>
+              </w:rPr>
+              <w:t>TÍTULO DE LA UNIDAD DID</w:t>
+            </w:r>
+            <w:r>
+              <w:rPr>
+                <w:rFonts w:ascii="Arial Nova Cond" w:hAnsi="Arial Nova Cond" w:cs="Times New Roman"/>
+                <w:b/>
+                <w:bCs/>
+                <w:color w:val="000000" w:themeColor="text1"/>
+                <w:sz w:val="20"/>
+                <w:szCs w:val="20"/>
+              </w:rPr>
+              <w:t>Á</w:t>
+            </w:r>
+            <w:r>
+              <w:rPr>
+                <w:rFonts w:ascii="Arial Nova Cond" w:hAnsi="Arial Nova Cond" w:cs="Times New Roman"/>
+                <w:b/>
+                <w:bCs/>
+                <w:color w:val="000000" w:themeColor="text1"/>
+                <w:sz w:val="20"/>
+                <w:szCs w:val="20"/>
+              </w:rPr>
+              <w:t>CTICA</w:t>
+            </w:r>
+            <w:r>
+              <w:rPr>
+                <w:rFonts w:ascii="Arial Nova Cond" w:hAnsi="Arial Nova Cond" w:cs="Times New Roman"/>
+                <w:b/>
+                <w:bCs/>
+                <w:color w:val="000000" w:themeColor="text1"/>
+                <w:sz w:val="20"/>
+                <w:szCs w:val="20"/>
+              </w:rPr>
+              <w:t>.</w:t>
             </w:r>
           </w:p>
         </w:tc>
         <w:tc>
           <w:tcPr>
             <w:tcW w:w="1634" w:type="dxa"/>
-            <w:tcBorders>
-              <w:top w:val="double" w:sz="4" w:space="0" w:color="47D459" w:themeColor="accent3" w:themeTint="99"/>
-              <w:left w:val="double" w:sz="4" w:space="0" w:color="47D459" w:themeColor="accent3" w:themeTint="99"/>
-              <w:bottom w:val="double" w:sz="4" w:space="0" w:color="47D459" w:themeColor="accent3" w:themeTint="99"/>
-              <w:right w:val="double" w:sz="4" w:space="0" w:color="47D459" w:themeColor="accent3" w:themeTint="99"/>
-            </w:tcBorders>
             <w:shd w:val="clear" w:color="auto" w:fill="C1F0C7" w:themeFill="accent3" w:themeFillTint="33"/>
             <w:vAlign w:val="center"/>
-            <w:hideMark/>
-          </w:tcPr>
-          <w:p>
-            <w:pPr>
-              <w:spacing w:after="160" w:line="276" w:lineRule="auto"/>
-              <w:ind w:right="-455"/>
-              <w:rPr>
-                <w:rFonts w:ascii="Arial Nova Cond Light" w:hAnsi="Arial Nova Cond Light" w:cs="Times New Roman"/>
-                <w:b/>
-                <w:bCs/>
-                <w:color w:val="000000" w:themeColor="text1"/>
-                <w:sz w:val="20"/>
-                <w:szCs w:val="20"/>
-              </w:rPr>
-            </w:pPr>
-            <w:r>
-              <w:rPr>
-                <w:rFonts w:ascii="Arial Nova Cond Light" w:hAnsi="Arial Nova Cond Light" w:cs="Times New Roman"/>
+          </w:tcPr>
+          <w:p>
+            <w:pPr>
+              <w:pStyle w:val="Prrafodelista"/>
+              <w:ind w:left="0"/>
+              <w:jc w:val="center"/>
+              <w:rPr>
+                <w:rFonts w:ascii="Arial Nova Cond" w:hAnsi="Arial Nova Cond" w:cs="Times New Roman"/>
+                <w:b/>
+                <w:bCs/>
+                <w:color w:val="000000" w:themeColor="text1"/>
+                <w:sz w:val="20"/>
+                <w:szCs w:val="20"/>
+              </w:rPr>
+            </w:pPr>
+            <w:r>
+              <w:rPr>
+                <w:rFonts w:ascii="Arial Nova Cond" w:hAnsi="Arial Nova Cond" w:cs="Times New Roman"/>
                 <w:b/>
                 <w:bCs/>
                 <w:color w:val="000000" w:themeColor="text1"/>
@@ -10564,32 +10584,26 @@
         <w:tc>
           <w:tcPr>
             <w:tcW w:w="1337" w:type="dxa"/>
-            <w:tcBorders>
-              <w:top w:val="double" w:sz="4" w:space="0" w:color="47D459" w:themeColor="accent3" w:themeTint="99"/>
-              <w:left w:val="double" w:sz="4" w:space="0" w:color="47D459" w:themeColor="accent3" w:themeTint="99"/>
-              <w:bottom w:val="double" w:sz="4" w:space="0" w:color="47D459" w:themeColor="accent3" w:themeTint="99"/>
-              <w:right w:val="double" w:sz="4" w:space="0" w:color="47D459" w:themeColor="accent3" w:themeTint="99"/>
-            </w:tcBorders>
             <w:shd w:val="clear" w:color="auto" w:fill="C1F0C7" w:themeFill="accent3" w:themeFillTint="33"/>
             <w:vAlign w:val="center"/>
-            <w:hideMark/>
-          </w:tcPr>
-          <w:p>
-            <w:pPr>
-              <w:spacing w:after="160" w:line="276" w:lineRule="auto"/>
-              <w:ind w:right="-455"/>
-              <w:rPr>
-                <w:rFonts w:ascii="Arial Nova Cond Light" w:hAnsi="Arial Nova Cond Light" w:cs="Times New Roman"/>
-                <w:b/>
-                <w:bCs/>
-                <w:color w:val="000000" w:themeColor="text1"/>
-                <w:sz w:val="20"/>
-                <w:szCs w:val="20"/>
-              </w:rPr>
-            </w:pPr>
-            <w:r>
-              <w:rPr>
-                <w:rFonts w:ascii="Arial Nova Cond Light" w:hAnsi="Arial Nova Cond Light" w:cs="Times New Roman"/>
+          </w:tcPr>
+          <w:p>
+            <w:pPr>
+              <w:pStyle w:val="Prrafodelista"/>
+              <w:ind w:left="0"/>
+              <w:jc w:val="center"/>
+              <w:rPr>
+                <w:rFonts w:ascii="Arial Nova Cond" w:hAnsi="Arial Nova Cond" w:cs="Times New Roman"/>
+                <w:b/>
+                <w:bCs/>
+                <w:color w:val="000000" w:themeColor="text1"/>
+                <w:sz w:val="20"/>
+                <w:szCs w:val="20"/>
+              </w:rPr>
+            </w:pPr>
+            <w:r>
+              <w:rPr>
+                <w:rFonts w:ascii="Arial Nova Cond" w:hAnsi="Arial Nova Cond" w:cs="Times New Roman"/>
                 <w:b/>
                 <w:bCs/>
                 <w:color w:val="000000" w:themeColor="text1"/>
@@ -10610,24 +10624,23 @@
           <w:tcPr>
             <w:tcW w:w="875" w:type="dxa"/>
             <w:vMerge w:val="restart"/>
-            <w:tcBorders>
-              <w:top w:val="double" w:sz="4" w:space="0" w:color="47D459" w:themeColor="accent3" w:themeTint="99"/>
-              <w:left w:val="double" w:sz="4" w:space="0" w:color="47D459" w:themeColor="accent3" w:themeTint="99"/>
-              <w:bottom w:val="double" w:sz="4" w:space="0" w:color="47D459" w:themeColor="accent3" w:themeTint="99"/>
-              <w:right w:val="double" w:sz="4" w:space="0" w:color="47D459" w:themeColor="accent3" w:themeTint="99"/>
-            </w:tcBorders>
-            <w:vAlign w:val="center"/>
-            <w:hideMark/>
-          </w:tcPr>
-          <w:p>
-            <w:pPr>
-              <w:spacing w:after="160" w:line="276" w:lineRule="auto"/>
-              <w:ind w:right="-455"/>
-              <w:rPr>
-                <w:rFonts w:ascii="Arial Nova Cond Light" w:hAnsi="Arial Nova Cond Light" w:cs="Times New Roman"/>
-                <w:b/>
-                <w:bCs/>
-                <w:color w:val="000000" w:themeColor="text1"/>
+            <w:vAlign w:val="center"/>
+          </w:tcPr>
+          <w:p>
+            <w:pPr>
+              <w:pStyle w:val="Prrafodelista"/>
+              <w:tabs>
+                <w:tab w:val="left" w:pos="0"/>
+                <w:tab w:val="left" w:pos="142"/>
+                <w:tab w:val="left" w:pos="284"/>
+              </w:tabs>
+              <w:spacing w:line="276" w:lineRule="auto"/>
+              <w:ind w:left="0"/>
+              <w:jc w:val="center"/>
+              <w:rPr>
+                <w:rFonts w:ascii="Arial Nova Cond" w:eastAsia="Calibri" w:hAnsi="Arial Nova Cond" w:cs="Times New Roman"/>
+                <w:b/>
+                <w:bCs/>
                 <w:sz w:val="20"/>
                 <w:szCs w:val="20"/>
                 <w:lang w:val="es-ES_tradnl"/>
@@ -10635,10 +10648,9 @@
             </w:pPr>
             <w:r>
               <w:rPr>
-                <w:rFonts w:ascii="Arial Nova Cond Light" w:hAnsi="Arial Nova Cond Light" w:cs="Times New Roman"/>
-                <w:b/>
-                <w:bCs/>
-                <w:color w:val="000000" w:themeColor="text1"/>
+                <w:rFonts w:ascii="Arial Nova Cond" w:eastAsia="Calibri" w:hAnsi="Arial Nova Cond" w:cs="Times New Roman"/>
+                <w:b/>
+                <w:bCs/>
                 <w:sz w:val="20"/>
                 <w:szCs w:val="20"/>
                 <w:lang w:val="es-ES_tradnl"/>
@@ -10650,24 +10662,23 @@
         <w:tc>
           <w:tcPr>
             <w:tcW w:w="1095" w:type="dxa"/>
-            <w:tcBorders>
-              <w:top w:val="double" w:sz="4" w:space="0" w:color="47D459" w:themeColor="accent3" w:themeTint="99"/>
-              <w:left w:val="double" w:sz="4" w:space="0" w:color="47D459" w:themeColor="accent3" w:themeTint="99"/>
-              <w:bottom w:val="double" w:sz="4" w:space="0" w:color="47D459" w:themeColor="accent3" w:themeTint="99"/>
-              <w:right w:val="double" w:sz="4" w:space="0" w:color="47D459" w:themeColor="accent3" w:themeTint="99"/>
-            </w:tcBorders>
-            <w:vAlign w:val="center"/>
-            <w:hideMark/>
-          </w:tcPr>
-          <w:p>
-            <w:pPr>
-              <w:spacing w:after="160" w:line="276" w:lineRule="auto"/>
-              <w:ind w:right="-455"/>
-              <w:rPr>
-                <w:rFonts w:ascii="Arial Nova Cond Light" w:hAnsi="Arial Nova Cond Light" w:cs="Times New Roman"/>
-                <w:b/>
-                <w:bCs/>
-                <w:color w:val="000000" w:themeColor="text1"/>
+            <w:vAlign w:val="center"/>
+          </w:tcPr>
+          <w:p>
+            <w:pPr>
+              <w:pStyle w:val="Prrafodelista"/>
+              <w:tabs>
+                <w:tab w:val="left" w:pos="0"/>
+                <w:tab w:val="left" w:pos="142"/>
+                <w:tab w:val="left" w:pos="284"/>
+              </w:tabs>
+              <w:spacing w:line="276" w:lineRule="auto"/>
+              <w:ind w:left="0"/>
+              <w:jc w:val="center"/>
+              <w:rPr>
+                <w:rFonts w:ascii="Arial Nova Cond" w:eastAsia="Calibri" w:hAnsi="Arial Nova Cond" w:cs="Times New Roman"/>
+                <w:b/>
+                <w:bCs/>
                 <w:sz w:val="20"/>
                 <w:szCs w:val="20"/>
                 <w:lang w:val="es-ES_tradnl"/>
@@ -10675,10 +10686,9 @@
             </w:pPr>
             <w:r>
               <w:rPr>
-                <w:rFonts w:ascii="Arial Nova Cond Light" w:hAnsi="Arial Nova Cond Light" w:cs="Times New Roman"/>
-                <w:b/>
-                <w:bCs/>
-                <w:color w:val="000000" w:themeColor="text1"/>
+                <w:rFonts w:ascii="Arial Nova Cond" w:eastAsia="Calibri" w:hAnsi="Arial Nova Cond" w:cs="Times New Roman"/>
+                <w:b/>
+                <w:bCs/>
                 <w:sz w:val="20"/>
                 <w:szCs w:val="20"/>
                 <w:lang w:val="es-ES_tradnl"/>
@@ -10690,24 +10700,21 @@
         <w:tc>
           <w:tcPr>
             <w:tcW w:w="1726" w:type="dxa"/>
-            <w:tcBorders>
-              <w:top w:val="double" w:sz="4" w:space="0" w:color="47D459" w:themeColor="accent3" w:themeTint="99"/>
-              <w:left w:val="double" w:sz="4" w:space="0" w:color="47D459" w:themeColor="accent3" w:themeTint="99"/>
-              <w:bottom w:val="double" w:sz="4" w:space="0" w:color="47D459" w:themeColor="accent3" w:themeTint="99"/>
-              <w:right w:val="double" w:sz="4" w:space="0" w:color="47D459" w:themeColor="accent3" w:themeTint="99"/>
-            </w:tcBorders>
-            <w:vAlign w:val="center"/>
-            <w:hideMark/>
-          </w:tcPr>
-          <w:p>
-            <w:pPr>
-              <w:spacing w:after="160" w:line="276" w:lineRule="auto"/>
-              <w:ind w:right="-455"/>
-              <w:rPr>
-                <w:rFonts w:ascii="Arial Nova Cond Light" w:hAnsi="Arial Nova Cond Light" w:cs="Times New Roman"/>
-                <w:b/>
-                <w:bCs/>
-                <w:color w:val="000000" w:themeColor="text1"/>
+            <w:vAlign w:val="center"/>
+          </w:tcPr>
+          <w:p>
+            <w:pPr>
+              <w:pStyle w:val="Prrafodelista"/>
+              <w:tabs>
+                <w:tab w:val="left" w:pos="0"/>
+                <w:tab w:val="left" w:pos="142"/>
+                <w:tab w:val="left" w:pos="284"/>
+              </w:tabs>
+              <w:spacing w:line="276" w:lineRule="auto"/>
+              <w:ind w:left="0"/>
+              <w:jc w:val="both"/>
+              <w:rPr>
+                <w:rFonts w:ascii="Arial Nova Cond" w:eastAsia="Calibri" w:hAnsi="Arial Nova Cond" w:cs="Times New Roman"/>
                 <w:sz w:val="20"/>
                 <w:szCs w:val="20"/>
                 <w:lang w:val="es-ES_tradnl"/>
@@ -10715,10 +10722,7 @@
             </w:pPr>
             <w:r>
               <w:rPr>
-                <w:rFonts w:ascii="Arial Nova Cond Light" w:hAnsi="Arial Nova Cond Light" w:cs="Times New Roman"/>
-                <w:b/>
-                <w:bCs/>
-                <w:color w:val="000000" w:themeColor="text1"/>
+                <w:rFonts w:ascii="Arial Nova Cond" w:eastAsia="Calibri" w:hAnsi="Arial Nova Cond" w:cs="Times New Roman"/>
                 <w:sz w:val="20"/>
                 <w:szCs w:val="20"/>
                 <w:lang w:val="es-ES_tradnl"/>
@@ -10730,24 +10734,21 @@
         <w:tc>
           <w:tcPr>
             <w:tcW w:w="6169" w:type="dxa"/>
-            <w:tcBorders>
-              <w:top w:val="double" w:sz="4" w:space="0" w:color="47D459" w:themeColor="accent3" w:themeTint="99"/>
-              <w:left w:val="double" w:sz="4" w:space="0" w:color="47D459" w:themeColor="accent3" w:themeTint="99"/>
-              <w:bottom w:val="double" w:sz="4" w:space="0" w:color="47D459" w:themeColor="accent3" w:themeTint="99"/>
-              <w:right w:val="double" w:sz="4" w:space="0" w:color="47D459" w:themeColor="accent3" w:themeTint="99"/>
-            </w:tcBorders>
-            <w:vAlign w:val="center"/>
-            <w:hideMark/>
-          </w:tcPr>
-          <w:p>
-            <w:pPr>
-              <w:spacing w:after="160" w:line="276" w:lineRule="auto"/>
-              <w:ind w:right="-455"/>
-              <w:rPr>
-                <w:rFonts w:ascii="Arial Nova Cond Light" w:hAnsi="Arial Nova Cond Light" w:cs="Times New Roman"/>
-                <w:b/>
-                <w:bCs/>
-                <w:color w:val="000000" w:themeColor="text1"/>
+            <w:vAlign w:val="center"/>
+          </w:tcPr>
+          <w:p>
+            <w:pPr>
+              <w:pStyle w:val="Prrafodelista"/>
+              <w:tabs>
+                <w:tab w:val="left" w:pos="0"/>
+                <w:tab w:val="left" w:pos="142"/>
+                <w:tab w:val="left" w:pos="284"/>
+              </w:tabs>
+              <w:spacing w:line="276" w:lineRule="auto"/>
+              <w:ind w:left="0"/>
+              <w:jc w:val="both"/>
+              <w:rPr>
+                <w:rFonts w:ascii="Arial Nova Cond" w:eastAsia="Calibri" w:hAnsi="Arial Nova Cond" w:cs="Times New Roman"/>
                 <w:sz w:val="20"/>
                 <w:szCs w:val="20"/>
                 <w:lang w:val="es-ES_tradnl"/>
@@ -10755,10 +10756,7 @@
             </w:pPr>
             <w:r>
               <w:rPr>
-                <w:rFonts w:ascii="Arial Nova Cond Light" w:hAnsi="Arial Nova Cond Light" w:cs="Times New Roman"/>
-                <w:b/>
-                <w:bCs/>
-                <w:color w:val="000000" w:themeColor="text1"/>
+                <w:rFonts w:ascii="Arial Nova Cond" w:eastAsia="Calibri" w:hAnsi="Arial Nova Cond" w:cs="Times New Roman"/>
                 <w:sz w:val="20"/>
                 <w:szCs w:val="20"/>
                 <w:lang w:val="es-ES_tradnl"/>
@@ -10770,34 +10768,27 @@
         <w:tc>
           <w:tcPr>
             <w:tcW w:w="2015" w:type="dxa"/>
-            <w:tcBorders>
-              <w:top w:val="double" w:sz="4" w:space="0" w:color="47D459" w:themeColor="accent3" w:themeTint="99"/>
-              <w:left w:val="double" w:sz="4" w:space="0" w:color="47D459" w:themeColor="accent3" w:themeTint="99"/>
-              <w:bottom w:val="double" w:sz="4" w:space="0" w:color="47D459" w:themeColor="accent3" w:themeTint="99"/>
-              <w:right w:val="double" w:sz="4" w:space="0" w:color="47D459" w:themeColor="accent3" w:themeTint="99"/>
-            </w:tcBorders>
-            <w:vAlign w:val="center"/>
-            <w:hideMark/>
-          </w:tcPr>
-          <w:p>
-            <w:pPr>
-              <w:spacing w:after="160" w:line="276" w:lineRule="auto"/>
-              <w:ind w:right="-455"/>
-              <w:rPr>
-                <w:rFonts w:ascii="Arial Nova Cond Light" w:hAnsi="Arial Nova Cond Light" w:cs="Times New Roman"/>
-                <w:b/>
-                <w:bCs/>
-                <w:color w:val="000000" w:themeColor="text1"/>
-                <w:sz w:val="20"/>
-                <w:szCs w:val="20"/>
-              </w:rPr>
-            </w:pPr>
-            <w:r>
-              <w:rPr>
-                <w:rFonts w:ascii="Arial Nova Cond Light" w:hAnsi="Arial Nova Cond Light" w:cs="Times New Roman"/>
-                <w:b/>
-                <w:bCs/>
-                <w:color w:val="000000" w:themeColor="text1"/>
+            <w:vAlign w:val="center"/>
+          </w:tcPr>
+          <w:p>
+            <w:pPr>
+              <w:autoSpaceDE w:val="0"/>
+              <w:autoSpaceDN w:val="0"/>
+              <w:adjustRightInd w:val="0"/>
+              <w:jc w:val="center"/>
+              <w:rPr>
+                <w:rFonts w:ascii="Arial Nova Cond" w:hAnsi="Arial Nova Cond" w:cs="Arial"/>
+                <w:color w:val="000000"/>
+                <w:kern w:val="0"/>
+                <w:sz w:val="20"/>
+                <w:szCs w:val="20"/>
+              </w:rPr>
+            </w:pPr>
+            <w:r>
+              <w:rPr>
+                <w:rFonts w:ascii="Arial Nova Cond" w:hAnsi="Arial Nova Cond" w:cs="Arial"/>
+                <w:color w:val="000000"/>
+                <w:kern w:val="0"/>
                 <w:sz w:val="20"/>
                 <w:szCs w:val="20"/>
               </w:rPr>
@@ -10808,34 +10799,27 @@
         <w:tc>
           <w:tcPr>
             <w:tcW w:w="1634" w:type="dxa"/>
-            <w:tcBorders>
-              <w:top w:val="double" w:sz="4" w:space="0" w:color="47D459" w:themeColor="accent3" w:themeTint="99"/>
-              <w:left w:val="double" w:sz="4" w:space="0" w:color="47D459" w:themeColor="accent3" w:themeTint="99"/>
-              <w:bottom w:val="double" w:sz="4" w:space="0" w:color="47D459" w:themeColor="accent3" w:themeTint="99"/>
-              <w:right w:val="double" w:sz="4" w:space="0" w:color="47D459" w:themeColor="accent3" w:themeTint="99"/>
-            </w:tcBorders>
-            <w:vAlign w:val="center"/>
-            <w:hideMark/>
-          </w:tcPr>
-          <w:p>
-            <w:pPr>
-              <w:spacing w:after="160" w:line="276" w:lineRule="auto"/>
-              <w:ind w:right="-455"/>
-              <w:rPr>
-                <w:rFonts w:ascii="Arial Nova Cond Light" w:hAnsi="Arial Nova Cond Light" w:cs="Times New Roman"/>
-                <w:b/>
-                <w:bCs/>
-                <w:color w:val="000000" w:themeColor="text1"/>
-                <w:sz w:val="20"/>
-                <w:szCs w:val="20"/>
-              </w:rPr>
-            </w:pPr>
-            <w:r>
-              <w:rPr>
-                <w:rFonts w:ascii="Arial Nova Cond Light" w:hAnsi="Arial Nova Cond Light" w:cs="Times New Roman"/>
-                <w:b/>
-                <w:bCs/>
-                <w:color w:val="000000" w:themeColor="text1"/>
+            <w:vAlign w:val="center"/>
+          </w:tcPr>
+          <w:p>
+            <w:pPr>
+              <w:autoSpaceDE w:val="0"/>
+              <w:autoSpaceDN w:val="0"/>
+              <w:adjustRightInd w:val="0"/>
+              <w:jc w:val="both"/>
+              <w:rPr>
+                <w:rFonts w:ascii="Arial Nova Cond" w:hAnsi="Arial Nova Cond" w:cs="Arial"/>
+                <w:color w:val="000000"/>
+                <w:kern w:val="0"/>
+                <w:sz w:val="20"/>
+                <w:szCs w:val="20"/>
+              </w:rPr>
+            </w:pPr>
+            <w:r>
+              <w:rPr>
+                <w:rFonts w:ascii="Arial Nova Cond" w:hAnsi="Arial Nova Cond" w:cs="Arial"/>
+                <w:color w:val="000000"/>
+                <w:kern w:val="0"/>
                 <w:sz w:val="20"/>
                 <w:szCs w:val="20"/>
               </w:rPr>
@@ -10846,34 +10830,27 @@
         <w:tc>
           <w:tcPr>
             <w:tcW w:w="1337" w:type="dxa"/>
-            <w:tcBorders>
-              <w:top w:val="double" w:sz="4" w:space="0" w:color="47D459" w:themeColor="accent3" w:themeTint="99"/>
-              <w:left w:val="double" w:sz="4" w:space="0" w:color="47D459" w:themeColor="accent3" w:themeTint="99"/>
-              <w:bottom w:val="double" w:sz="4" w:space="0" w:color="47D459" w:themeColor="accent3" w:themeTint="99"/>
-              <w:right w:val="double" w:sz="4" w:space="0" w:color="47D459" w:themeColor="accent3" w:themeTint="99"/>
-            </w:tcBorders>
-            <w:vAlign w:val="center"/>
-            <w:hideMark/>
-          </w:tcPr>
-          <w:p>
-            <w:pPr>
-              <w:spacing w:after="160" w:line="276" w:lineRule="auto"/>
-              <w:ind w:right="-455"/>
-              <w:rPr>
-                <w:rFonts w:ascii="Arial Nova Cond Light" w:hAnsi="Arial Nova Cond Light" w:cs="Times New Roman"/>
-                <w:b/>
-                <w:bCs/>
-                <w:color w:val="000000" w:themeColor="text1"/>
-                <w:sz w:val="20"/>
-                <w:szCs w:val="20"/>
-              </w:rPr>
-            </w:pPr>
-            <w:r>
-              <w:rPr>
-                <w:rFonts w:ascii="Arial Nova Cond Light" w:hAnsi="Arial Nova Cond Light" w:cs="Times New Roman"/>
-                <w:b/>
-                <w:bCs/>
-                <w:color w:val="000000" w:themeColor="text1"/>
+            <w:vAlign w:val="center"/>
+          </w:tcPr>
+          <w:p>
+            <w:pPr>
+              <w:autoSpaceDE w:val="0"/>
+              <w:autoSpaceDN w:val="0"/>
+              <w:adjustRightInd w:val="0"/>
+              <w:jc w:val="center"/>
+              <w:rPr>
+                <w:rFonts w:ascii="Arial Nova Cond" w:hAnsi="Arial Nova Cond" w:cs="Arial"/>
+                <w:color w:val="000000"/>
+                <w:kern w:val="0"/>
+                <w:sz w:val="20"/>
+                <w:szCs w:val="20"/>
+              </w:rPr>
+            </w:pPr>
+            <w:r>
+              <w:rPr>
+                <w:rFonts w:ascii="Arial Nova Cond" w:hAnsi="Arial Nova Cond" w:cs="Arial"/>
+                <w:color w:val="000000"/>
+                <w:kern w:val="0"/>
                 <w:sz w:val="20"/>
                 <w:szCs w:val="20"/>
               </w:rPr>
@@ -10891,24 +10868,23 @@
           <w:tcPr>
             <w:tcW w:w="875" w:type="dxa"/>
             <w:vMerge/>
-            <w:tcBorders>
-              <w:top w:val="double" w:sz="4" w:space="0" w:color="47D459" w:themeColor="accent3" w:themeTint="99"/>
-              <w:left w:val="double" w:sz="4" w:space="0" w:color="47D459" w:themeColor="accent3" w:themeTint="99"/>
-              <w:bottom w:val="double" w:sz="4" w:space="0" w:color="47D459" w:themeColor="accent3" w:themeTint="99"/>
-              <w:right w:val="double" w:sz="4" w:space="0" w:color="47D459" w:themeColor="accent3" w:themeTint="99"/>
-            </w:tcBorders>
-            <w:vAlign w:val="center"/>
-            <w:hideMark/>
-          </w:tcPr>
-          <w:p>
-            <w:pPr>
-              <w:spacing w:after="160" w:line="276" w:lineRule="auto"/>
-              <w:ind w:right="-455"/>
-              <w:rPr>
-                <w:rFonts w:ascii="Arial Nova Cond Light" w:hAnsi="Arial Nova Cond Light" w:cs="Times New Roman"/>
-                <w:b/>
-                <w:bCs/>
-                <w:color w:val="000000" w:themeColor="text1"/>
+            <w:vAlign w:val="center"/>
+          </w:tcPr>
+          <w:p>
+            <w:pPr>
+              <w:pStyle w:val="Prrafodelista"/>
+              <w:tabs>
+                <w:tab w:val="left" w:pos="0"/>
+                <w:tab w:val="left" w:pos="142"/>
+                <w:tab w:val="left" w:pos="284"/>
+              </w:tabs>
+              <w:spacing w:line="276" w:lineRule="auto"/>
+              <w:ind w:left="0"/>
+              <w:jc w:val="center"/>
+              <w:rPr>
+                <w:rFonts w:ascii="Arial Nova Cond" w:eastAsia="Calibri" w:hAnsi="Arial Nova Cond" w:cs="Times New Roman"/>
+                <w:b/>
+                <w:bCs/>
                 <w:sz w:val="20"/>
                 <w:szCs w:val="20"/>
                 <w:lang w:val="es-ES_tradnl"/>
@@ -10919,24 +10895,23 @@
         <w:tc>
           <w:tcPr>
             <w:tcW w:w="1095" w:type="dxa"/>
-            <w:tcBorders>
-              <w:top w:val="double" w:sz="4" w:space="0" w:color="47D459" w:themeColor="accent3" w:themeTint="99"/>
-              <w:left w:val="double" w:sz="4" w:space="0" w:color="47D459" w:themeColor="accent3" w:themeTint="99"/>
-              <w:bottom w:val="double" w:sz="4" w:space="0" w:color="47D459" w:themeColor="accent3" w:themeTint="99"/>
-              <w:right w:val="double" w:sz="4" w:space="0" w:color="47D459" w:themeColor="accent3" w:themeTint="99"/>
-            </w:tcBorders>
-            <w:vAlign w:val="center"/>
-            <w:hideMark/>
-          </w:tcPr>
-          <w:p>
-            <w:pPr>
-              <w:spacing w:after="160" w:line="276" w:lineRule="auto"/>
-              <w:ind w:right="-455"/>
-              <w:rPr>
-                <w:rFonts w:ascii="Arial Nova Cond Light" w:hAnsi="Arial Nova Cond Light" w:cs="Times New Roman"/>
-                <w:b/>
-                <w:bCs/>
-                <w:color w:val="000000" w:themeColor="text1"/>
+            <w:vAlign w:val="center"/>
+          </w:tcPr>
+          <w:p>
+            <w:pPr>
+              <w:pStyle w:val="Prrafodelista"/>
+              <w:tabs>
+                <w:tab w:val="left" w:pos="0"/>
+                <w:tab w:val="left" w:pos="142"/>
+                <w:tab w:val="left" w:pos="284"/>
+              </w:tabs>
+              <w:spacing w:line="276" w:lineRule="auto"/>
+              <w:ind w:left="0"/>
+              <w:jc w:val="center"/>
+              <w:rPr>
+                <w:rFonts w:ascii="Arial Nova Cond" w:eastAsia="Calibri" w:hAnsi="Arial Nova Cond" w:cs="Times New Roman"/>
+                <w:b/>
+                <w:bCs/>
                 <w:sz w:val="20"/>
                 <w:szCs w:val="20"/>
                 <w:lang w:val="es-ES_tradnl"/>
@@ -10944,10 +10919,9 @@
             </w:pPr>
             <w:r>
               <w:rPr>
-                <w:rFonts w:ascii="Arial Nova Cond Light" w:hAnsi="Arial Nova Cond Light" w:cs="Times New Roman"/>
-                <w:b/>
-                <w:bCs/>
-                <w:color w:val="000000" w:themeColor="text1"/>
+                <w:rFonts w:ascii="Arial Nova Cond" w:eastAsia="Calibri" w:hAnsi="Arial Nova Cond" w:cs="Times New Roman"/>
+                <w:b/>
+                <w:bCs/>
                 <w:sz w:val="20"/>
                 <w:szCs w:val="20"/>
                 <w:lang w:val="es-ES_tradnl"/>
@@ -10959,34 +10933,21 @@
         <w:tc>
           <w:tcPr>
             <w:tcW w:w="1726" w:type="dxa"/>
-            <w:tcBorders>
-              <w:top w:val="double" w:sz="4" w:space="0" w:color="47D459" w:themeColor="accent3" w:themeTint="99"/>
-              <w:left w:val="double" w:sz="4" w:space="0" w:color="47D459" w:themeColor="accent3" w:themeTint="99"/>
-              <w:bottom w:val="double" w:sz="4" w:space="0" w:color="47D459" w:themeColor="accent3" w:themeTint="99"/>
-              <w:right w:val="double" w:sz="4" w:space="0" w:color="47D459" w:themeColor="accent3" w:themeTint="99"/>
-            </w:tcBorders>
-            <w:vAlign w:val="center"/>
-            <w:hideMark/>
-          </w:tcPr>
-          <w:p>
-            <w:pPr>
-              <w:spacing w:after="160" w:line="276" w:lineRule="auto"/>
-              <w:ind w:right="-455"/>
-              <w:rPr>
-                <w:rFonts w:ascii="Arial Nova Cond Light" w:hAnsi="Arial Nova Cond Light" w:cs="Times New Roman"/>
-                <w:b/>
-                <w:bCs/>
-                <w:color w:val="000000" w:themeColor="text1"/>
-                <w:sz w:val="20"/>
-                <w:szCs w:val="20"/>
-              </w:rPr>
-            </w:pPr>
-            <w:r>
-              <w:rPr>
-                <w:rFonts w:ascii="Arial Nova Cond Light" w:hAnsi="Arial Nova Cond Light" w:cs="Times New Roman"/>
-                <w:b/>
-                <w:bCs/>
-                <w:color w:val="000000" w:themeColor="text1"/>
+            <w:vAlign w:val="center"/>
+          </w:tcPr>
+          <w:p>
+            <w:pPr>
+              <w:pStyle w:val="NormalWeb"/>
+              <w:jc w:val="both"/>
+              <w:rPr>
+                <w:rFonts w:ascii="Arial Nova Cond" w:hAnsi="Arial Nova Cond"/>
+                <w:sz w:val="20"/>
+                <w:szCs w:val="20"/>
+              </w:rPr>
+            </w:pPr>
+            <w:r>
+              <w:rPr>
+                <w:rFonts w:ascii="Arial Nova Cond" w:eastAsia="Calibri" w:hAnsi="Arial Nova Cond"/>
                 <w:sz w:val="20"/>
                 <w:szCs w:val="20"/>
                 <w:lang w:val="es-ES_tradnl"/>
@@ -10998,24 +10959,21 @@
         <w:tc>
           <w:tcPr>
             <w:tcW w:w="6169" w:type="dxa"/>
-            <w:tcBorders>
-              <w:top w:val="double" w:sz="4" w:space="0" w:color="47D459" w:themeColor="accent3" w:themeTint="99"/>
-              <w:left w:val="double" w:sz="4" w:space="0" w:color="47D459" w:themeColor="accent3" w:themeTint="99"/>
-              <w:bottom w:val="double" w:sz="4" w:space="0" w:color="47D459" w:themeColor="accent3" w:themeTint="99"/>
-              <w:right w:val="double" w:sz="4" w:space="0" w:color="47D459" w:themeColor="accent3" w:themeTint="99"/>
-            </w:tcBorders>
-            <w:vAlign w:val="center"/>
-            <w:hideMark/>
-          </w:tcPr>
-          <w:p>
-            <w:pPr>
-              <w:spacing w:after="160" w:line="276" w:lineRule="auto"/>
-              <w:ind w:right="-455"/>
-              <w:rPr>
-                <w:rFonts w:ascii="Arial Nova Cond Light" w:hAnsi="Arial Nova Cond Light" w:cs="Times New Roman"/>
-                <w:b/>
-                <w:bCs/>
-                <w:color w:val="000000" w:themeColor="text1"/>
+            <w:vAlign w:val="center"/>
+          </w:tcPr>
+          <w:p>
+            <w:pPr>
+              <w:pStyle w:val="Prrafodelista"/>
+              <w:tabs>
+                <w:tab w:val="left" w:pos="0"/>
+                <w:tab w:val="left" w:pos="142"/>
+                <w:tab w:val="left" w:pos="284"/>
+              </w:tabs>
+              <w:spacing w:line="276" w:lineRule="auto"/>
+              <w:ind w:left="0"/>
+              <w:jc w:val="both"/>
+              <w:rPr>
+                <w:rFonts w:ascii="Arial Nova Cond" w:eastAsia="Calibri" w:hAnsi="Arial Nova Cond" w:cs="Times New Roman"/>
                 <w:sz w:val="20"/>
                 <w:szCs w:val="20"/>
                 <w:lang w:val="es-ES_tradnl"/>
@@ -11023,10 +10981,7 @@
             </w:pPr>
             <w:r>
               <w:rPr>
-                <w:rFonts w:ascii="Arial Nova Cond Light" w:hAnsi="Arial Nova Cond Light" w:cs="Times New Roman"/>
-                <w:b/>
-                <w:bCs/>
-                <w:color w:val="000000" w:themeColor="text1"/>
+                <w:rFonts w:ascii="Arial Nova Cond" w:eastAsia="Calibri" w:hAnsi="Arial Nova Cond" w:cs="Times New Roman"/>
                 <w:sz w:val="20"/>
                 <w:szCs w:val="20"/>
                 <w:lang w:val="es-ES_tradnl"/>
@@ -11038,34 +10993,27 @@
         <w:tc>
           <w:tcPr>
             <w:tcW w:w="2015" w:type="dxa"/>
-            <w:tcBorders>
-              <w:top w:val="double" w:sz="4" w:space="0" w:color="47D459" w:themeColor="accent3" w:themeTint="99"/>
-              <w:left w:val="double" w:sz="4" w:space="0" w:color="47D459" w:themeColor="accent3" w:themeTint="99"/>
-              <w:bottom w:val="double" w:sz="4" w:space="0" w:color="47D459" w:themeColor="accent3" w:themeTint="99"/>
-              <w:right w:val="double" w:sz="4" w:space="0" w:color="47D459" w:themeColor="accent3" w:themeTint="99"/>
-            </w:tcBorders>
-            <w:vAlign w:val="center"/>
-            <w:hideMark/>
-          </w:tcPr>
-          <w:p>
-            <w:pPr>
-              <w:spacing w:after="160" w:line="276" w:lineRule="auto"/>
-              <w:ind w:right="-455"/>
-              <w:rPr>
-                <w:rFonts w:ascii="Arial Nova Cond Light" w:hAnsi="Arial Nova Cond Light" w:cs="Times New Roman"/>
-                <w:b/>
-                <w:bCs/>
-                <w:color w:val="000000" w:themeColor="text1"/>
-                <w:sz w:val="20"/>
-                <w:szCs w:val="20"/>
-              </w:rPr>
-            </w:pPr>
-            <w:r>
-              <w:rPr>
-                <w:rFonts w:ascii="Arial Nova Cond Light" w:hAnsi="Arial Nova Cond Light" w:cs="Times New Roman"/>
-                <w:b/>
-                <w:bCs/>
-                <w:color w:val="000000" w:themeColor="text1"/>
+            <w:vAlign w:val="center"/>
+          </w:tcPr>
+          <w:p>
+            <w:pPr>
+              <w:autoSpaceDE w:val="0"/>
+              <w:autoSpaceDN w:val="0"/>
+              <w:adjustRightInd w:val="0"/>
+              <w:jc w:val="center"/>
+              <w:rPr>
+                <w:rFonts w:ascii="Arial Nova Cond" w:hAnsi="Arial Nova Cond" w:cs="Arial"/>
+                <w:color w:val="000000" w:themeColor="text1"/>
+                <w:kern w:val="0"/>
+                <w:sz w:val="20"/>
+                <w:szCs w:val="20"/>
+              </w:rPr>
+            </w:pPr>
+            <w:r>
+              <w:rPr>
+                <w:rFonts w:ascii="Arial Nova Cond" w:hAnsi="Arial Nova Cond" w:cs="Arial"/>
+                <w:color w:val="000000"/>
+                <w:kern w:val="0"/>
                 <w:sz w:val="20"/>
                 <w:szCs w:val="20"/>
               </w:rPr>
@@ -11076,34 +11024,27 @@
         <w:tc>
           <w:tcPr>
             <w:tcW w:w="1634" w:type="dxa"/>
-            <w:tcBorders>
-              <w:top w:val="double" w:sz="4" w:space="0" w:color="47D459" w:themeColor="accent3" w:themeTint="99"/>
-              <w:left w:val="double" w:sz="4" w:space="0" w:color="47D459" w:themeColor="accent3" w:themeTint="99"/>
-              <w:bottom w:val="double" w:sz="4" w:space="0" w:color="47D459" w:themeColor="accent3" w:themeTint="99"/>
-              <w:right w:val="double" w:sz="4" w:space="0" w:color="47D459" w:themeColor="accent3" w:themeTint="99"/>
-            </w:tcBorders>
-            <w:vAlign w:val="center"/>
-            <w:hideMark/>
-          </w:tcPr>
-          <w:p>
-            <w:pPr>
-              <w:spacing w:after="160" w:line="276" w:lineRule="auto"/>
-              <w:ind w:right="-455"/>
-              <w:rPr>
-                <w:rFonts w:ascii="Arial Nova Cond Light" w:hAnsi="Arial Nova Cond Light" w:cs="Times New Roman"/>
-                <w:b/>
-                <w:bCs/>
-                <w:color w:val="000000" w:themeColor="text1"/>
-                <w:sz w:val="20"/>
-                <w:szCs w:val="20"/>
-              </w:rPr>
-            </w:pPr>
-            <w:r>
-              <w:rPr>
-                <w:rFonts w:ascii="Arial Nova Cond Light" w:hAnsi="Arial Nova Cond Light" w:cs="Times New Roman"/>
-                <w:b/>
-                <w:bCs/>
-                <w:color w:val="000000" w:themeColor="text1"/>
+            <w:vAlign w:val="center"/>
+          </w:tcPr>
+          <w:p>
+            <w:pPr>
+              <w:autoSpaceDE w:val="0"/>
+              <w:autoSpaceDN w:val="0"/>
+              <w:adjustRightInd w:val="0"/>
+              <w:jc w:val="both"/>
+              <w:rPr>
+                <w:rFonts w:ascii="Arial Nova Cond" w:hAnsi="Arial Nova Cond" w:cs="Arial"/>
+                <w:color w:val="000000"/>
+                <w:kern w:val="0"/>
+                <w:sz w:val="20"/>
+                <w:szCs w:val="20"/>
+              </w:rPr>
+            </w:pPr>
+            <w:r>
+              <w:rPr>
+                <w:rFonts w:ascii="Arial Nova Cond" w:hAnsi="Arial Nova Cond" w:cs="Arial"/>
+                <w:color w:val="000000"/>
+                <w:kern w:val="0"/>
                 <w:sz w:val="20"/>
                 <w:szCs w:val="20"/>
               </w:rPr>
@@ -11114,34 +11055,27 @@
         <w:tc>
           <w:tcPr>
             <w:tcW w:w="1337" w:type="dxa"/>
-            <w:tcBorders>
-              <w:top w:val="double" w:sz="4" w:space="0" w:color="47D459" w:themeColor="accent3" w:themeTint="99"/>
-              <w:left w:val="double" w:sz="4" w:space="0" w:color="47D459" w:themeColor="accent3" w:themeTint="99"/>
-              <w:bottom w:val="double" w:sz="4" w:space="0" w:color="47D459" w:themeColor="accent3" w:themeTint="99"/>
-              <w:right w:val="double" w:sz="4" w:space="0" w:color="47D459" w:themeColor="accent3" w:themeTint="99"/>
-            </w:tcBorders>
-            <w:vAlign w:val="center"/>
-            <w:hideMark/>
-          </w:tcPr>
-          <w:p>
-            <w:pPr>
-              <w:spacing w:after="160" w:line="276" w:lineRule="auto"/>
-              <w:ind w:right="-455"/>
-              <w:rPr>
-                <w:rFonts w:ascii="Arial Nova Cond Light" w:hAnsi="Arial Nova Cond Light" w:cs="Times New Roman"/>
-                <w:b/>
-                <w:bCs/>
-                <w:color w:val="000000" w:themeColor="text1"/>
-                <w:sz w:val="20"/>
-                <w:szCs w:val="20"/>
-              </w:rPr>
-            </w:pPr>
-            <w:r>
-              <w:rPr>
-                <w:rFonts w:ascii="Arial Nova Cond Light" w:hAnsi="Arial Nova Cond Light" w:cs="Times New Roman"/>
-                <w:b/>
-                <w:bCs/>
-                <w:color w:val="000000" w:themeColor="text1"/>
+            <w:vAlign w:val="center"/>
+          </w:tcPr>
+          <w:p>
+            <w:pPr>
+              <w:autoSpaceDE w:val="0"/>
+              <w:autoSpaceDN w:val="0"/>
+              <w:adjustRightInd w:val="0"/>
+              <w:jc w:val="center"/>
+              <w:rPr>
+                <w:rFonts w:ascii="Arial Nova Cond" w:hAnsi="Arial Nova Cond" w:cs="Arial"/>
+                <w:color w:val="000000"/>
+                <w:kern w:val="0"/>
+                <w:sz w:val="20"/>
+                <w:szCs w:val="20"/>
+              </w:rPr>
+            </w:pPr>
+            <w:r>
+              <w:rPr>
+                <w:rFonts w:ascii="Arial Nova Cond" w:hAnsi="Arial Nova Cond" w:cs="Arial"/>
+                <w:color w:val="000000"/>
+                <w:kern w:val="0"/>
                 <w:sz w:val="20"/>
                 <w:szCs w:val="20"/>
               </w:rPr>
@@ -11159,24 +11093,23 @@
           <w:tcPr>
             <w:tcW w:w="875" w:type="dxa"/>
             <w:vMerge/>
-            <w:tcBorders>
-              <w:top w:val="double" w:sz="4" w:space="0" w:color="47D459" w:themeColor="accent3" w:themeTint="99"/>
-              <w:left w:val="double" w:sz="4" w:space="0" w:color="47D459" w:themeColor="accent3" w:themeTint="99"/>
-              <w:bottom w:val="double" w:sz="4" w:space="0" w:color="47D459" w:themeColor="accent3" w:themeTint="99"/>
-              <w:right w:val="double" w:sz="4" w:space="0" w:color="47D459" w:themeColor="accent3" w:themeTint="99"/>
-            </w:tcBorders>
-            <w:vAlign w:val="center"/>
-            <w:hideMark/>
-          </w:tcPr>
-          <w:p>
-            <w:pPr>
-              <w:spacing w:after="160" w:line="276" w:lineRule="auto"/>
-              <w:ind w:right="-455"/>
-              <w:rPr>
-                <w:rFonts w:ascii="Arial Nova Cond Light" w:hAnsi="Arial Nova Cond Light" w:cs="Times New Roman"/>
-                <w:b/>
-                <w:bCs/>
-                <w:color w:val="000000" w:themeColor="text1"/>
+            <w:vAlign w:val="center"/>
+          </w:tcPr>
+          <w:p>
+            <w:pPr>
+              <w:pStyle w:val="Prrafodelista"/>
+              <w:tabs>
+                <w:tab w:val="left" w:pos="0"/>
+                <w:tab w:val="left" w:pos="142"/>
+                <w:tab w:val="left" w:pos="284"/>
+              </w:tabs>
+              <w:spacing w:line="276" w:lineRule="auto"/>
+              <w:ind w:left="0"/>
+              <w:jc w:val="center"/>
+              <w:rPr>
+                <w:rFonts w:ascii="Arial Nova Cond" w:eastAsia="Calibri" w:hAnsi="Arial Nova Cond" w:cs="Times New Roman"/>
+                <w:b/>
+                <w:bCs/>
                 <w:sz w:val="20"/>
                 <w:szCs w:val="20"/>
                 <w:lang w:val="es-ES_tradnl"/>
@@ -11187,24 +11120,23 @@
         <w:tc>
           <w:tcPr>
             <w:tcW w:w="1095" w:type="dxa"/>
-            <w:tcBorders>
-              <w:top w:val="double" w:sz="4" w:space="0" w:color="47D459" w:themeColor="accent3" w:themeTint="99"/>
-              <w:left w:val="double" w:sz="4" w:space="0" w:color="47D459" w:themeColor="accent3" w:themeTint="99"/>
-              <w:bottom w:val="double" w:sz="4" w:space="0" w:color="47D459" w:themeColor="accent3" w:themeTint="99"/>
-              <w:right w:val="double" w:sz="4" w:space="0" w:color="47D459" w:themeColor="accent3" w:themeTint="99"/>
-            </w:tcBorders>
-            <w:vAlign w:val="center"/>
-            <w:hideMark/>
-          </w:tcPr>
-          <w:p>
-            <w:pPr>
-              <w:spacing w:after="160" w:line="276" w:lineRule="auto"/>
-              <w:ind w:right="-455"/>
-              <w:rPr>
-                <w:rFonts w:ascii="Arial Nova Cond Light" w:hAnsi="Arial Nova Cond Light" w:cs="Times New Roman"/>
-                <w:b/>
-                <w:bCs/>
-                <w:color w:val="000000" w:themeColor="text1"/>
+            <w:vAlign w:val="center"/>
+          </w:tcPr>
+          <w:p>
+            <w:pPr>
+              <w:pStyle w:val="Prrafodelista"/>
+              <w:tabs>
+                <w:tab w:val="left" w:pos="0"/>
+                <w:tab w:val="left" w:pos="142"/>
+                <w:tab w:val="left" w:pos="284"/>
+              </w:tabs>
+              <w:spacing w:line="276" w:lineRule="auto"/>
+              <w:ind w:left="0"/>
+              <w:jc w:val="center"/>
+              <w:rPr>
+                <w:rFonts w:ascii="Arial Nova Cond" w:eastAsia="Calibri" w:hAnsi="Arial Nova Cond" w:cs="Times New Roman"/>
+                <w:b/>
+                <w:bCs/>
                 <w:sz w:val="20"/>
                 <w:szCs w:val="20"/>
                 <w:lang w:val="es-ES_tradnl"/>
@@ -11212,10 +11144,9 @@
             </w:pPr>
             <w:r>
               <w:rPr>
-                <w:rFonts w:ascii="Arial Nova Cond Light" w:hAnsi="Arial Nova Cond Light" w:cs="Times New Roman"/>
-                <w:b/>
-                <w:bCs/>
-                <w:color w:val="000000" w:themeColor="text1"/>
+                <w:rFonts w:ascii="Arial Nova Cond" w:eastAsia="Calibri" w:hAnsi="Arial Nova Cond" w:cs="Times New Roman"/>
+                <w:b/>
+                <w:bCs/>
                 <w:sz w:val="20"/>
                 <w:szCs w:val="20"/>
                 <w:lang w:val="es-ES_tradnl"/>
@@ -11227,34 +11158,21 @@
         <w:tc>
           <w:tcPr>
             <w:tcW w:w="1726" w:type="dxa"/>
-            <w:tcBorders>
-              <w:top w:val="double" w:sz="4" w:space="0" w:color="47D459" w:themeColor="accent3" w:themeTint="99"/>
-              <w:left w:val="double" w:sz="4" w:space="0" w:color="47D459" w:themeColor="accent3" w:themeTint="99"/>
-              <w:bottom w:val="double" w:sz="4" w:space="0" w:color="47D459" w:themeColor="accent3" w:themeTint="99"/>
-              <w:right w:val="double" w:sz="4" w:space="0" w:color="47D459" w:themeColor="accent3" w:themeTint="99"/>
-            </w:tcBorders>
-            <w:vAlign w:val="center"/>
-            <w:hideMark/>
-          </w:tcPr>
-          <w:p>
-            <w:pPr>
-              <w:spacing w:after="160" w:line="276" w:lineRule="auto"/>
-              <w:ind w:right="-455"/>
-              <w:rPr>
-                <w:rFonts w:ascii="Arial Nova Cond Light" w:hAnsi="Arial Nova Cond Light" w:cs="Times New Roman"/>
-                <w:b/>
-                <w:bCs/>
-                <w:color w:val="000000" w:themeColor="text1"/>
-                <w:sz w:val="20"/>
-                <w:szCs w:val="20"/>
-              </w:rPr>
-            </w:pPr>
-            <w:r>
-              <w:rPr>
-                <w:rFonts w:ascii="Arial Nova Cond Light" w:hAnsi="Arial Nova Cond Light" w:cs="Times New Roman"/>
-                <w:b/>
-                <w:bCs/>
-                <w:color w:val="000000" w:themeColor="text1"/>
+            <w:vAlign w:val="center"/>
+          </w:tcPr>
+          <w:p>
+            <w:pPr>
+              <w:pStyle w:val="NormalWeb"/>
+              <w:jc w:val="both"/>
+              <w:rPr>
+                <w:rFonts w:ascii="Arial Nova Cond" w:eastAsia="Calibri" w:hAnsi="Arial Nova Cond"/>
+                <w:sz w:val="20"/>
+                <w:szCs w:val="20"/>
+              </w:rPr>
+            </w:pPr>
+            <w:r>
+              <w:rPr>
+                <w:rFonts w:ascii="Arial Nova Cond" w:eastAsia="Calibri" w:hAnsi="Arial Nova Cond"/>
                 <w:sz w:val="20"/>
                 <w:szCs w:val="20"/>
                 <w:lang w:val="es-ES_tradnl"/>
@@ -11266,24 +11184,21 @@
         <w:tc>
           <w:tcPr>
             <w:tcW w:w="6169" w:type="dxa"/>
-            <w:tcBorders>
-              <w:top w:val="double" w:sz="4" w:space="0" w:color="47D459" w:themeColor="accent3" w:themeTint="99"/>
-              <w:left w:val="double" w:sz="4" w:space="0" w:color="47D459" w:themeColor="accent3" w:themeTint="99"/>
-              <w:bottom w:val="double" w:sz="4" w:space="0" w:color="47D459" w:themeColor="accent3" w:themeTint="99"/>
-              <w:right w:val="double" w:sz="4" w:space="0" w:color="47D459" w:themeColor="accent3" w:themeTint="99"/>
-            </w:tcBorders>
-            <w:vAlign w:val="center"/>
-            <w:hideMark/>
-          </w:tcPr>
-          <w:p>
-            <w:pPr>
-              <w:spacing w:after="160" w:line="276" w:lineRule="auto"/>
-              <w:ind w:right="-455"/>
-              <w:rPr>
-                <w:rFonts w:ascii="Arial Nova Cond Light" w:hAnsi="Arial Nova Cond Light" w:cs="Times New Roman"/>
-                <w:b/>
-                <w:bCs/>
-                <w:color w:val="000000" w:themeColor="text1"/>
+            <w:vAlign w:val="center"/>
+          </w:tcPr>
+          <w:p>
+            <w:pPr>
+              <w:pStyle w:val="Prrafodelista"/>
+              <w:tabs>
+                <w:tab w:val="left" w:pos="0"/>
+                <w:tab w:val="left" w:pos="142"/>
+                <w:tab w:val="left" w:pos="284"/>
+              </w:tabs>
+              <w:spacing w:line="276" w:lineRule="auto"/>
+              <w:ind w:left="0"/>
+              <w:jc w:val="both"/>
+              <w:rPr>
+                <w:rFonts w:ascii="Arial Nova Cond" w:eastAsia="Calibri" w:hAnsi="Arial Nova Cond" w:cs="Times New Roman"/>
                 <w:sz w:val="20"/>
                 <w:szCs w:val="20"/>
                 <w:lang w:val="es-ES_tradnl"/>
@@ -11291,10 +11206,7 @@
             </w:pPr>
             <w:r>
               <w:rPr>
-                <w:rFonts w:ascii="Arial Nova Cond Light" w:hAnsi="Arial Nova Cond Light" w:cs="Times New Roman"/>
-                <w:b/>
-                <w:bCs/>
-                <w:color w:val="000000" w:themeColor="text1"/>
+                <w:rFonts w:ascii="Arial Nova Cond" w:eastAsia="Calibri" w:hAnsi="Arial Nova Cond" w:cs="Times New Roman"/>
                 <w:sz w:val="20"/>
                 <w:szCs w:val="20"/>
                 <w:lang w:val="es-ES_tradnl"/>
@@ -11306,34 +11218,27 @@
         <w:tc>
           <w:tcPr>
             <w:tcW w:w="2015" w:type="dxa"/>
-            <w:tcBorders>
-              <w:top w:val="double" w:sz="4" w:space="0" w:color="47D459" w:themeColor="accent3" w:themeTint="99"/>
-              <w:left w:val="double" w:sz="4" w:space="0" w:color="47D459" w:themeColor="accent3" w:themeTint="99"/>
-              <w:bottom w:val="double" w:sz="4" w:space="0" w:color="47D459" w:themeColor="accent3" w:themeTint="99"/>
-              <w:right w:val="double" w:sz="4" w:space="0" w:color="47D459" w:themeColor="accent3" w:themeTint="99"/>
-            </w:tcBorders>
-            <w:vAlign w:val="center"/>
-            <w:hideMark/>
-          </w:tcPr>
-          <w:p>
-            <w:pPr>
-              <w:spacing w:after="160" w:line="276" w:lineRule="auto"/>
-              <w:ind w:right="-455"/>
-              <w:rPr>
-                <w:rFonts w:ascii="Arial Nova Cond Light" w:hAnsi="Arial Nova Cond Light" w:cs="Times New Roman"/>
-                <w:b/>
-                <w:bCs/>
-                <w:color w:val="000000" w:themeColor="text1"/>
-                <w:sz w:val="20"/>
-                <w:szCs w:val="20"/>
-              </w:rPr>
-            </w:pPr>
-            <w:r>
-              <w:rPr>
-                <w:rFonts w:ascii="Arial Nova Cond Light" w:hAnsi="Arial Nova Cond Light" w:cs="Times New Roman"/>
-                <w:b/>
-                <w:bCs/>
-                <w:color w:val="000000" w:themeColor="text1"/>
+            <w:vAlign w:val="center"/>
+          </w:tcPr>
+          <w:p>
+            <w:pPr>
+              <w:autoSpaceDE w:val="0"/>
+              <w:autoSpaceDN w:val="0"/>
+              <w:adjustRightInd w:val="0"/>
+              <w:jc w:val="center"/>
+              <w:rPr>
+                <w:rFonts w:ascii="Arial Nova Cond" w:hAnsi="Arial Nova Cond" w:cs="Arial"/>
+                <w:color w:val="000000"/>
+                <w:kern w:val="0"/>
+                <w:sz w:val="20"/>
+                <w:szCs w:val="20"/>
+              </w:rPr>
+            </w:pPr>
+            <w:r>
+              <w:rPr>
+                <w:rFonts w:ascii="Arial Nova Cond" w:hAnsi="Arial Nova Cond" w:cs="Arial"/>
+                <w:color w:val="000000"/>
+                <w:kern w:val="0"/>
                 <w:sz w:val="20"/>
                 <w:szCs w:val="20"/>
               </w:rPr>
@@ -11344,34 +11249,27 @@
         <w:tc>
           <w:tcPr>
             <w:tcW w:w="1634" w:type="dxa"/>
-            <w:tcBorders>
-              <w:top w:val="double" w:sz="4" w:space="0" w:color="47D459" w:themeColor="accent3" w:themeTint="99"/>
-              <w:left w:val="double" w:sz="4" w:space="0" w:color="47D459" w:themeColor="accent3" w:themeTint="99"/>
-              <w:bottom w:val="double" w:sz="4" w:space="0" w:color="47D459" w:themeColor="accent3" w:themeTint="99"/>
-              <w:right w:val="double" w:sz="4" w:space="0" w:color="47D459" w:themeColor="accent3" w:themeTint="99"/>
-            </w:tcBorders>
-            <w:vAlign w:val="center"/>
-            <w:hideMark/>
-          </w:tcPr>
-          <w:p>
-            <w:pPr>
-              <w:spacing w:after="160" w:line="276" w:lineRule="auto"/>
-              <w:ind w:right="-455"/>
-              <w:rPr>
-                <w:rFonts w:ascii="Arial Nova Cond Light" w:hAnsi="Arial Nova Cond Light" w:cs="Times New Roman"/>
-                <w:b/>
-                <w:bCs/>
-                <w:color w:val="000000" w:themeColor="text1"/>
-                <w:sz w:val="20"/>
-                <w:szCs w:val="20"/>
-              </w:rPr>
-            </w:pPr>
-            <w:r>
-              <w:rPr>
-                <w:rFonts w:ascii="Arial Nova Cond Light" w:hAnsi="Arial Nova Cond Light" w:cs="Times New Roman"/>
-                <w:b/>
-                <w:bCs/>
-                <w:color w:val="000000" w:themeColor="text1"/>
+            <w:vAlign w:val="center"/>
+          </w:tcPr>
+          <w:p>
+            <w:pPr>
+              <w:autoSpaceDE w:val="0"/>
+              <w:autoSpaceDN w:val="0"/>
+              <w:adjustRightInd w:val="0"/>
+              <w:jc w:val="both"/>
+              <w:rPr>
+                <w:rFonts w:ascii="Arial Nova Cond" w:hAnsi="Arial Nova Cond" w:cs="Arial"/>
+                <w:color w:val="000000"/>
+                <w:kern w:val="0"/>
+                <w:sz w:val="20"/>
+                <w:szCs w:val="20"/>
+              </w:rPr>
+            </w:pPr>
+            <w:r>
+              <w:rPr>
+                <w:rFonts w:ascii="Arial Nova Cond" w:hAnsi="Arial Nova Cond" w:cs="Arial"/>
+                <w:color w:val="000000"/>
+                <w:kern w:val="0"/>
                 <w:sz w:val="20"/>
                 <w:szCs w:val="20"/>
               </w:rPr>
@@ -11382,34 +11280,27 @@
         <w:tc>
           <w:tcPr>
             <w:tcW w:w="1337" w:type="dxa"/>
-            <w:tcBorders>
-              <w:top w:val="double" w:sz="4" w:space="0" w:color="47D459" w:themeColor="accent3" w:themeTint="99"/>
-              <w:left w:val="double" w:sz="4" w:space="0" w:color="47D459" w:themeColor="accent3" w:themeTint="99"/>
-              <w:bottom w:val="double" w:sz="4" w:space="0" w:color="47D459" w:themeColor="accent3" w:themeTint="99"/>
-              <w:right w:val="double" w:sz="4" w:space="0" w:color="47D459" w:themeColor="accent3" w:themeTint="99"/>
-            </w:tcBorders>
-            <w:vAlign w:val="center"/>
-            <w:hideMark/>
-          </w:tcPr>
-          <w:p>
-            <w:pPr>
-              <w:spacing w:after="160" w:line="276" w:lineRule="auto"/>
-              <w:ind w:right="-455"/>
-              <w:rPr>
-                <w:rFonts w:ascii="Arial Nova Cond Light" w:hAnsi="Arial Nova Cond Light" w:cs="Times New Roman"/>
-                <w:b/>
-                <w:bCs/>
-                <w:color w:val="000000" w:themeColor="text1"/>
-                <w:sz w:val="20"/>
-                <w:szCs w:val="20"/>
-              </w:rPr>
-            </w:pPr>
-            <w:r>
-              <w:rPr>
-                <w:rFonts w:ascii="Arial Nova Cond Light" w:hAnsi="Arial Nova Cond Light" w:cs="Times New Roman"/>
-                <w:b/>
-                <w:bCs/>
-                <w:color w:val="000000" w:themeColor="text1"/>
+            <w:vAlign w:val="center"/>
+          </w:tcPr>
+          <w:p>
+            <w:pPr>
+              <w:autoSpaceDE w:val="0"/>
+              <w:autoSpaceDN w:val="0"/>
+              <w:adjustRightInd w:val="0"/>
+              <w:jc w:val="center"/>
+              <w:rPr>
+                <w:rFonts w:ascii="Arial Nova Cond" w:hAnsi="Arial Nova Cond" w:cs="Arial"/>
+                <w:color w:val="000000"/>
+                <w:kern w:val="0"/>
+                <w:sz w:val="20"/>
+                <w:szCs w:val="20"/>
+              </w:rPr>
+            </w:pPr>
+            <w:r>
+              <w:rPr>
+                <w:rFonts w:ascii="Arial Nova Cond" w:hAnsi="Arial Nova Cond" w:cs="Arial"/>
+                <w:color w:val="000000"/>
+                <w:kern w:val="0"/>
                 <w:sz w:val="20"/>
                 <w:szCs w:val="20"/>
               </w:rPr>
@@ -11427,24 +11318,23 @@
           <w:tcPr>
             <w:tcW w:w="875" w:type="dxa"/>
             <w:vMerge w:val="restart"/>
-            <w:tcBorders>
-              <w:top w:val="double" w:sz="4" w:space="0" w:color="47D459" w:themeColor="accent3" w:themeTint="99"/>
-              <w:left w:val="double" w:sz="4" w:space="0" w:color="47D459" w:themeColor="accent3" w:themeTint="99"/>
-              <w:bottom w:val="double" w:sz="4" w:space="0" w:color="47D459" w:themeColor="accent3" w:themeTint="99"/>
-              <w:right w:val="double" w:sz="4" w:space="0" w:color="47D459" w:themeColor="accent3" w:themeTint="99"/>
-            </w:tcBorders>
-            <w:vAlign w:val="center"/>
-            <w:hideMark/>
-          </w:tcPr>
-          <w:p>
-            <w:pPr>
-              <w:spacing w:after="160" w:line="276" w:lineRule="auto"/>
-              <w:ind w:right="-455"/>
-              <w:rPr>
-                <w:rFonts w:ascii="Arial Nova Cond Light" w:hAnsi="Arial Nova Cond Light" w:cs="Times New Roman"/>
-                <w:b/>
-                <w:bCs/>
-                <w:color w:val="000000" w:themeColor="text1"/>
+            <w:vAlign w:val="center"/>
+          </w:tcPr>
+          <w:p>
+            <w:pPr>
+              <w:pStyle w:val="Prrafodelista"/>
+              <w:tabs>
+                <w:tab w:val="left" w:pos="0"/>
+                <w:tab w:val="left" w:pos="142"/>
+                <w:tab w:val="left" w:pos="284"/>
+              </w:tabs>
+              <w:spacing w:line="276" w:lineRule="auto"/>
+              <w:ind w:left="0"/>
+              <w:jc w:val="center"/>
+              <w:rPr>
+                <w:rFonts w:ascii="Arial Nova Cond" w:eastAsia="Calibri" w:hAnsi="Arial Nova Cond" w:cs="Times New Roman"/>
+                <w:b/>
+                <w:bCs/>
                 <w:sz w:val="20"/>
                 <w:szCs w:val="20"/>
                 <w:lang w:val="es-ES_tradnl"/>
@@ -11452,10 +11342,9 @@
             </w:pPr>
             <w:r>
               <w:rPr>
-                <w:rFonts w:ascii="Arial Nova Cond Light" w:hAnsi="Arial Nova Cond Light" w:cs="Times New Roman"/>
-                <w:b/>
-                <w:bCs/>
-                <w:color w:val="000000" w:themeColor="text1"/>
+                <w:rFonts w:ascii="Arial Nova Cond" w:eastAsia="Calibri" w:hAnsi="Arial Nova Cond" w:cs="Times New Roman"/>
+                <w:b/>
+                <w:bCs/>
                 <w:sz w:val="20"/>
                 <w:szCs w:val="20"/>
                 <w:lang w:val="es-ES_tradnl"/>
@@ -11467,24 +11356,23 @@
         <w:tc>
           <w:tcPr>
             <w:tcW w:w="1095" w:type="dxa"/>
-            <w:tcBorders>
-              <w:top w:val="double" w:sz="4" w:space="0" w:color="47D459" w:themeColor="accent3" w:themeTint="99"/>
-              <w:left w:val="double" w:sz="4" w:space="0" w:color="47D459" w:themeColor="accent3" w:themeTint="99"/>
-              <w:bottom w:val="double" w:sz="4" w:space="0" w:color="47D459" w:themeColor="accent3" w:themeTint="99"/>
-              <w:right w:val="double" w:sz="4" w:space="0" w:color="47D459" w:themeColor="accent3" w:themeTint="99"/>
-            </w:tcBorders>
-            <w:vAlign w:val="center"/>
-            <w:hideMark/>
-          </w:tcPr>
-          <w:p>
-            <w:pPr>
-              <w:spacing w:after="160" w:line="276" w:lineRule="auto"/>
-              <w:ind w:right="-455"/>
-              <w:rPr>
-                <w:rFonts w:ascii="Arial Nova Cond Light" w:hAnsi="Arial Nova Cond Light" w:cs="Times New Roman"/>
-                <w:b/>
-                <w:bCs/>
-                <w:color w:val="000000" w:themeColor="text1"/>
+            <w:vAlign w:val="center"/>
+          </w:tcPr>
+          <w:p>
+            <w:pPr>
+              <w:pStyle w:val="Prrafodelista"/>
+              <w:tabs>
+                <w:tab w:val="left" w:pos="0"/>
+                <w:tab w:val="left" w:pos="142"/>
+                <w:tab w:val="left" w:pos="284"/>
+              </w:tabs>
+              <w:spacing w:line="276" w:lineRule="auto"/>
+              <w:ind w:left="0"/>
+              <w:jc w:val="center"/>
+              <w:rPr>
+                <w:rFonts w:ascii="Arial Nova Cond" w:eastAsia="Calibri" w:hAnsi="Arial Nova Cond" w:cs="Times New Roman"/>
+                <w:b/>
+                <w:bCs/>
                 <w:sz w:val="20"/>
                 <w:szCs w:val="20"/>
                 <w:lang w:val="es-ES_tradnl"/>
@@ -11492,10 +11380,9 @@
             </w:pPr>
             <w:r>
               <w:rPr>
-                <w:rFonts w:ascii="Arial Nova Cond Light" w:hAnsi="Arial Nova Cond Light" w:cs="Times New Roman"/>
-                <w:b/>
-                <w:bCs/>
-                <w:color w:val="000000" w:themeColor="text1"/>
+                <w:rFonts w:ascii="Arial Nova Cond" w:eastAsia="Calibri" w:hAnsi="Arial Nova Cond" w:cs="Times New Roman"/>
+                <w:b/>
+                <w:bCs/>
                 <w:sz w:val="20"/>
                 <w:szCs w:val="20"/>
                 <w:lang w:val="es-ES_tradnl"/>
@@ -11507,34 +11394,21 @@
         <w:tc>
           <w:tcPr>
             <w:tcW w:w="1726" w:type="dxa"/>
-            <w:tcBorders>
-              <w:top w:val="double" w:sz="4" w:space="0" w:color="47D459" w:themeColor="accent3" w:themeTint="99"/>
-              <w:left w:val="double" w:sz="4" w:space="0" w:color="47D459" w:themeColor="accent3" w:themeTint="99"/>
-              <w:bottom w:val="double" w:sz="4" w:space="0" w:color="47D459" w:themeColor="accent3" w:themeTint="99"/>
-              <w:right w:val="double" w:sz="4" w:space="0" w:color="47D459" w:themeColor="accent3" w:themeTint="99"/>
-            </w:tcBorders>
-            <w:vAlign w:val="center"/>
-            <w:hideMark/>
-          </w:tcPr>
-          <w:p>
-            <w:pPr>
-              <w:spacing w:after="160" w:line="276" w:lineRule="auto"/>
-              <w:ind w:right="-455"/>
-              <w:rPr>
-                <w:rFonts w:ascii="Arial Nova Cond Light" w:hAnsi="Arial Nova Cond Light" w:cs="Times New Roman"/>
-                <w:b/>
-                <w:bCs/>
-                <w:color w:val="000000" w:themeColor="text1"/>
-                <w:sz w:val="20"/>
-                <w:szCs w:val="20"/>
-              </w:rPr>
-            </w:pPr>
-            <w:r>
-              <w:rPr>
-                <w:rFonts w:ascii="Arial Nova Cond Light" w:hAnsi="Arial Nova Cond Light" w:cs="Times New Roman"/>
-                <w:b/>
-                <w:bCs/>
-                <w:color w:val="000000" w:themeColor="text1"/>
+            <w:vAlign w:val="center"/>
+          </w:tcPr>
+          <w:p>
+            <w:pPr>
+              <w:pStyle w:val="Sinespaciado"/>
+              <w:jc w:val="both"/>
+              <w:rPr>
+                <w:rFonts w:ascii="Arial Nova Cond" w:eastAsia="Times New Roman" w:hAnsi="Arial Nova Cond" w:cs="Times New Roman"/>
+                <w:sz w:val="20"/>
+                <w:szCs w:val="20"/>
+              </w:rPr>
+            </w:pPr>
+            <w:r>
+              <w:rPr>
+                <w:rFonts w:ascii="Arial Nova Cond" w:eastAsia="Calibri" w:hAnsi="Arial Nova Cond" w:cs="Times New Roman"/>
                 <w:sz w:val="20"/>
                 <w:szCs w:val="20"/>
                 <w:lang w:val="es-ES_tradnl"/>
@@ -11546,23 +11420,21 @@
         <w:tc>
           <w:tcPr>
             <w:tcW w:w="6169" w:type="dxa"/>
-            <w:tcBorders>
-              <w:top w:val="double" w:sz="4" w:space="0" w:color="47D459" w:themeColor="accent3" w:themeTint="99"/>
-              <w:left w:val="double" w:sz="4" w:space="0" w:color="47D459" w:themeColor="accent3" w:themeTint="99"/>
-              <w:bottom w:val="double" w:sz="4" w:space="0" w:color="47D459" w:themeColor="accent3" w:themeTint="99"/>
-              <w:right w:val="double" w:sz="4" w:space="0" w:color="47D459" w:themeColor="accent3" w:themeTint="99"/>
-            </w:tcBorders>
-            <w:vAlign w:val="center"/>
-            <w:hideMark/>
-          </w:tcPr>
-          <w:p>
-            <w:pPr>
-              <w:spacing w:after="160" w:line="276" w:lineRule="auto"/>
-              <w:ind w:right="-455"/>
-              <w:rPr>
-                <w:rFonts w:ascii="Arial Nova Cond Light" w:hAnsi="Arial Nova Cond Light" w:cs="Times New Roman"/>
-                <w:b/>
-                <w:bCs/>
+            <w:vAlign w:val="center"/>
+          </w:tcPr>
+          <w:p>
+            <w:pPr>
+              <w:pStyle w:val="Prrafodelista"/>
+              <w:tabs>
+                <w:tab w:val="left" w:pos="0"/>
+                <w:tab w:val="left" w:pos="142"/>
+                <w:tab w:val="left" w:pos="284"/>
+              </w:tabs>
+              <w:spacing w:line="276" w:lineRule="auto"/>
+              <w:ind w:left="0"/>
+              <w:jc w:val="both"/>
+              <w:rPr>
+                <w:rFonts w:ascii="Arial Nova Cond" w:eastAsia="Calibri" w:hAnsi="Arial Nova Cond" w:cs="Times New Roman"/>
                 <w:color w:val="000000" w:themeColor="text1"/>
                 <w:sz w:val="20"/>
                 <w:szCs w:val="20"/>
@@ -11571,10 +11443,7 @@
             </w:pPr>
             <w:r>
               <w:rPr>
-                <w:rFonts w:ascii="Arial Nova Cond Light" w:hAnsi="Arial Nova Cond Light" w:cs="Times New Roman"/>
-                <w:b/>
-                <w:bCs/>
-                <w:color w:val="000000" w:themeColor="text1"/>
+                <w:rFonts w:ascii="Arial Nova Cond" w:eastAsia="Calibri" w:hAnsi="Arial Nova Cond" w:cs="Times New Roman"/>
                 <w:sz w:val="20"/>
                 <w:szCs w:val="20"/>
                 <w:lang w:val="es-ES_tradnl"/>
@@ -11586,34 +11455,27 @@
         <w:tc>
           <w:tcPr>
             <w:tcW w:w="2015" w:type="dxa"/>
-            <w:tcBorders>
-              <w:top w:val="double" w:sz="4" w:space="0" w:color="47D459" w:themeColor="accent3" w:themeTint="99"/>
-              <w:left w:val="double" w:sz="4" w:space="0" w:color="47D459" w:themeColor="accent3" w:themeTint="99"/>
-              <w:bottom w:val="double" w:sz="4" w:space="0" w:color="47D459" w:themeColor="accent3" w:themeTint="99"/>
-              <w:right w:val="double" w:sz="4" w:space="0" w:color="47D459" w:themeColor="accent3" w:themeTint="99"/>
-            </w:tcBorders>
-            <w:vAlign w:val="center"/>
-            <w:hideMark/>
-          </w:tcPr>
-          <w:p>
-            <w:pPr>
-              <w:spacing w:after="160" w:line="276" w:lineRule="auto"/>
-              <w:ind w:right="-455"/>
-              <w:rPr>
-                <w:rFonts w:ascii="Arial Nova Cond Light" w:hAnsi="Arial Nova Cond Light" w:cs="Times New Roman"/>
-                <w:b/>
-                <w:bCs/>
-                <w:color w:val="000000" w:themeColor="text1"/>
-                <w:sz w:val="20"/>
-                <w:szCs w:val="20"/>
-              </w:rPr>
-            </w:pPr>
-            <w:r>
-              <w:rPr>
-                <w:rFonts w:ascii="Arial Nova Cond Light" w:hAnsi="Arial Nova Cond Light" w:cs="Times New Roman"/>
-                <w:b/>
-                <w:bCs/>
-                <w:color w:val="000000" w:themeColor="text1"/>
+            <w:vAlign w:val="center"/>
+          </w:tcPr>
+          <w:p>
+            <w:pPr>
+              <w:autoSpaceDE w:val="0"/>
+              <w:autoSpaceDN w:val="0"/>
+              <w:adjustRightInd w:val="0"/>
+              <w:jc w:val="center"/>
+              <w:rPr>
+                <w:rFonts w:ascii="Arial Nova Cond" w:hAnsi="Arial Nova Cond" w:cs="Arial"/>
+                <w:color w:val="215E99" w:themeColor="text2" w:themeTint="BF"/>
+                <w:kern w:val="0"/>
+                <w:sz w:val="20"/>
+                <w:szCs w:val="20"/>
+              </w:rPr>
+            </w:pPr>
+            <w:r>
+              <w:rPr>
+                <w:rFonts w:ascii="Arial Nova Cond" w:hAnsi="Arial Nova Cond" w:cs="Arial"/>
+                <w:color w:val="000000"/>
+                <w:kern w:val="0"/>
                 <w:sz w:val="20"/>
                 <w:szCs w:val="20"/>
               </w:rPr>
@@ -11624,34 +11486,27 @@
         <w:tc>
           <w:tcPr>
             <w:tcW w:w="1634" w:type="dxa"/>
-            <w:tcBorders>
-              <w:top w:val="double" w:sz="4" w:space="0" w:color="47D459" w:themeColor="accent3" w:themeTint="99"/>
-              <w:left w:val="double" w:sz="4" w:space="0" w:color="47D459" w:themeColor="accent3" w:themeTint="99"/>
-              <w:bottom w:val="double" w:sz="4" w:space="0" w:color="47D459" w:themeColor="accent3" w:themeTint="99"/>
-              <w:right w:val="double" w:sz="4" w:space="0" w:color="47D459" w:themeColor="accent3" w:themeTint="99"/>
-            </w:tcBorders>
-            <w:vAlign w:val="center"/>
-            <w:hideMark/>
-          </w:tcPr>
-          <w:p>
-            <w:pPr>
-              <w:spacing w:after="160" w:line="276" w:lineRule="auto"/>
-              <w:ind w:right="-455"/>
-              <w:rPr>
-                <w:rFonts w:ascii="Arial Nova Cond Light" w:hAnsi="Arial Nova Cond Light" w:cs="Times New Roman"/>
-                <w:b/>
-                <w:bCs/>
-                <w:color w:val="000000" w:themeColor="text1"/>
-                <w:sz w:val="20"/>
-                <w:szCs w:val="20"/>
-              </w:rPr>
-            </w:pPr>
-            <w:r>
-              <w:rPr>
-                <w:rFonts w:ascii="Arial Nova Cond Light" w:hAnsi="Arial Nova Cond Light" w:cs="Times New Roman"/>
-                <w:b/>
-                <w:bCs/>
-                <w:color w:val="000000" w:themeColor="text1"/>
+            <w:vAlign w:val="center"/>
+          </w:tcPr>
+          <w:p>
+            <w:pPr>
+              <w:autoSpaceDE w:val="0"/>
+              <w:autoSpaceDN w:val="0"/>
+              <w:adjustRightInd w:val="0"/>
+              <w:jc w:val="both"/>
+              <w:rPr>
+                <w:rFonts w:ascii="Arial Nova Cond" w:hAnsi="Arial Nova Cond" w:cs="Arial"/>
+                <w:color w:val="000000"/>
+                <w:kern w:val="0"/>
+                <w:sz w:val="20"/>
+                <w:szCs w:val="20"/>
+              </w:rPr>
+            </w:pPr>
+            <w:r>
+              <w:rPr>
+                <w:rFonts w:ascii="Arial Nova Cond" w:hAnsi="Arial Nova Cond" w:cs="Arial"/>
+                <w:color w:val="000000"/>
+                <w:kern w:val="0"/>
                 <w:sz w:val="20"/>
                 <w:szCs w:val="20"/>
               </w:rPr>
@@ -11662,34 +11517,27 @@
         <w:tc>
           <w:tcPr>
             <w:tcW w:w="1337" w:type="dxa"/>
-            <w:tcBorders>
-              <w:top w:val="double" w:sz="4" w:space="0" w:color="47D459" w:themeColor="accent3" w:themeTint="99"/>
-              <w:left w:val="double" w:sz="4" w:space="0" w:color="47D459" w:themeColor="accent3" w:themeTint="99"/>
-              <w:bottom w:val="double" w:sz="4" w:space="0" w:color="47D459" w:themeColor="accent3" w:themeTint="99"/>
-              <w:right w:val="double" w:sz="4" w:space="0" w:color="47D459" w:themeColor="accent3" w:themeTint="99"/>
-            </w:tcBorders>
-            <w:vAlign w:val="center"/>
-            <w:hideMark/>
-          </w:tcPr>
-          <w:p>
-            <w:pPr>
-              <w:spacing w:after="160" w:line="276" w:lineRule="auto"/>
-              <w:ind w:right="-455"/>
-              <w:rPr>
-                <w:rFonts w:ascii="Arial Nova Cond Light" w:hAnsi="Arial Nova Cond Light" w:cs="Times New Roman"/>
-                <w:b/>
-                <w:bCs/>
-                <w:color w:val="000000" w:themeColor="text1"/>
-                <w:sz w:val="20"/>
-                <w:szCs w:val="20"/>
-              </w:rPr>
-            </w:pPr>
-            <w:r>
-              <w:rPr>
-                <w:rFonts w:ascii="Arial Nova Cond Light" w:hAnsi="Arial Nova Cond Light" w:cs="Times New Roman"/>
-                <w:b/>
-                <w:bCs/>
-                <w:color w:val="000000" w:themeColor="text1"/>
+            <w:vAlign w:val="center"/>
+          </w:tcPr>
+          <w:p>
+            <w:pPr>
+              <w:autoSpaceDE w:val="0"/>
+              <w:autoSpaceDN w:val="0"/>
+              <w:adjustRightInd w:val="0"/>
+              <w:jc w:val="center"/>
+              <w:rPr>
+                <w:rFonts w:ascii="Arial Nova Cond" w:hAnsi="Arial Nova Cond" w:cs="Arial"/>
+                <w:color w:val="000000"/>
+                <w:kern w:val="0"/>
+                <w:sz w:val="20"/>
+                <w:szCs w:val="20"/>
+              </w:rPr>
+            </w:pPr>
+            <w:r>
+              <w:rPr>
+                <w:rFonts w:ascii="Arial Nova Cond" w:hAnsi="Arial Nova Cond" w:cs="Arial"/>
+                <w:color w:val="000000"/>
+                <w:kern w:val="0"/>
                 <w:sz w:val="20"/>
                 <w:szCs w:val="20"/>
               </w:rPr>
@@ -11707,24 +11555,23 @@
           <w:tcPr>
             <w:tcW w:w="875" w:type="dxa"/>
             <w:vMerge/>
-            <w:tcBorders>
-              <w:top w:val="double" w:sz="4" w:space="0" w:color="47D459" w:themeColor="accent3" w:themeTint="99"/>
-              <w:left w:val="double" w:sz="4" w:space="0" w:color="47D459" w:themeColor="accent3" w:themeTint="99"/>
-              <w:bottom w:val="double" w:sz="4" w:space="0" w:color="47D459" w:themeColor="accent3" w:themeTint="99"/>
-              <w:right w:val="double" w:sz="4" w:space="0" w:color="47D459" w:themeColor="accent3" w:themeTint="99"/>
-            </w:tcBorders>
-            <w:vAlign w:val="center"/>
-            <w:hideMark/>
-          </w:tcPr>
-          <w:p>
-            <w:pPr>
-              <w:spacing w:after="160" w:line="276" w:lineRule="auto"/>
-              <w:ind w:right="-455"/>
-              <w:rPr>
-                <w:rFonts w:ascii="Arial Nova Cond Light" w:hAnsi="Arial Nova Cond Light" w:cs="Times New Roman"/>
-                <w:b/>
-                <w:bCs/>
-                <w:color w:val="000000" w:themeColor="text1"/>
+            <w:vAlign w:val="center"/>
+          </w:tcPr>
+          <w:p>
+            <w:pPr>
+              <w:pStyle w:val="Prrafodelista"/>
+              <w:tabs>
+                <w:tab w:val="left" w:pos="0"/>
+                <w:tab w:val="left" w:pos="142"/>
+                <w:tab w:val="left" w:pos="284"/>
+              </w:tabs>
+              <w:spacing w:line="276" w:lineRule="auto"/>
+              <w:ind w:left="0"/>
+              <w:jc w:val="center"/>
+              <w:rPr>
+                <w:rFonts w:ascii="Arial Nova Cond" w:eastAsia="Calibri" w:hAnsi="Arial Nova Cond" w:cs="Times New Roman"/>
+                <w:b/>
+                <w:bCs/>
                 <w:sz w:val="20"/>
                 <w:szCs w:val="20"/>
                 <w:lang w:val="es-ES_tradnl"/>
@@ -11735,24 +11582,23 @@
         <w:tc>
           <w:tcPr>
             <w:tcW w:w="1095" w:type="dxa"/>
-            <w:tcBorders>
-              <w:top w:val="double" w:sz="4" w:space="0" w:color="47D459" w:themeColor="accent3" w:themeTint="99"/>
-              <w:left w:val="double" w:sz="4" w:space="0" w:color="47D459" w:themeColor="accent3" w:themeTint="99"/>
-              <w:bottom w:val="double" w:sz="4" w:space="0" w:color="47D459" w:themeColor="accent3" w:themeTint="99"/>
-              <w:right w:val="double" w:sz="4" w:space="0" w:color="47D459" w:themeColor="accent3" w:themeTint="99"/>
-            </w:tcBorders>
-            <w:vAlign w:val="center"/>
-            <w:hideMark/>
-          </w:tcPr>
-          <w:p>
-            <w:pPr>
-              <w:spacing w:after="160" w:line="276" w:lineRule="auto"/>
-              <w:ind w:right="-455"/>
-              <w:rPr>
-                <w:rFonts w:ascii="Arial Nova Cond Light" w:hAnsi="Arial Nova Cond Light" w:cs="Times New Roman"/>
-                <w:b/>
-                <w:bCs/>
-                <w:color w:val="000000" w:themeColor="text1"/>
+            <w:vAlign w:val="center"/>
+          </w:tcPr>
+          <w:p>
+            <w:pPr>
+              <w:pStyle w:val="Prrafodelista"/>
+              <w:tabs>
+                <w:tab w:val="left" w:pos="0"/>
+                <w:tab w:val="left" w:pos="142"/>
+                <w:tab w:val="left" w:pos="284"/>
+              </w:tabs>
+              <w:spacing w:line="276" w:lineRule="auto"/>
+              <w:ind w:left="0"/>
+              <w:jc w:val="center"/>
+              <w:rPr>
+                <w:rFonts w:ascii="Arial Nova Cond" w:eastAsia="Calibri" w:hAnsi="Arial Nova Cond" w:cs="Times New Roman"/>
+                <w:b/>
+                <w:bCs/>
                 <w:sz w:val="20"/>
                 <w:szCs w:val="20"/>
                 <w:lang w:val="es-ES_tradnl"/>
@@ -11760,10 +11606,9 @@
             </w:pPr>
             <w:r>
               <w:rPr>
-                <w:rFonts w:ascii="Arial Nova Cond Light" w:hAnsi="Arial Nova Cond Light" w:cs="Times New Roman"/>
-                <w:b/>
-                <w:bCs/>
-                <w:color w:val="000000" w:themeColor="text1"/>
+                <w:rFonts w:ascii="Arial Nova Cond" w:eastAsia="Calibri" w:hAnsi="Arial Nova Cond" w:cs="Times New Roman"/>
+                <w:b/>
+                <w:bCs/>
                 <w:sz w:val="20"/>
                 <w:szCs w:val="20"/>
                 <w:lang w:val="es-ES_tradnl"/>
@@ -11775,34 +11620,21 @@
         <w:tc>
           <w:tcPr>
             <w:tcW w:w="1726" w:type="dxa"/>
-            <w:tcBorders>
-              <w:top w:val="double" w:sz="4" w:space="0" w:color="47D459" w:themeColor="accent3" w:themeTint="99"/>
-              <w:left w:val="double" w:sz="4" w:space="0" w:color="47D459" w:themeColor="accent3" w:themeTint="99"/>
-              <w:bottom w:val="double" w:sz="4" w:space="0" w:color="47D459" w:themeColor="accent3" w:themeTint="99"/>
-              <w:right w:val="double" w:sz="4" w:space="0" w:color="47D459" w:themeColor="accent3" w:themeTint="99"/>
-            </w:tcBorders>
-            <w:vAlign w:val="center"/>
-            <w:hideMark/>
-          </w:tcPr>
-          <w:p>
-            <w:pPr>
-              <w:spacing w:after="160" w:line="276" w:lineRule="auto"/>
-              <w:ind w:right="-455"/>
-              <w:rPr>
-                <w:rFonts w:ascii="Arial Nova Cond Light" w:hAnsi="Arial Nova Cond Light" w:cs="Times New Roman"/>
-                <w:b/>
-                <w:bCs/>
-                <w:color w:val="000000" w:themeColor="text1"/>
-                <w:sz w:val="20"/>
-                <w:szCs w:val="20"/>
-              </w:rPr>
-            </w:pPr>
-            <w:r>
-              <w:rPr>
-                <w:rFonts w:ascii="Arial Nova Cond Light" w:hAnsi="Arial Nova Cond Light" w:cs="Times New Roman"/>
-                <w:b/>
-                <w:bCs/>
-                <w:color w:val="000000" w:themeColor="text1"/>
+            <w:vAlign w:val="center"/>
+          </w:tcPr>
+          <w:p>
+            <w:pPr>
+              <w:pStyle w:val="Sinespaciado"/>
+              <w:jc w:val="both"/>
+              <w:rPr>
+                <w:rFonts w:ascii="Arial Nova Cond" w:hAnsi="Arial Nova Cond"/>
+                <w:sz w:val="20"/>
+                <w:szCs w:val="20"/>
+              </w:rPr>
+            </w:pPr>
+            <w:r>
+              <w:rPr>
+                <w:rFonts w:ascii="Arial Nova Cond" w:eastAsia="Calibri" w:hAnsi="Arial Nova Cond" w:cs="Times New Roman"/>
                 <w:sz w:val="20"/>
                 <w:szCs w:val="20"/>
                 <w:lang w:val="es-ES_tradnl"/>
@@ -11814,23 +11646,21 @@
         <w:tc>
           <w:tcPr>
             <w:tcW w:w="6169" w:type="dxa"/>
-            <w:tcBorders>
-              <w:top w:val="double" w:sz="4" w:space="0" w:color="47D459" w:themeColor="accent3" w:themeTint="99"/>
-              <w:left w:val="double" w:sz="4" w:space="0" w:color="47D459" w:themeColor="accent3" w:themeTint="99"/>
-              <w:bottom w:val="double" w:sz="4" w:space="0" w:color="47D459" w:themeColor="accent3" w:themeTint="99"/>
-              <w:right w:val="double" w:sz="4" w:space="0" w:color="47D459" w:themeColor="accent3" w:themeTint="99"/>
-            </w:tcBorders>
-            <w:vAlign w:val="center"/>
-            <w:hideMark/>
-          </w:tcPr>
-          <w:p>
-            <w:pPr>
-              <w:spacing w:after="160" w:line="276" w:lineRule="auto"/>
-              <w:ind w:right="-455"/>
-              <w:rPr>
-                <w:rFonts w:ascii="Arial Nova Cond Light" w:hAnsi="Arial Nova Cond Light" w:cs="Times New Roman"/>
-                <w:b/>
-                <w:bCs/>
+            <w:vAlign w:val="center"/>
+          </w:tcPr>
+          <w:p>
+            <w:pPr>
+              <w:pStyle w:val="Prrafodelista"/>
+              <w:tabs>
+                <w:tab w:val="left" w:pos="0"/>
+                <w:tab w:val="left" w:pos="142"/>
+                <w:tab w:val="left" w:pos="284"/>
+              </w:tabs>
+              <w:spacing w:line="276" w:lineRule="auto"/>
+              <w:ind w:left="0"/>
+              <w:jc w:val="both"/>
+              <w:rPr>
+                <w:rFonts w:ascii="Arial Nova Cond" w:eastAsia="Calibri" w:hAnsi="Arial Nova Cond" w:cs="Times New Roman"/>
                 <w:color w:val="000000" w:themeColor="text1"/>
                 <w:sz w:val="20"/>
                 <w:szCs w:val="20"/>
@@ -11839,10 +11669,7 @@
             </w:pPr>
             <w:r>
               <w:rPr>
-                <w:rFonts w:ascii="Arial Nova Cond Light" w:hAnsi="Arial Nova Cond Light" w:cs="Times New Roman"/>
-                <w:b/>
-                <w:bCs/>
-                <w:color w:val="000000" w:themeColor="text1"/>
+                <w:rFonts w:ascii="Arial Nova Cond" w:eastAsia="Calibri" w:hAnsi="Arial Nova Cond" w:cs="Times New Roman"/>
                 <w:sz w:val="20"/>
                 <w:szCs w:val="20"/>
                 <w:lang w:val="es-ES_tradnl"/>
@@ -11854,34 +11681,27 @@
         <w:tc>
           <w:tcPr>
             <w:tcW w:w="2015" w:type="dxa"/>
-            <w:tcBorders>
-              <w:top w:val="double" w:sz="4" w:space="0" w:color="47D459" w:themeColor="accent3" w:themeTint="99"/>
-              <w:left w:val="double" w:sz="4" w:space="0" w:color="47D459" w:themeColor="accent3" w:themeTint="99"/>
-              <w:bottom w:val="double" w:sz="4" w:space="0" w:color="47D459" w:themeColor="accent3" w:themeTint="99"/>
-              <w:right w:val="double" w:sz="4" w:space="0" w:color="47D459" w:themeColor="accent3" w:themeTint="99"/>
-            </w:tcBorders>
-            <w:vAlign w:val="center"/>
-            <w:hideMark/>
-          </w:tcPr>
-          <w:p>
-            <w:pPr>
-              <w:spacing w:after="160" w:line="276" w:lineRule="auto"/>
-              <w:ind w:right="-455"/>
-              <w:rPr>
-                <w:rFonts w:ascii="Arial Nova Cond Light" w:hAnsi="Arial Nova Cond Light" w:cs="Times New Roman"/>
-                <w:b/>
-                <w:bCs/>
-                <w:color w:val="000000" w:themeColor="text1"/>
-                <w:sz w:val="20"/>
-                <w:szCs w:val="20"/>
-              </w:rPr>
-            </w:pPr>
-            <w:r>
-              <w:rPr>
-                <w:rFonts w:ascii="Arial Nova Cond Light" w:hAnsi="Arial Nova Cond Light" w:cs="Times New Roman"/>
-                <w:b/>
-                <w:bCs/>
-                <w:color w:val="000000" w:themeColor="text1"/>
+            <w:vAlign w:val="center"/>
+          </w:tcPr>
+          <w:p>
+            <w:pPr>
+              <w:autoSpaceDE w:val="0"/>
+              <w:autoSpaceDN w:val="0"/>
+              <w:adjustRightInd w:val="0"/>
+              <w:jc w:val="center"/>
+              <w:rPr>
+                <w:rFonts w:ascii="Arial Nova Cond" w:hAnsi="Arial Nova Cond" w:cs="Arial"/>
+                <w:color w:val="000000" w:themeColor="text1"/>
+                <w:kern w:val="0"/>
+                <w:sz w:val="20"/>
+                <w:szCs w:val="20"/>
+              </w:rPr>
+            </w:pPr>
+            <w:r>
+              <w:rPr>
+                <w:rFonts w:ascii="Arial Nova Cond" w:hAnsi="Arial Nova Cond" w:cs="Arial"/>
+                <w:color w:val="000000"/>
+                <w:kern w:val="0"/>
                 <w:sz w:val="20"/>
                 <w:szCs w:val="20"/>
               </w:rPr>
@@ -11892,34 +11712,27 @@
         <w:tc>
           <w:tcPr>
             <w:tcW w:w="1634" w:type="dxa"/>
-            <w:tcBorders>
-              <w:top w:val="double" w:sz="4" w:space="0" w:color="47D459" w:themeColor="accent3" w:themeTint="99"/>
-              <w:left w:val="double" w:sz="4" w:space="0" w:color="47D459" w:themeColor="accent3" w:themeTint="99"/>
-              <w:bottom w:val="double" w:sz="4" w:space="0" w:color="47D459" w:themeColor="accent3" w:themeTint="99"/>
-              <w:right w:val="double" w:sz="4" w:space="0" w:color="47D459" w:themeColor="accent3" w:themeTint="99"/>
-            </w:tcBorders>
-            <w:vAlign w:val="center"/>
-            <w:hideMark/>
-          </w:tcPr>
-          <w:p>
-            <w:pPr>
-              <w:spacing w:after="160" w:line="276" w:lineRule="auto"/>
-              <w:ind w:right="-455"/>
-              <w:rPr>
-                <w:rFonts w:ascii="Arial Nova Cond Light" w:hAnsi="Arial Nova Cond Light" w:cs="Times New Roman"/>
-                <w:b/>
-                <w:bCs/>
-                <w:color w:val="000000" w:themeColor="text1"/>
-                <w:sz w:val="20"/>
-                <w:szCs w:val="20"/>
-              </w:rPr>
-            </w:pPr>
-            <w:r>
-              <w:rPr>
-                <w:rFonts w:ascii="Arial Nova Cond Light" w:hAnsi="Arial Nova Cond Light" w:cs="Times New Roman"/>
-                <w:b/>
-                <w:bCs/>
-                <w:color w:val="000000" w:themeColor="text1"/>
+            <w:vAlign w:val="center"/>
+          </w:tcPr>
+          <w:p>
+            <w:pPr>
+              <w:autoSpaceDE w:val="0"/>
+              <w:autoSpaceDN w:val="0"/>
+              <w:adjustRightInd w:val="0"/>
+              <w:jc w:val="both"/>
+              <w:rPr>
+                <w:rFonts w:ascii="Arial Nova Cond" w:hAnsi="Arial Nova Cond" w:cs="Arial"/>
+                <w:color w:val="000000"/>
+                <w:kern w:val="0"/>
+                <w:sz w:val="20"/>
+                <w:szCs w:val="20"/>
+              </w:rPr>
+            </w:pPr>
+            <w:r>
+              <w:rPr>
+                <w:rFonts w:ascii="Arial Nova Cond" w:hAnsi="Arial Nova Cond" w:cs="Arial"/>
+                <w:color w:val="000000"/>
+                <w:kern w:val="0"/>
                 <w:sz w:val="20"/>
                 <w:szCs w:val="20"/>
               </w:rPr>
@@ -11930,34 +11743,27 @@
         <w:tc>
           <w:tcPr>
             <w:tcW w:w="1337" w:type="dxa"/>
-            <w:tcBorders>
-              <w:top w:val="double" w:sz="4" w:space="0" w:color="47D459" w:themeColor="accent3" w:themeTint="99"/>
-              <w:left w:val="double" w:sz="4" w:space="0" w:color="47D459" w:themeColor="accent3" w:themeTint="99"/>
-              <w:bottom w:val="double" w:sz="4" w:space="0" w:color="47D459" w:themeColor="accent3" w:themeTint="99"/>
-              <w:right w:val="double" w:sz="4" w:space="0" w:color="47D459" w:themeColor="accent3" w:themeTint="99"/>
-            </w:tcBorders>
-            <w:vAlign w:val="center"/>
-            <w:hideMark/>
-          </w:tcPr>
-          <w:p>
-            <w:pPr>
-              <w:spacing w:after="160" w:line="276" w:lineRule="auto"/>
-              <w:ind w:right="-455"/>
-              <w:rPr>
-                <w:rFonts w:ascii="Arial Nova Cond Light" w:hAnsi="Arial Nova Cond Light" w:cs="Times New Roman"/>
-                <w:b/>
-                <w:bCs/>
-                <w:color w:val="000000" w:themeColor="text1"/>
-                <w:sz w:val="20"/>
-                <w:szCs w:val="20"/>
-              </w:rPr>
-            </w:pPr>
-            <w:r>
-              <w:rPr>
-                <w:rFonts w:ascii="Arial Nova Cond Light" w:hAnsi="Arial Nova Cond Light" w:cs="Times New Roman"/>
-                <w:b/>
-                <w:bCs/>
-                <w:color w:val="000000" w:themeColor="text1"/>
+            <w:vAlign w:val="center"/>
+          </w:tcPr>
+          <w:p>
+            <w:pPr>
+              <w:autoSpaceDE w:val="0"/>
+              <w:autoSpaceDN w:val="0"/>
+              <w:adjustRightInd w:val="0"/>
+              <w:jc w:val="center"/>
+              <w:rPr>
+                <w:rFonts w:ascii="Arial Nova Cond" w:hAnsi="Arial Nova Cond" w:cs="Arial"/>
+                <w:color w:val="000000"/>
+                <w:kern w:val="0"/>
+                <w:sz w:val="20"/>
+                <w:szCs w:val="20"/>
+              </w:rPr>
+            </w:pPr>
+            <w:r>
+              <w:rPr>
+                <w:rFonts w:ascii="Arial Nova Cond" w:hAnsi="Arial Nova Cond" w:cs="Arial"/>
+                <w:color w:val="000000"/>
+                <w:kern w:val="0"/>
                 <w:sz w:val="20"/>
                 <w:szCs w:val="20"/>
               </w:rPr>
@@ -11975,24 +11781,23 @@
           <w:tcPr>
             <w:tcW w:w="875" w:type="dxa"/>
             <w:vMerge w:val="restart"/>
-            <w:tcBorders>
-              <w:top w:val="double" w:sz="4" w:space="0" w:color="47D459" w:themeColor="accent3" w:themeTint="99"/>
-              <w:left w:val="double" w:sz="4" w:space="0" w:color="47D459" w:themeColor="accent3" w:themeTint="99"/>
-              <w:bottom w:val="double" w:sz="4" w:space="0" w:color="47D459" w:themeColor="accent3" w:themeTint="99"/>
-              <w:right w:val="double" w:sz="4" w:space="0" w:color="47D459" w:themeColor="accent3" w:themeTint="99"/>
-            </w:tcBorders>
-            <w:vAlign w:val="center"/>
-            <w:hideMark/>
-          </w:tcPr>
-          <w:p>
-            <w:pPr>
-              <w:spacing w:after="160" w:line="276" w:lineRule="auto"/>
-              <w:ind w:right="-455"/>
-              <w:rPr>
-                <w:rFonts w:ascii="Arial Nova Cond Light" w:hAnsi="Arial Nova Cond Light" w:cs="Times New Roman"/>
-                <w:b/>
-                <w:bCs/>
-                <w:color w:val="000000" w:themeColor="text1"/>
+            <w:vAlign w:val="center"/>
+          </w:tcPr>
+          <w:p>
+            <w:pPr>
+              <w:pStyle w:val="Prrafodelista"/>
+              <w:tabs>
+                <w:tab w:val="left" w:pos="0"/>
+                <w:tab w:val="left" w:pos="142"/>
+                <w:tab w:val="left" w:pos="284"/>
+              </w:tabs>
+              <w:spacing w:line="276" w:lineRule="auto"/>
+              <w:ind w:left="0"/>
+              <w:jc w:val="center"/>
+              <w:rPr>
+                <w:rFonts w:ascii="Arial Nova Cond" w:eastAsia="Calibri" w:hAnsi="Arial Nova Cond" w:cs="Times New Roman"/>
+                <w:b/>
+                <w:bCs/>
                 <w:sz w:val="20"/>
                 <w:szCs w:val="20"/>
                 <w:lang w:val="es-ES_tradnl"/>
@@ -12000,10 +11805,9 @@
             </w:pPr>
             <w:r>
               <w:rPr>
-                <w:rFonts w:ascii="Arial Nova Cond Light" w:hAnsi="Arial Nova Cond Light" w:cs="Times New Roman"/>
-                <w:b/>
-                <w:bCs/>
-                <w:color w:val="000000" w:themeColor="text1"/>
+                <w:rFonts w:ascii="Arial Nova Cond" w:eastAsia="Calibri" w:hAnsi="Arial Nova Cond" w:cs="Times New Roman"/>
+                <w:b/>
+                <w:bCs/>
                 <w:sz w:val="20"/>
                 <w:szCs w:val="20"/>
                 <w:lang w:val="es-ES_tradnl"/>
@@ -12015,24 +11819,23 @@
         <w:tc>
           <w:tcPr>
             <w:tcW w:w="1095" w:type="dxa"/>
-            <w:tcBorders>
-              <w:top w:val="double" w:sz="4" w:space="0" w:color="47D459" w:themeColor="accent3" w:themeTint="99"/>
-              <w:left w:val="double" w:sz="4" w:space="0" w:color="47D459" w:themeColor="accent3" w:themeTint="99"/>
-              <w:bottom w:val="double" w:sz="4" w:space="0" w:color="47D459" w:themeColor="accent3" w:themeTint="99"/>
-              <w:right w:val="double" w:sz="4" w:space="0" w:color="47D459" w:themeColor="accent3" w:themeTint="99"/>
-            </w:tcBorders>
-            <w:vAlign w:val="center"/>
-            <w:hideMark/>
-          </w:tcPr>
-          <w:p>
-            <w:pPr>
-              <w:spacing w:after="160" w:line="276" w:lineRule="auto"/>
-              <w:ind w:right="-455"/>
-              <w:rPr>
-                <w:rFonts w:ascii="Arial Nova Cond Light" w:hAnsi="Arial Nova Cond Light" w:cs="Times New Roman"/>
-                <w:b/>
-                <w:bCs/>
-                <w:color w:val="000000" w:themeColor="text1"/>
+            <w:vAlign w:val="center"/>
+          </w:tcPr>
+          <w:p>
+            <w:pPr>
+              <w:pStyle w:val="Prrafodelista"/>
+              <w:tabs>
+                <w:tab w:val="left" w:pos="0"/>
+                <w:tab w:val="left" w:pos="142"/>
+                <w:tab w:val="left" w:pos="284"/>
+              </w:tabs>
+              <w:spacing w:line="276" w:lineRule="auto"/>
+              <w:ind w:left="0"/>
+              <w:jc w:val="center"/>
+              <w:rPr>
+                <w:rFonts w:ascii="Arial Nova Cond" w:eastAsia="Calibri" w:hAnsi="Arial Nova Cond" w:cs="Times New Roman"/>
+                <w:b/>
+                <w:bCs/>
                 <w:sz w:val="20"/>
                 <w:szCs w:val="20"/>
                 <w:lang w:val="es-ES_tradnl"/>
@@ -12040,10 +11843,9 @@
             </w:pPr>
             <w:r>
               <w:rPr>
-                <w:rFonts w:ascii="Arial Nova Cond Light" w:hAnsi="Arial Nova Cond Light" w:cs="Times New Roman"/>
-                <w:b/>
-                <w:bCs/>
-                <w:color w:val="000000" w:themeColor="text1"/>
+                <w:rFonts w:ascii="Arial Nova Cond" w:eastAsia="Calibri" w:hAnsi="Arial Nova Cond" w:cs="Times New Roman"/>
+                <w:b/>
+                <w:bCs/>
                 <w:sz w:val="20"/>
                 <w:szCs w:val="20"/>
                 <w:lang w:val="es-ES_tradnl"/>
@@ -12055,34 +11857,22 @@
         <w:tc>
           <w:tcPr>
             <w:tcW w:w="1726" w:type="dxa"/>
-            <w:tcBorders>
-              <w:top w:val="double" w:sz="4" w:space="0" w:color="47D459" w:themeColor="accent3" w:themeTint="99"/>
-              <w:left w:val="double" w:sz="4" w:space="0" w:color="47D459" w:themeColor="accent3" w:themeTint="99"/>
-              <w:bottom w:val="double" w:sz="4" w:space="0" w:color="47D459" w:themeColor="accent3" w:themeTint="99"/>
-              <w:right w:val="double" w:sz="4" w:space="0" w:color="47D459" w:themeColor="accent3" w:themeTint="99"/>
-            </w:tcBorders>
-            <w:vAlign w:val="center"/>
-            <w:hideMark/>
-          </w:tcPr>
-          <w:p>
-            <w:pPr>
-              <w:spacing w:after="160" w:line="276" w:lineRule="auto"/>
-              <w:ind w:right="-455"/>
-              <w:rPr>
-                <w:rFonts w:ascii="Arial Nova Cond Light" w:hAnsi="Arial Nova Cond Light" w:cs="Times New Roman"/>
-                <w:b/>
-                <w:bCs/>
-                <w:color w:val="000000" w:themeColor="text1"/>
-                <w:sz w:val="20"/>
-                <w:szCs w:val="20"/>
-              </w:rPr>
-            </w:pPr>
-            <w:r>
-              <w:rPr>
-                <w:rFonts w:ascii="Arial Nova Cond Light" w:hAnsi="Arial Nova Cond Light" w:cs="Times New Roman"/>
-                <w:b/>
-                <w:bCs/>
-                <w:color w:val="000000" w:themeColor="text1"/>
+            <w:vAlign w:val="center"/>
+          </w:tcPr>
+          <w:p>
+            <w:pPr>
+              <w:pStyle w:val="Sinespaciado"/>
+              <w:jc w:val="both"/>
+              <w:rPr>
+                <w:rFonts w:ascii="Arial Nova Cond" w:hAnsi="Arial Nova Cond"/>
+                <w:color w:val="000000" w:themeColor="text1"/>
+                <w:sz w:val="20"/>
+                <w:szCs w:val="20"/>
+              </w:rPr>
+            </w:pPr>
+            <w:r>
+              <w:rPr>
+                <w:rFonts w:ascii="Arial Nova Cond" w:eastAsia="Calibri" w:hAnsi="Arial Nova Cond" w:cs="Times New Roman"/>
                 <w:sz w:val="20"/>
                 <w:szCs w:val="20"/>
                 <w:lang w:val="es-ES_tradnl"/>
@@ -12094,23 +11884,21 @@
         <w:tc>
           <w:tcPr>
             <w:tcW w:w="6169" w:type="dxa"/>
-            <w:tcBorders>
-              <w:top w:val="double" w:sz="4" w:space="0" w:color="47D459" w:themeColor="accent3" w:themeTint="99"/>
-              <w:left w:val="double" w:sz="4" w:space="0" w:color="47D459" w:themeColor="accent3" w:themeTint="99"/>
-              <w:bottom w:val="double" w:sz="4" w:space="0" w:color="47D459" w:themeColor="accent3" w:themeTint="99"/>
-              <w:right w:val="double" w:sz="4" w:space="0" w:color="47D459" w:themeColor="accent3" w:themeTint="99"/>
-            </w:tcBorders>
-            <w:vAlign w:val="center"/>
-            <w:hideMark/>
-          </w:tcPr>
-          <w:p>
-            <w:pPr>
-              <w:spacing w:after="160" w:line="276" w:lineRule="auto"/>
-              <w:ind w:right="-455"/>
-              <w:rPr>
-                <w:rFonts w:ascii="Arial Nova Cond Light" w:hAnsi="Arial Nova Cond Light" w:cs="Times New Roman"/>
-                <w:b/>
-                <w:bCs/>
+            <w:vAlign w:val="center"/>
+          </w:tcPr>
+          <w:p>
+            <w:pPr>
+              <w:pStyle w:val="Prrafodelista"/>
+              <w:tabs>
+                <w:tab w:val="left" w:pos="0"/>
+                <w:tab w:val="left" w:pos="142"/>
+                <w:tab w:val="left" w:pos="284"/>
+              </w:tabs>
+              <w:spacing w:line="276" w:lineRule="auto"/>
+              <w:ind w:left="0"/>
+              <w:jc w:val="both"/>
+              <w:rPr>
+                <w:rFonts w:ascii="Arial Nova Cond" w:eastAsia="Calibri" w:hAnsi="Arial Nova Cond" w:cs="Times New Roman"/>
                 <w:color w:val="000000" w:themeColor="text1"/>
                 <w:sz w:val="20"/>
                 <w:szCs w:val="20"/>
@@ -12119,10 +11907,7 @@
             </w:pPr>
             <w:r>
               <w:rPr>
-                <w:rFonts w:ascii="Arial Nova Cond Light" w:hAnsi="Arial Nova Cond Light" w:cs="Times New Roman"/>
-                <w:b/>
-                <w:bCs/>
-                <w:color w:val="000000" w:themeColor="text1"/>
+                <w:rFonts w:ascii="Arial Nova Cond" w:eastAsia="Calibri" w:hAnsi="Arial Nova Cond" w:cs="Times New Roman"/>
                 <w:sz w:val="20"/>
                 <w:szCs w:val="20"/>
                 <w:lang w:val="es-ES_tradnl"/>
@@ -12134,34 +11919,27 @@
         <w:tc>
           <w:tcPr>
             <w:tcW w:w="2015" w:type="dxa"/>
-            <w:tcBorders>
-              <w:top w:val="double" w:sz="4" w:space="0" w:color="47D459" w:themeColor="accent3" w:themeTint="99"/>
-              <w:left w:val="double" w:sz="4" w:space="0" w:color="47D459" w:themeColor="accent3" w:themeTint="99"/>
-              <w:bottom w:val="double" w:sz="4" w:space="0" w:color="47D459" w:themeColor="accent3" w:themeTint="99"/>
-              <w:right w:val="double" w:sz="4" w:space="0" w:color="47D459" w:themeColor="accent3" w:themeTint="99"/>
-            </w:tcBorders>
-            <w:vAlign w:val="center"/>
-            <w:hideMark/>
-          </w:tcPr>
-          <w:p>
-            <w:pPr>
-              <w:spacing w:after="160" w:line="276" w:lineRule="auto"/>
-              <w:ind w:right="-455"/>
-              <w:rPr>
-                <w:rFonts w:ascii="Arial Nova Cond Light" w:hAnsi="Arial Nova Cond Light" w:cs="Times New Roman"/>
-                <w:b/>
-                <w:bCs/>
-                <w:color w:val="000000" w:themeColor="text1"/>
-                <w:sz w:val="20"/>
-                <w:szCs w:val="20"/>
-              </w:rPr>
-            </w:pPr>
-            <w:r>
-              <w:rPr>
-                <w:rFonts w:ascii="Arial Nova Cond Light" w:hAnsi="Arial Nova Cond Light" w:cs="Times New Roman"/>
-                <w:b/>
-                <w:bCs/>
-                <w:color w:val="000000" w:themeColor="text1"/>
+            <w:vAlign w:val="center"/>
+          </w:tcPr>
+          <w:p>
+            <w:pPr>
+              <w:autoSpaceDE w:val="0"/>
+              <w:autoSpaceDN w:val="0"/>
+              <w:adjustRightInd w:val="0"/>
+              <w:jc w:val="center"/>
+              <w:rPr>
+                <w:rFonts w:ascii="Arial Nova Cond" w:hAnsi="Arial Nova Cond" w:cs="Arial"/>
+                <w:color w:val="000000" w:themeColor="text1"/>
+                <w:kern w:val="0"/>
+                <w:sz w:val="20"/>
+                <w:szCs w:val="20"/>
+              </w:rPr>
+            </w:pPr>
+            <w:r>
+              <w:rPr>
+                <w:rFonts w:ascii="Arial Nova Cond" w:hAnsi="Arial Nova Cond" w:cs="Arial"/>
+                <w:color w:val="000000"/>
+                <w:kern w:val="0"/>
                 <w:sz w:val="20"/>
                 <w:szCs w:val="20"/>
               </w:rPr>
@@ -12172,34 +11950,27 @@
         <w:tc>
           <w:tcPr>
             <w:tcW w:w="1634" w:type="dxa"/>
-            <w:tcBorders>
-              <w:top w:val="double" w:sz="4" w:space="0" w:color="47D459" w:themeColor="accent3" w:themeTint="99"/>
-              <w:left w:val="double" w:sz="4" w:space="0" w:color="47D459" w:themeColor="accent3" w:themeTint="99"/>
-              <w:bottom w:val="double" w:sz="4" w:space="0" w:color="47D459" w:themeColor="accent3" w:themeTint="99"/>
-              <w:right w:val="double" w:sz="4" w:space="0" w:color="47D459" w:themeColor="accent3" w:themeTint="99"/>
-            </w:tcBorders>
-            <w:vAlign w:val="center"/>
-            <w:hideMark/>
-          </w:tcPr>
-          <w:p>
-            <w:pPr>
-              <w:spacing w:after="160" w:line="276" w:lineRule="auto"/>
-              <w:ind w:right="-455"/>
-              <w:rPr>
-                <w:rFonts w:ascii="Arial Nova Cond Light" w:hAnsi="Arial Nova Cond Light" w:cs="Times New Roman"/>
-                <w:b/>
-                <w:bCs/>
-                <w:color w:val="000000" w:themeColor="text1"/>
-                <w:sz w:val="20"/>
-                <w:szCs w:val="20"/>
-              </w:rPr>
-            </w:pPr>
-            <w:r>
-              <w:rPr>
-                <w:rFonts w:ascii="Arial Nova Cond Light" w:hAnsi="Arial Nova Cond Light" w:cs="Times New Roman"/>
-                <w:b/>
-                <w:bCs/>
-                <w:color w:val="000000" w:themeColor="text1"/>
+            <w:vAlign w:val="center"/>
+          </w:tcPr>
+          <w:p>
+            <w:pPr>
+              <w:autoSpaceDE w:val="0"/>
+              <w:autoSpaceDN w:val="0"/>
+              <w:adjustRightInd w:val="0"/>
+              <w:jc w:val="both"/>
+              <w:rPr>
+                <w:rFonts w:ascii="Arial Nova Cond" w:hAnsi="Arial Nova Cond" w:cs="Arial"/>
+                <w:color w:val="000000"/>
+                <w:kern w:val="0"/>
+                <w:sz w:val="20"/>
+                <w:szCs w:val="20"/>
+              </w:rPr>
+            </w:pPr>
+            <w:r>
+              <w:rPr>
+                <w:rFonts w:ascii="Arial Nova Cond" w:hAnsi="Arial Nova Cond" w:cs="Arial"/>
+                <w:color w:val="000000"/>
+                <w:kern w:val="0"/>
                 <w:sz w:val="20"/>
                 <w:szCs w:val="20"/>
               </w:rPr>
@@ -12210,34 +11981,27 @@
         <w:tc>
           <w:tcPr>
             <w:tcW w:w="1337" w:type="dxa"/>
-            <w:tcBorders>
-              <w:top w:val="double" w:sz="4" w:space="0" w:color="47D459" w:themeColor="accent3" w:themeTint="99"/>
-              <w:left w:val="double" w:sz="4" w:space="0" w:color="47D459" w:themeColor="accent3" w:themeTint="99"/>
-              <w:bottom w:val="double" w:sz="4" w:space="0" w:color="47D459" w:themeColor="accent3" w:themeTint="99"/>
-              <w:right w:val="double" w:sz="4" w:space="0" w:color="47D459" w:themeColor="accent3" w:themeTint="99"/>
-            </w:tcBorders>
-            <w:vAlign w:val="center"/>
-            <w:hideMark/>
-          </w:tcPr>
-          <w:p>
-            <w:pPr>
-              <w:spacing w:after="160" w:line="276" w:lineRule="auto"/>
-              <w:ind w:right="-455"/>
-              <w:rPr>
-                <w:rFonts w:ascii="Arial Nova Cond Light" w:hAnsi="Arial Nova Cond Light" w:cs="Times New Roman"/>
-                <w:b/>
-                <w:bCs/>
-                <w:color w:val="000000" w:themeColor="text1"/>
-                <w:sz w:val="20"/>
-                <w:szCs w:val="20"/>
-              </w:rPr>
-            </w:pPr>
-            <w:r>
-              <w:rPr>
-                <w:rFonts w:ascii="Arial Nova Cond Light" w:hAnsi="Arial Nova Cond Light" w:cs="Times New Roman"/>
-                <w:b/>
-                <w:bCs/>
-                <w:color w:val="000000" w:themeColor="text1"/>
+            <w:vAlign w:val="center"/>
+          </w:tcPr>
+          <w:p>
+            <w:pPr>
+              <w:autoSpaceDE w:val="0"/>
+              <w:autoSpaceDN w:val="0"/>
+              <w:adjustRightInd w:val="0"/>
+              <w:jc w:val="center"/>
+              <w:rPr>
+                <w:rFonts w:ascii="Arial Nova Cond" w:hAnsi="Arial Nova Cond" w:cs="Arial"/>
+                <w:color w:val="000000"/>
+                <w:kern w:val="0"/>
+                <w:sz w:val="20"/>
+                <w:szCs w:val="20"/>
+              </w:rPr>
+            </w:pPr>
+            <w:r>
+              <w:rPr>
+                <w:rFonts w:ascii="Arial Nova Cond" w:hAnsi="Arial Nova Cond" w:cs="Arial"/>
+                <w:color w:val="000000"/>
+                <w:kern w:val="0"/>
                 <w:sz w:val="20"/>
                 <w:szCs w:val="20"/>
               </w:rPr>
@@ -12255,24 +12019,23 @@
           <w:tcPr>
             <w:tcW w:w="875" w:type="dxa"/>
             <w:vMerge/>
-            <w:tcBorders>
-              <w:top w:val="double" w:sz="4" w:space="0" w:color="47D459" w:themeColor="accent3" w:themeTint="99"/>
-              <w:left w:val="double" w:sz="4" w:space="0" w:color="47D459" w:themeColor="accent3" w:themeTint="99"/>
-              <w:bottom w:val="double" w:sz="4" w:space="0" w:color="47D459" w:themeColor="accent3" w:themeTint="99"/>
-              <w:right w:val="double" w:sz="4" w:space="0" w:color="47D459" w:themeColor="accent3" w:themeTint="99"/>
-            </w:tcBorders>
-            <w:vAlign w:val="center"/>
-            <w:hideMark/>
-          </w:tcPr>
-          <w:p>
-            <w:pPr>
-              <w:spacing w:after="160" w:line="276" w:lineRule="auto"/>
-              <w:ind w:right="-455"/>
-              <w:rPr>
-                <w:rFonts w:ascii="Arial Nova Cond Light" w:hAnsi="Arial Nova Cond Light" w:cs="Times New Roman"/>
-                <w:b/>
-                <w:bCs/>
-                <w:color w:val="000000" w:themeColor="text1"/>
+            <w:vAlign w:val="center"/>
+          </w:tcPr>
+          <w:p>
+            <w:pPr>
+              <w:pStyle w:val="Prrafodelista"/>
+              <w:tabs>
+                <w:tab w:val="left" w:pos="0"/>
+                <w:tab w:val="left" w:pos="142"/>
+                <w:tab w:val="left" w:pos="284"/>
+              </w:tabs>
+              <w:spacing w:line="276" w:lineRule="auto"/>
+              <w:ind w:left="0"/>
+              <w:jc w:val="center"/>
+              <w:rPr>
+                <w:rFonts w:ascii="Arial Nova Cond" w:eastAsia="Calibri" w:hAnsi="Arial Nova Cond" w:cs="Times New Roman"/>
+                <w:b/>
+                <w:bCs/>
                 <w:sz w:val="20"/>
                 <w:szCs w:val="20"/>
                 <w:lang w:val="es-ES_tradnl"/>
@@ -12283,24 +12046,23 @@
         <w:tc>
           <w:tcPr>
             <w:tcW w:w="1095" w:type="dxa"/>
-            <w:tcBorders>
-              <w:top w:val="double" w:sz="4" w:space="0" w:color="47D459" w:themeColor="accent3" w:themeTint="99"/>
-              <w:left w:val="double" w:sz="4" w:space="0" w:color="47D459" w:themeColor="accent3" w:themeTint="99"/>
-              <w:bottom w:val="double" w:sz="4" w:space="0" w:color="47D459" w:themeColor="accent3" w:themeTint="99"/>
-              <w:right w:val="double" w:sz="4" w:space="0" w:color="47D459" w:themeColor="accent3" w:themeTint="99"/>
-            </w:tcBorders>
-            <w:vAlign w:val="center"/>
-            <w:hideMark/>
-          </w:tcPr>
-          <w:p>
-            <w:pPr>
-              <w:spacing w:after="160" w:line="276" w:lineRule="auto"/>
-              <w:ind w:right="-455"/>
-              <w:rPr>
-                <w:rFonts w:ascii="Arial Nova Cond Light" w:hAnsi="Arial Nova Cond Light" w:cs="Times New Roman"/>
-                <w:b/>
-                <w:bCs/>
-                <w:color w:val="000000" w:themeColor="text1"/>
+            <w:vAlign w:val="center"/>
+          </w:tcPr>
+          <w:p>
+            <w:pPr>
+              <w:pStyle w:val="Prrafodelista"/>
+              <w:tabs>
+                <w:tab w:val="left" w:pos="0"/>
+                <w:tab w:val="left" w:pos="142"/>
+                <w:tab w:val="left" w:pos="284"/>
+              </w:tabs>
+              <w:spacing w:line="276" w:lineRule="auto"/>
+              <w:ind w:left="0"/>
+              <w:jc w:val="center"/>
+              <w:rPr>
+                <w:rFonts w:ascii="Arial Nova Cond" w:eastAsia="Calibri" w:hAnsi="Arial Nova Cond" w:cs="Times New Roman"/>
+                <w:b/>
+                <w:bCs/>
                 <w:sz w:val="20"/>
                 <w:szCs w:val="20"/>
                 <w:lang w:val="es-ES_tradnl"/>
@@ -12308,10 +12070,9 @@
             </w:pPr>
             <w:r>
               <w:rPr>
-                <w:rFonts w:ascii="Arial Nova Cond Light" w:hAnsi="Arial Nova Cond Light" w:cs="Times New Roman"/>
-                <w:b/>
-                <w:bCs/>
-                <w:color w:val="000000" w:themeColor="text1"/>
+                <w:rFonts w:ascii="Arial Nova Cond" w:eastAsia="Calibri" w:hAnsi="Arial Nova Cond" w:cs="Times New Roman"/>
+                <w:b/>
+                <w:bCs/>
                 <w:sz w:val="20"/>
                 <w:szCs w:val="20"/>
                 <w:lang w:val="es-ES_tradnl"/>
@@ -12323,34 +12084,21 @@
         <w:tc>
           <w:tcPr>
             <w:tcW w:w="1726" w:type="dxa"/>
-            <w:tcBorders>
-              <w:top w:val="double" w:sz="4" w:space="0" w:color="47D459" w:themeColor="accent3" w:themeTint="99"/>
-              <w:left w:val="double" w:sz="4" w:space="0" w:color="47D459" w:themeColor="accent3" w:themeTint="99"/>
-              <w:bottom w:val="double" w:sz="4" w:space="0" w:color="47D459" w:themeColor="accent3" w:themeTint="99"/>
-              <w:right w:val="double" w:sz="4" w:space="0" w:color="47D459" w:themeColor="accent3" w:themeTint="99"/>
-            </w:tcBorders>
-            <w:vAlign w:val="center"/>
-            <w:hideMark/>
-          </w:tcPr>
-          <w:p>
-            <w:pPr>
-              <w:spacing w:after="160" w:line="276" w:lineRule="auto"/>
-              <w:ind w:right="-455"/>
-              <w:rPr>
-                <w:rFonts w:ascii="Arial Nova Cond Light" w:hAnsi="Arial Nova Cond Light" w:cs="Times New Roman"/>
-                <w:b/>
-                <w:bCs/>
-                <w:color w:val="000000" w:themeColor="text1"/>
-                <w:sz w:val="20"/>
-                <w:szCs w:val="20"/>
-              </w:rPr>
-            </w:pPr>
-            <w:r>
-              <w:rPr>
-                <w:rFonts w:ascii="Arial Nova Cond Light" w:hAnsi="Arial Nova Cond Light" w:cs="Times New Roman"/>
-                <w:b/>
-                <w:bCs/>
-                <w:color w:val="000000" w:themeColor="text1"/>
+            <w:vAlign w:val="center"/>
+          </w:tcPr>
+          <w:p>
+            <w:pPr>
+              <w:pStyle w:val="Sinespaciado"/>
+              <w:jc w:val="both"/>
+              <w:rPr>
+                <w:rFonts w:ascii="Arial Nova Cond" w:hAnsi="Arial Nova Cond"/>
+                <w:sz w:val="20"/>
+                <w:szCs w:val="20"/>
+              </w:rPr>
+            </w:pPr>
+            <w:r>
+              <w:rPr>
+                <w:rFonts w:ascii="Arial Nova Cond" w:eastAsia="Calibri" w:hAnsi="Arial Nova Cond" w:cs="Times New Roman"/>
                 <w:sz w:val="20"/>
                 <w:szCs w:val="20"/>
                 <w:lang w:val="es-ES_tradnl"/>
@@ -12362,24 +12110,21 @@
         <w:tc>
           <w:tcPr>
             <w:tcW w:w="6169" w:type="dxa"/>
-            <w:tcBorders>
-              <w:top w:val="double" w:sz="4" w:space="0" w:color="47D459" w:themeColor="accent3" w:themeTint="99"/>
-              <w:left w:val="double" w:sz="4" w:space="0" w:color="47D459" w:themeColor="accent3" w:themeTint="99"/>
-              <w:bottom w:val="double" w:sz="4" w:space="0" w:color="47D459" w:themeColor="accent3" w:themeTint="99"/>
-              <w:right w:val="double" w:sz="4" w:space="0" w:color="47D459" w:themeColor="accent3" w:themeTint="99"/>
-            </w:tcBorders>
-            <w:vAlign w:val="center"/>
-            <w:hideMark/>
-          </w:tcPr>
-          <w:p>
-            <w:pPr>
-              <w:spacing w:after="160" w:line="276" w:lineRule="auto"/>
-              <w:ind w:right="-455"/>
-              <w:rPr>
-                <w:rFonts w:ascii="Arial Nova Cond Light" w:hAnsi="Arial Nova Cond Light" w:cs="Times New Roman"/>
-                <w:b/>
-                <w:bCs/>
-                <w:color w:val="000000" w:themeColor="text1"/>
+            <w:vAlign w:val="center"/>
+          </w:tcPr>
+          <w:p>
+            <w:pPr>
+              <w:pStyle w:val="Prrafodelista"/>
+              <w:tabs>
+                <w:tab w:val="left" w:pos="0"/>
+                <w:tab w:val="left" w:pos="142"/>
+                <w:tab w:val="left" w:pos="284"/>
+              </w:tabs>
+              <w:spacing w:line="276" w:lineRule="auto"/>
+              <w:ind w:left="0"/>
+              <w:jc w:val="both"/>
+              <w:rPr>
+                <w:rFonts w:ascii="Arial Nova Cond" w:eastAsia="Calibri" w:hAnsi="Arial Nova Cond" w:cs="Times New Roman"/>
                 <w:sz w:val="20"/>
                 <w:szCs w:val="20"/>
                 <w:lang w:val="es-ES_tradnl"/>
@@ -12387,10 +12132,7 @@
             </w:pPr>
             <w:r>
               <w:rPr>
-                <w:rFonts w:ascii="Arial Nova Cond Light" w:hAnsi="Arial Nova Cond Light" w:cs="Times New Roman"/>
-                <w:b/>
-                <w:bCs/>
-                <w:color w:val="000000" w:themeColor="text1"/>
+                <w:rFonts w:ascii="Arial Nova Cond" w:eastAsia="Calibri" w:hAnsi="Arial Nova Cond" w:cs="Times New Roman"/>
                 <w:sz w:val="20"/>
                 <w:szCs w:val="20"/>
                 <w:lang w:val="es-ES_tradnl"/>
@@ -12402,34 +12144,27 @@
         <w:tc>
           <w:tcPr>
             <w:tcW w:w="2015" w:type="dxa"/>
-            <w:tcBorders>
-              <w:top w:val="double" w:sz="4" w:space="0" w:color="47D459" w:themeColor="accent3" w:themeTint="99"/>
-              <w:left w:val="double" w:sz="4" w:space="0" w:color="47D459" w:themeColor="accent3" w:themeTint="99"/>
-              <w:bottom w:val="double" w:sz="4" w:space="0" w:color="47D459" w:themeColor="accent3" w:themeTint="99"/>
-              <w:right w:val="double" w:sz="4" w:space="0" w:color="47D459" w:themeColor="accent3" w:themeTint="99"/>
-            </w:tcBorders>
-            <w:vAlign w:val="center"/>
-            <w:hideMark/>
-          </w:tcPr>
-          <w:p>
-            <w:pPr>
-              <w:spacing w:after="160" w:line="276" w:lineRule="auto"/>
-              <w:ind w:right="-455"/>
-              <w:rPr>
-                <w:rFonts w:ascii="Arial Nova Cond Light" w:hAnsi="Arial Nova Cond Light" w:cs="Times New Roman"/>
-                <w:b/>
-                <w:bCs/>
-                <w:color w:val="000000" w:themeColor="text1"/>
-                <w:sz w:val="20"/>
-                <w:szCs w:val="20"/>
-              </w:rPr>
-            </w:pPr>
-            <w:r>
-              <w:rPr>
-                <w:rFonts w:ascii="Arial Nova Cond Light" w:hAnsi="Arial Nova Cond Light" w:cs="Times New Roman"/>
-                <w:b/>
-                <w:bCs/>
-                <w:color w:val="000000" w:themeColor="text1"/>
+            <w:vAlign w:val="center"/>
+          </w:tcPr>
+          <w:p>
+            <w:pPr>
+              <w:autoSpaceDE w:val="0"/>
+              <w:autoSpaceDN w:val="0"/>
+              <w:adjustRightInd w:val="0"/>
+              <w:jc w:val="center"/>
+              <w:rPr>
+                <w:rFonts w:ascii="Arial Nova Cond" w:hAnsi="Arial Nova Cond" w:cs="Arial"/>
+                <w:color w:val="0070C0"/>
+                <w:kern w:val="0"/>
+                <w:sz w:val="20"/>
+                <w:szCs w:val="20"/>
+              </w:rPr>
+            </w:pPr>
+            <w:r>
+              <w:rPr>
+                <w:rFonts w:ascii="Arial Nova Cond" w:hAnsi="Arial Nova Cond" w:cs="Arial"/>
+                <w:color w:val="000000"/>
+                <w:kern w:val="0"/>
                 <w:sz w:val="20"/>
                 <w:szCs w:val="20"/>
               </w:rPr>
@@ -12440,34 +12175,27 @@
         <w:tc>
           <w:tcPr>
             <w:tcW w:w="1634" w:type="dxa"/>
-            <w:tcBorders>
-              <w:top w:val="double" w:sz="4" w:space="0" w:color="47D459" w:themeColor="accent3" w:themeTint="99"/>
-              <w:left w:val="double" w:sz="4" w:space="0" w:color="47D459" w:themeColor="accent3" w:themeTint="99"/>
-              <w:bottom w:val="double" w:sz="4" w:space="0" w:color="47D459" w:themeColor="accent3" w:themeTint="99"/>
-              <w:right w:val="double" w:sz="4" w:space="0" w:color="47D459" w:themeColor="accent3" w:themeTint="99"/>
-            </w:tcBorders>
-            <w:vAlign w:val="center"/>
-            <w:hideMark/>
-          </w:tcPr>
-          <w:p>
-            <w:pPr>
-              <w:spacing w:after="160" w:line="276" w:lineRule="auto"/>
-              <w:ind w:right="-455"/>
-              <w:rPr>
-                <w:rFonts w:ascii="Arial Nova Cond Light" w:hAnsi="Arial Nova Cond Light" w:cs="Times New Roman"/>
-                <w:b/>
-                <w:bCs/>
-                <w:color w:val="000000" w:themeColor="text1"/>
-                <w:sz w:val="20"/>
-                <w:szCs w:val="20"/>
-              </w:rPr>
-            </w:pPr>
-            <w:r>
-              <w:rPr>
-                <w:rFonts w:ascii="Arial Nova Cond Light" w:hAnsi="Arial Nova Cond Light" w:cs="Times New Roman"/>
-                <w:b/>
-                <w:bCs/>
-                <w:color w:val="000000" w:themeColor="text1"/>
+            <w:vAlign w:val="center"/>
+          </w:tcPr>
+          <w:p>
+            <w:pPr>
+              <w:autoSpaceDE w:val="0"/>
+              <w:autoSpaceDN w:val="0"/>
+              <w:adjustRightInd w:val="0"/>
+              <w:jc w:val="both"/>
+              <w:rPr>
+                <w:rFonts w:ascii="Arial Nova Cond" w:hAnsi="Arial Nova Cond" w:cs="Arial"/>
+                <w:color w:val="000000"/>
+                <w:kern w:val="0"/>
+                <w:sz w:val="20"/>
+                <w:szCs w:val="20"/>
+              </w:rPr>
+            </w:pPr>
+            <w:r>
+              <w:rPr>
+                <w:rFonts w:ascii="Arial Nova Cond" w:hAnsi="Arial Nova Cond" w:cs="Arial"/>
+                <w:color w:val="000000"/>
+                <w:kern w:val="0"/>
                 <w:sz w:val="20"/>
                 <w:szCs w:val="20"/>
               </w:rPr>
@@ -12478,34 +12206,27 @@
         <w:tc>
           <w:tcPr>
             <w:tcW w:w="1337" w:type="dxa"/>
-            <w:tcBorders>
-              <w:top w:val="double" w:sz="4" w:space="0" w:color="47D459" w:themeColor="accent3" w:themeTint="99"/>
-              <w:left w:val="double" w:sz="4" w:space="0" w:color="47D459" w:themeColor="accent3" w:themeTint="99"/>
-              <w:bottom w:val="double" w:sz="4" w:space="0" w:color="47D459" w:themeColor="accent3" w:themeTint="99"/>
-              <w:right w:val="double" w:sz="4" w:space="0" w:color="47D459" w:themeColor="accent3" w:themeTint="99"/>
-            </w:tcBorders>
-            <w:vAlign w:val="center"/>
-            <w:hideMark/>
-          </w:tcPr>
-          <w:p>
-            <w:pPr>
-              <w:spacing w:after="160" w:line="276" w:lineRule="auto"/>
-              <w:ind w:right="-455"/>
-              <w:rPr>
-                <w:rFonts w:ascii="Arial Nova Cond Light" w:hAnsi="Arial Nova Cond Light" w:cs="Times New Roman"/>
-                <w:b/>
-                <w:bCs/>
-                <w:color w:val="000000" w:themeColor="text1"/>
-                <w:sz w:val="20"/>
-                <w:szCs w:val="20"/>
-              </w:rPr>
-            </w:pPr>
-            <w:r>
-              <w:rPr>
-                <w:rFonts w:ascii="Arial Nova Cond Light" w:hAnsi="Arial Nova Cond Light" w:cs="Times New Roman"/>
-                <w:b/>
-                <w:bCs/>
-                <w:color w:val="000000" w:themeColor="text1"/>
+            <w:vAlign w:val="center"/>
+          </w:tcPr>
+          <w:p>
+            <w:pPr>
+              <w:autoSpaceDE w:val="0"/>
+              <w:autoSpaceDN w:val="0"/>
+              <w:adjustRightInd w:val="0"/>
+              <w:jc w:val="center"/>
+              <w:rPr>
+                <w:rFonts w:ascii="Arial Nova Cond" w:hAnsi="Arial Nova Cond" w:cs="Arial"/>
+                <w:color w:val="000000"/>
+                <w:kern w:val="0"/>
+                <w:sz w:val="20"/>
+                <w:szCs w:val="20"/>
+              </w:rPr>
+            </w:pPr>
+            <w:r>
+              <w:rPr>
+                <w:rFonts w:ascii="Arial Nova Cond" w:hAnsi="Arial Nova Cond" w:cs="Arial"/>
+                <w:color w:val="000000"/>
+                <w:kern w:val="0"/>
                 <w:sz w:val="20"/>
                 <w:szCs w:val="20"/>
               </w:rPr>
@@ -12523,24 +12244,23 @@
           <w:tcPr>
             <w:tcW w:w="875" w:type="dxa"/>
             <w:vMerge w:val="restart"/>
-            <w:tcBorders>
-              <w:top w:val="double" w:sz="4" w:space="0" w:color="47D459" w:themeColor="accent3" w:themeTint="99"/>
-              <w:left w:val="double" w:sz="4" w:space="0" w:color="47D459" w:themeColor="accent3" w:themeTint="99"/>
-              <w:bottom w:val="double" w:sz="4" w:space="0" w:color="47D459" w:themeColor="accent3" w:themeTint="99"/>
-              <w:right w:val="double" w:sz="4" w:space="0" w:color="47D459" w:themeColor="accent3" w:themeTint="99"/>
-            </w:tcBorders>
-            <w:vAlign w:val="center"/>
-            <w:hideMark/>
-          </w:tcPr>
-          <w:p>
-            <w:pPr>
-              <w:spacing w:after="160" w:line="276" w:lineRule="auto"/>
-              <w:ind w:right="-455"/>
-              <w:rPr>
-                <w:rFonts w:ascii="Arial Nova Cond Light" w:hAnsi="Arial Nova Cond Light" w:cs="Times New Roman"/>
-                <w:b/>
-                <w:bCs/>
-                <w:color w:val="000000" w:themeColor="text1"/>
+            <w:vAlign w:val="center"/>
+          </w:tcPr>
+          <w:p>
+            <w:pPr>
+              <w:pStyle w:val="Prrafodelista"/>
+              <w:tabs>
+                <w:tab w:val="left" w:pos="0"/>
+                <w:tab w:val="left" w:pos="142"/>
+                <w:tab w:val="left" w:pos="284"/>
+              </w:tabs>
+              <w:spacing w:line="276" w:lineRule="auto"/>
+              <w:ind w:left="0"/>
+              <w:jc w:val="center"/>
+              <w:rPr>
+                <w:rFonts w:ascii="Arial Nova Cond" w:eastAsia="Calibri" w:hAnsi="Arial Nova Cond" w:cs="Times New Roman"/>
+                <w:b/>
+                <w:bCs/>
                 <w:sz w:val="20"/>
                 <w:szCs w:val="20"/>
                 <w:lang w:val="es-ES_tradnl"/>
@@ -12548,10 +12268,9 @@
             </w:pPr>
             <w:r>
               <w:rPr>
-                <w:rFonts w:ascii="Arial Nova Cond Light" w:hAnsi="Arial Nova Cond Light" w:cs="Times New Roman"/>
-                <w:b/>
-                <w:bCs/>
-                <w:color w:val="000000" w:themeColor="text1"/>
+                <w:rFonts w:ascii="Arial Nova Cond" w:eastAsia="Calibri" w:hAnsi="Arial Nova Cond" w:cs="Times New Roman"/>
+                <w:b/>
+                <w:bCs/>
                 <w:sz w:val="20"/>
                 <w:szCs w:val="20"/>
                 <w:lang w:val="es-ES_tradnl"/>
@@ -12563,24 +12282,23 @@
         <w:tc>
           <w:tcPr>
             <w:tcW w:w="1095" w:type="dxa"/>
-            <w:tcBorders>
-              <w:top w:val="double" w:sz="4" w:space="0" w:color="47D459" w:themeColor="accent3" w:themeTint="99"/>
-              <w:left w:val="double" w:sz="4" w:space="0" w:color="47D459" w:themeColor="accent3" w:themeTint="99"/>
-              <w:bottom w:val="double" w:sz="4" w:space="0" w:color="47D459" w:themeColor="accent3" w:themeTint="99"/>
-              <w:right w:val="double" w:sz="4" w:space="0" w:color="47D459" w:themeColor="accent3" w:themeTint="99"/>
-            </w:tcBorders>
-            <w:vAlign w:val="center"/>
-            <w:hideMark/>
-          </w:tcPr>
-          <w:p>
-            <w:pPr>
-              <w:spacing w:after="160" w:line="276" w:lineRule="auto"/>
-              <w:ind w:right="-455"/>
-              <w:rPr>
-                <w:rFonts w:ascii="Arial Nova Cond Light" w:hAnsi="Arial Nova Cond Light" w:cs="Times New Roman"/>
-                <w:b/>
-                <w:bCs/>
-                <w:color w:val="000000" w:themeColor="text1"/>
+            <w:vAlign w:val="center"/>
+          </w:tcPr>
+          <w:p>
+            <w:pPr>
+              <w:pStyle w:val="Prrafodelista"/>
+              <w:tabs>
+                <w:tab w:val="left" w:pos="0"/>
+                <w:tab w:val="left" w:pos="142"/>
+                <w:tab w:val="left" w:pos="284"/>
+              </w:tabs>
+              <w:spacing w:line="276" w:lineRule="auto"/>
+              <w:ind w:left="0"/>
+              <w:jc w:val="center"/>
+              <w:rPr>
+                <w:rFonts w:ascii="Arial Nova Cond" w:eastAsia="Calibri" w:hAnsi="Arial Nova Cond" w:cs="Times New Roman"/>
+                <w:b/>
+                <w:bCs/>
                 <w:sz w:val="20"/>
                 <w:szCs w:val="20"/>
                 <w:lang w:val="es-ES_tradnl"/>
@@ -12588,10 +12306,9 @@
             </w:pPr>
             <w:r>
               <w:rPr>
-                <w:rFonts w:ascii="Arial Nova Cond Light" w:hAnsi="Arial Nova Cond Light" w:cs="Times New Roman"/>
-                <w:b/>
-                <w:bCs/>
-                <w:color w:val="000000" w:themeColor="text1"/>
+                <w:rFonts w:ascii="Arial Nova Cond" w:eastAsia="Calibri" w:hAnsi="Arial Nova Cond" w:cs="Times New Roman"/>
+                <w:b/>
+                <w:bCs/>
                 <w:sz w:val="20"/>
                 <w:szCs w:val="20"/>
                 <w:lang w:val="es-ES_tradnl"/>
@@ -12603,23 +12320,20 @@
         <w:tc>
           <w:tcPr>
             <w:tcW w:w="1726" w:type="dxa"/>
-            <w:tcBorders>
-              <w:top w:val="double" w:sz="4" w:space="0" w:color="47D459" w:themeColor="accent3" w:themeTint="99"/>
-              <w:left w:val="double" w:sz="4" w:space="0" w:color="47D459" w:themeColor="accent3" w:themeTint="99"/>
-              <w:bottom w:val="double" w:sz="4" w:space="0" w:color="47D459" w:themeColor="accent3" w:themeTint="99"/>
-              <w:right w:val="double" w:sz="4" w:space="0" w:color="47D459" w:themeColor="accent3" w:themeTint="99"/>
-            </w:tcBorders>
-            <w:vAlign w:val="center"/>
-            <w:hideMark/>
-          </w:tcPr>
-          <w:p>
-            <w:pPr>
-              <w:spacing w:after="160" w:line="276" w:lineRule="auto"/>
-              <w:ind w:right="-455"/>
-              <w:rPr>
-                <w:rFonts w:ascii="Arial Nova Cond Light" w:hAnsi="Arial Nova Cond Light" w:cs="Times New Roman"/>
-                <w:b/>
-                <w:bCs/>
+            <w:vAlign w:val="center"/>
+          </w:tcPr>
+          <w:p>
+            <w:pPr>
+              <w:pStyle w:val="Prrafodelista"/>
+              <w:tabs>
+                <w:tab w:val="left" w:pos="0"/>
+                <w:tab w:val="left" w:pos="142"/>
+                <w:tab w:val="left" w:pos="284"/>
+              </w:tabs>
+              <w:spacing w:line="276" w:lineRule="auto"/>
+              <w:ind w:left="0"/>
+              <w:rPr>
+                <w:rFonts w:ascii="Arial Nova Cond" w:eastAsia="Calibri" w:hAnsi="Arial Nova Cond" w:cs="Times New Roman"/>
                 <w:color w:val="000000" w:themeColor="text1"/>
                 <w:sz w:val="20"/>
                 <w:szCs w:val="20"/>
@@ -12628,10 +12342,7 @@
             </w:pPr>
             <w:r>
               <w:rPr>
-                <w:rFonts w:ascii="Arial Nova Cond Light" w:hAnsi="Arial Nova Cond Light" w:cs="Times New Roman"/>
-                <w:b/>
-                <w:bCs/>
-                <w:color w:val="000000" w:themeColor="text1"/>
+                <w:rFonts w:ascii="Arial Nova Cond" w:eastAsia="Calibri" w:hAnsi="Arial Nova Cond" w:cs="Times New Roman"/>
                 <w:sz w:val="20"/>
                 <w:szCs w:val="20"/>
                 <w:lang w:val="es-ES_tradnl"/>
@@ -12643,34 +12354,29 @@
         <w:tc>
           <w:tcPr>
             <w:tcW w:w="6169" w:type="dxa"/>
-            <w:tcBorders>
-              <w:top w:val="double" w:sz="4" w:space="0" w:color="47D459" w:themeColor="accent3" w:themeTint="99"/>
-              <w:left w:val="double" w:sz="4" w:space="0" w:color="47D459" w:themeColor="accent3" w:themeTint="99"/>
-              <w:bottom w:val="double" w:sz="4" w:space="0" w:color="47D459" w:themeColor="accent3" w:themeTint="99"/>
-              <w:right w:val="double" w:sz="4" w:space="0" w:color="47D459" w:themeColor="accent3" w:themeTint="99"/>
-            </w:tcBorders>
-            <w:vAlign w:val="center"/>
-            <w:hideMark/>
-          </w:tcPr>
-          <w:p>
-            <w:pPr>
-              <w:spacing w:after="160" w:line="276" w:lineRule="auto"/>
-              <w:ind w:right="-455"/>
-              <w:rPr>
-                <w:rFonts w:ascii="Arial Nova Cond Light" w:hAnsi="Arial Nova Cond Light" w:cs="Times New Roman"/>
-                <w:b/>
-                <w:bCs/>
-                <w:color w:val="000000" w:themeColor="text1"/>
-                <w:sz w:val="20"/>
-                <w:szCs w:val="20"/>
-              </w:rPr>
-            </w:pPr>
-            <w:r>
-              <w:rPr>
-                <w:rFonts w:ascii="Arial Nova Cond Light" w:hAnsi="Arial Nova Cond Light" w:cs="Times New Roman"/>
-                <w:b/>
-                <w:bCs/>
-                <w:color w:val="000000" w:themeColor="text1"/>
+            <w:vAlign w:val="center"/>
+          </w:tcPr>
+          <w:p>
+            <w:pPr>
+              <w:pStyle w:val="Prrafodelista"/>
+              <w:tabs>
+                <w:tab w:val="left" w:pos="0"/>
+                <w:tab w:val="left" w:pos="142"/>
+                <w:tab w:val="left" w:pos="284"/>
+              </w:tabs>
+              <w:spacing w:line="276" w:lineRule="auto"/>
+              <w:ind w:left="0"/>
+              <w:jc w:val="both"/>
+              <w:rPr>
+                <w:rFonts w:ascii="Arial Nova Cond" w:hAnsi="Arial Nova Cond"/>
+                <w:color w:val="000000" w:themeColor="text1"/>
+                <w:sz w:val="20"/>
+                <w:szCs w:val="20"/>
+              </w:rPr>
+            </w:pPr>
+            <w:r>
+              <w:rPr>
+                <w:rFonts w:ascii="Arial Nova Cond" w:eastAsia="Calibri" w:hAnsi="Arial Nova Cond" w:cs="Times New Roman"/>
                 <w:sz w:val="20"/>
                 <w:szCs w:val="20"/>
                 <w:lang w:val="es-ES_tradnl"/>
@@ -12682,34 +12388,27 @@
         <w:tc>
           <w:tcPr>
             <w:tcW w:w="2015" w:type="dxa"/>
-            <w:tcBorders>
-              <w:top w:val="double" w:sz="4" w:space="0" w:color="47D459" w:themeColor="accent3" w:themeTint="99"/>
-              <w:left w:val="double" w:sz="4" w:space="0" w:color="47D459" w:themeColor="accent3" w:themeTint="99"/>
-              <w:bottom w:val="double" w:sz="4" w:space="0" w:color="47D459" w:themeColor="accent3" w:themeTint="99"/>
-              <w:right w:val="double" w:sz="4" w:space="0" w:color="47D459" w:themeColor="accent3" w:themeTint="99"/>
-            </w:tcBorders>
-            <w:vAlign w:val="center"/>
-            <w:hideMark/>
-          </w:tcPr>
-          <w:p>
-            <w:pPr>
-              <w:spacing w:after="160" w:line="276" w:lineRule="auto"/>
-              <w:ind w:right="-455"/>
-              <w:rPr>
-                <w:rFonts w:ascii="Arial Nova Cond Light" w:hAnsi="Arial Nova Cond Light" w:cs="Times New Roman"/>
-                <w:b/>
-                <w:bCs/>
-                <w:color w:val="000000" w:themeColor="text1"/>
-                <w:sz w:val="20"/>
-                <w:szCs w:val="20"/>
-              </w:rPr>
-            </w:pPr>
-            <w:r>
-              <w:rPr>
-                <w:rFonts w:ascii="Arial Nova Cond Light" w:hAnsi="Arial Nova Cond Light" w:cs="Times New Roman"/>
-                <w:b/>
-                <w:bCs/>
-                <w:color w:val="000000" w:themeColor="text1"/>
+            <w:vAlign w:val="center"/>
+          </w:tcPr>
+          <w:p>
+            <w:pPr>
+              <w:autoSpaceDE w:val="0"/>
+              <w:autoSpaceDN w:val="0"/>
+              <w:adjustRightInd w:val="0"/>
+              <w:jc w:val="center"/>
+              <w:rPr>
+                <w:rFonts w:ascii="Arial Nova Cond" w:hAnsi="Arial Nova Cond" w:cs="Arial"/>
+                <w:color w:val="000000" w:themeColor="text1"/>
+                <w:kern w:val="0"/>
+                <w:sz w:val="20"/>
+                <w:szCs w:val="20"/>
+              </w:rPr>
+            </w:pPr>
+            <w:r>
+              <w:rPr>
+                <w:rFonts w:ascii="Arial Nova Cond" w:hAnsi="Arial Nova Cond" w:cs="Arial"/>
+                <w:color w:val="000000"/>
+                <w:kern w:val="0"/>
                 <w:sz w:val="20"/>
                 <w:szCs w:val="20"/>
               </w:rPr>
@@ -12720,34 +12419,27 @@
         <w:tc>
           <w:tcPr>
             <w:tcW w:w="1634" w:type="dxa"/>
-            <w:tcBorders>
-              <w:top w:val="double" w:sz="4" w:space="0" w:color="47D459" w:themeColor="accent3" w:themeTint="99"/>
-              <w:left w:val="double" w:sz="4" w:space="0" w:color="47D459" w:themeColor="accent3" w:themeTint="99"/>
-              <w:bottom w:val="double" w:sz="4" w:space="0" w:color="47D459" w:themeColor="accent3" w:themeTint="99"/>
-              <w:right w:val="double" w:sz="4" w:space="0" w:color="47D459" w:themeColor="accent3" w:themeTint="99"/>
-            </w:tcBorders>
-            <w:vAlign w:val="center"/>
-            <w:hideMark/>
-          </w:tcPr>
-          <w:p>
-            <w:pPr>
-              <w:spacing w:after="160" w:line="276" w:lineRule="auto"/>
-              <w:ind w:right="-455"/>
-              <w:rPr>
-                <w:rFonts w:ascii="Arial Nova Cond Light" w:hAnsi="Arial Nova Cond Light" w:cs="Times New Roman"/>
-                <w:b/>
-                <w:bCs/>
-                <w:color w:val="000000" w:themeColor="text1"/>
-                <w:sz w:val="20"/>
-                <w:szCs w:val="20"/>
-              </w:rPr>
-            </w:pPr>
-            <w:r>
-              <w:rPr>
-                <w:rFonts w:ascii="Arial Nova Cond Light" w:hAnsi="Arial Nova Cond Light" w:cs="Times New Roman"/>
-                <w:b/>
-                <w:bCs/>
-                <w:color w:val="000000" w:themeColor="text1"/>
+            <w:vAlign w:val="center"/>
+          </w:tcPr>
+          <w:p>
+            <w:pPr>
+              <w:autoSpaceDE w:val="0"/>
+              <w:autoSpaceDN w:val="0"/>
+              <w:adjustRightInd w:val="0"/>
+              <w:jc w:val="both"/>
+              <w:rPr>
+                <w:rFonts w:ascii="Arial Nova Cond" w:hAnsi="Arial Nova Cond" w:cs="Arial"/>
+                <w:color w:val="000000"/>
+                <w:kern w:val="0"/>
+                <w:sz w:val="20"/>
+                <w:szCs w:val="20"/>
+              </w:rPr>
+            </w:pPr>
+            <w:r>
+              <w:rPr>
+                <w:rFonts w:ascii="Arial Nova Cond" w:hAnsi="Arial Nova Cond" w:cs="Arial"/>
+                <w:color w:val="000000"/>
+                <w:kern w:val="0"/>
                 <w:sz w:val="20"/>
                 <w:szCs w:val="20"/>
               </w:rPr>
@@ -12758,34 +12450,27 @@
         <w:tc>
           <w:tcPr>
             <w:tcW w:w="1337" w:type="dxa"/>
-            <w:tcBorders>
-              <w:top w:val="double" w:sz="4" w:space="0" w:color="47D459" w:themeColor="accent3" w:themeTint="99"/>
-              <w:left w:val="double" w:sz="4" w:space="0" w:color="47D459" w:themeColor="accent3" w:themeTint="99"/>
-              <w:bottom w:val="double" w:sz="4" w:space="0" w:color="47D459" w:themeColor="accent3" w:themeTint="99"/>
-              <w:right w:val="double" w:sz="4" w:space="0" w:color="47D459" w:themeColor="accent3" w:themeTint="99"/>
-            </w:tcBorders>
-            <w:vAlign w:val="center"/>
-            <w:hideMark/>
-          </w:tcPr>
-          <w:p>
-            <w:pPr>
-              <w:spacing w:after="160" w:line="276" w:lineRule="auto"/>
-              <w:ind w:right="-455"/>
-              <w:rPr>
-                <w:rFonts w:ascii="Arial Nova Cond Light" w:hAnsi="Arial Nova Cond Light" w:cs="Times New Roman"/>
-                <w:b/>
-                <w:bCs/>
-                <w:color w:val="000000" w:themeColor="text1"/>
-                <w:sz w:val="20"/>
-                <w:szCs w:val="20"/>
-              </w:rPr>
-            </w:pPr>
-            <w:r>
-              <w:rPr>
-                <w:rFonts w:ascii="Arial Nova Cond Light" w:hAnsi="Arial Nova Cond Light" w:cs="Times New Roman"/>
-                <w:b/>
-                <w:bCs/>
-                <w:color w:val="000000" w:themeColor="text1"/>
+            <w:vAlign w:val="center"/>
+          </w:tcPr>
+          <w:p>
+            <w:pPr>
+              <w:autoSpaceDE w:val="0"/>
+              <w:autoSpaceDN w:val="0"/>
+              <w:adjustRightInd w:val="0"/>
+              <w:jc w:val="center"/>
+              <w:rPr>
+                <w:rFonts w:ascii="Arial Nova Cond" w:hAnsi="Arial Nova Cond" w:cs="Arial"/>
+                <w:color w:val="000000"/>
+                <w:kern w:val="0"/>
+                <w:sz w:val="20"/>
+                <w:szCs w:val="20"/>
+              </w:rPr>
+            </w:pPr>
+            <w:r>
+              <w:rPr>
+                <w:rFonts w:ascii="Arial Nova Cond" w:hAnsi="Arial Nova Cond" w:cs="Arial"/>
+                <w:color w:val="000000"/>
+                <w:kern w:val="0"/>
                 <w:sz w:val="20"/>
                 <w:szCs w:val="20"/>
               </w:rPr>
@@ -12803,24 +12488,23 @@
           <w:tcPr>
             <w:tcW w:w="875" w:type="dxa"/>
             <w:vMerge/>
-            <w:tcBorders>
-              <w:top w:val="double" w:sz="4" w:space="0" w:color="47D459" w:themeColor="accent3" w:themeTint="99"/>
-              <w:left w:val="double" w:sz="4" w:space="0" w:color="47D459" w:themeColor="accent3" w:themeTint="99"/>
-              <w:bottom w:val="double" w:sz="4" w:space="0" w:color="47D459" w:themeColor="accent3" w:themeTint="99"/>
-              <w:right w:val="double" w:sz="4" w:space="0" w:color="47D459" w:themeColor="accent3" w:themeTint="99"/>
-            </w:tcBorders>
-            <w:vAlign w:val="center"/>
-            <w:hideMark/>
-          </w:tcPr>
-          <w:p>
-            <w:pPr>
-              <w:spacing w:after="160" w:line="276" w:lineRule="auto"/>
-              <w:ind w:right="-455"/>
-              <w:rPr>
-                <w:rFonts w:ascii="Arial Nova Cond Light" w:hAnsi="Arial Nova Cond Light" w:cs="Times New Roman"/>
-                <w:b/>
-                <w:bCs/>
-                <w:color w:val="000000" w:themeColor="text1"/>
+            <w:vAlign w:val="center"/>
+          </w:tcPr>
+          <w:p>
+            <w:pPr>
+              <w:pStyle w:val="Prrafodelista"/>
+              <w:tabs>
+                <w:tab w:val="left" w:pos="0"/>
+                <w:tab w:val="left" w:pos="142"/>
+                <w:tab w:val="left" w:pos="284"/>
+              </w:tabs>
+              <w:spacing w:line="276" w:lineRule="auto"/>
+              <w:ind w:left="0"/>
+              <w:jc w:val="center"/>
+              <w:rPr>
+                <w:rFonts w:ascii="Arial Nova Cond" w:eastAsia="Calibri" w:hAnsi="Arial Nova Cond" w:cs="Times New Roman"/>
+                <w:b/>
+                <w:bCs/>
                 <w:sz w:val="20"/>
                 <w:szCs w:val="20"/>
                 <w:lang w:val="es-ES_tradnl"/>
@@ -12831,24 +12515,23 @@
         <w:tc>
           <w:tcPr>
             <w:tcW w:w="1095" w:type="dxa"/>
-            <w:tcBorders>
-              <w:top w:val="double" w:sz="4" w:space="0" w:color="47D459" w:themeColor="accent3" w:themeTint="99"/>
-              <w:left w:val="double" w:sz="4" w:space="0" w:color="47D459" w:themeColor="accent3" w:themeTint="99"/>
-              <w:bottom w:val="double" w:sz="4" w:space="0" w:color="47D459" w:themeColor="accent3" w:themeTint="99"/>
-              <w:right w:val="double" w:sz="4" w:space="0" w:color="47D459" w:themeColor="accent3" w:themeTint="99"/>
-            </w:tcBorders>
-            <w:vAlign w:val="center"/>
-            <w:hideMark/>
-          </w:tcPr>
-          <w:p>
-            <w:pPr>
-              <w:spacing w:after="160" w:line="276" w:lineRule="auto"/>
-              <w:ind w:right="-455"/>
-              <w:rPr>
-                <w:rFonts w:ascii="Arial Nova Cond Light" w:hAnsi="Arial Nova Cond Light" w:cs="Times New Roman"/>
-                <w:b/>
-                <w:bCs/>
-                <w:color w:val="000000" w:themeColor="text1"/>
+            <w:vAlign w:val="center"/>
+          </w:tcPr>
+          <w:p>
+            <w:pPr>
+              <w:pStyle w:val="Prrafodelista"/>
+              <w:tabs>
+                <w:tab w:val="left" w:pos="0"/>
+                <w:tab w:val="left" w:pos="142"/>
+                <w:tab w:val="left" w:pos="284"/>
+              </w:tabs>
+              <w:spacing w:line="276" w:lineRule="auto"/>
+              <w:ind w:left="0"/>
+              <w:jc w:val="center"/>
+              <w:rPr>
+                <w:rFonts w:ascii="Arial Nova Cond" w:eastAsia="Calibri" w:hAnsi="Arial Nova Cond" w:cs="Times New Roman"/>
+                <w:b/>
+                <w:bCs/>
                 <w:sz w:val="20"/>
                 <w:szCs w:val="20"/>
                 <w:lang w:val="es-ES_tradnl"/>
@@ -12856,10 +12539,9 @@
             </w:pPr>
             <w:r>
               <w:rPr>
-                <w:rFonts w:ascii="Arial Nova Cond Light" w:hAnsi="Arial Nova Cond Light" w:cs="Times New Roman"/>
-                <w:b/>
-                <w:bCs/>
-                <w:color w:val="000000" w:themeColor="text1"/>
+                <w:rFonts w:ascii="Arial Nova Cond" w:eastAsia="Calibri" w:hAnsi="Arial Nova Cond" w:cs="Times New Roman"/>
+                <w:b/>
+                <w:bCs/>
                 <w:sz w:val="20"/>
                 <w:szCs w:val="20"/>
                 <w:lang w:val="es-ES_tradnl"/>
@@ -12871,23 +12553,20 @@
         <w:tc>
           <w:tcPr>
             <w:tcW w:w="1726" w:type="dxa"/>
-            <w:tcBorders>
-              <w:top w:val="double" w:sz="4" w:space="0" w:color="47D459" w:themeColor="accent3" w:themeTint="99"/>
-              <w:left w:val="double" w:sz="4" w:space="0" w:color="47D459" w:themeColor="accent3" w:themeTint="99"/>
-              <w:bottom w:val="double" w:sz="4" w:space="0" w:color="47D459" w:themeColor="accent3" w:themeTint="99"/>
-              <w:right w:val="double" w:sz="4" w:space="0" w:color="47D459" w:themeColor="accent3" w:themeTint="99"/>
-            </w:tcBorders>
-            <w:vAlign w:val="center"/>
-            <w:hideMark/>
-          </w:tcPr>
-          <w:p>
-            <w:pPr>
-              <w:spacing w:after="160" w:line="276" w:lineRule="auto"/>
-              <w:ind w:right="-455"/>
-              <w:rPr>
-                <w:rFonts w:ascii="Arial Nova Cond Light" w:hAnsi="Arial Nova Cond Light" w:cs="Times New Roman"/>
-                <w:b/>
-                <w:bCs/>
+            <w:vAlign w:val="center"/>
+          </w:tcPr>
+          <w:p>
+            <w:pPr>
+              <w:pStyle w:val="Prrafodelista"/>
+              <w:tabs>
+                <w:tab w:val="left" w:pos="0"/>
+                <w:tab w:val="left" w:pos="142"/>
+                <w:tab w:val="left" w:pos="284"/>
+              </w:tabs>
+              <w:spacing w:line="276" w:lineRule="auto"/>
+              <w:ind w:left="0"/>
+              <w:rPr>
+                <w:rFonts w:ascii="Arial Nova Cond" w:eastAsia="Calibri" w:hAnsi="Arial Nova Cond" w:cs="Times New Roman"/>
                 <w:color w:val="000000" w:themeColor="text1"/>
                 <w:sz w:val="20"/>
                 <w:szCs w:val="20"/>
@@ -12896,10 +12575,7 @@
             </w:pPr>
             <w:r>
               <w:rPr>
-                <w:rFonts w:ascii="Arial Nova Cond Light" w:hAnsi="Arial Nova Cond Light" w:cs="Times New Roman"/>
-                <w:b/>
-                <w:bCs/>
-                <w:color w:val="000000" w:themeColor="text1"/>
+                <w:rFonts w:ascii="Arial Nova Cond" w:eastAsia="Calibri" w:hAnsi="Arial Nova Cond" w:cs="Times New Roman"/>
                 <w:sz w:val="20"/>
                 <w:szCs w:val="20"/>
                 <w:lang w:val="es-ES_tradnl"/>
@@ -12911,23 +12587,21 @@
         <w:tc>
           <w:tcPr>
             <w:tcW w:w="6169" w:type="dxa"/>
-            <w:tcBorders>
-              <w:top w:val="double" w:sz="4" w:space="0" w:color="47D459" w:themeColor="accent3" w:themeTint="99"/>
-              <w:left w:val="double" w:sz="4" w:space="0" w:color="47D459" w:themeColor="accent3" w:themeTint="99"/>
-              <w:bottom w:val="double" w:sz="4" w:space="0" w:color="47D459" w:themeColor="accent3" w:themeTint="99"/>
-              <w:right w:val="double" w:sz="4" w:space="0" w:color="47D459" w:themeColor="accent3" w:themeTint="99"/>
-            </w:tcBorders>
-            <w:vAlign w:val="center"/>
-            <w:hideMark/>
-          </w:tcPr>
-          <w:p>
-            <w:pPr>
-              <w:spacing w:after="160" w:line="276" w:lineRule="auto"/>
-              <w:ind w:right="-455"/>
-              <w:rPr>
-                <w:rFonts w:ascii="Arial Nova Cond Light" w:hAnsi="Arial Nova Cond Light" w:cs="Times New Roman"/>
-                <w:b/>
-                <w:bCs/>
+            <w:vAlign w:val="center"/>
+          </w:tcPr>
+          <w:p>
+            <w:pPr>
+              <w:pStyle w:val="Prrafodelista"/>
+              <w:tabs>
+                <w:tab w:val="left" w:pos="0"/>
+                <w:tab w:val="left" w:pos="142"/>
+                <w:tab w:val="left" w:pos="284"/>
+              </w:tabs>
+              <w:spacing w:line="276" w:lineRule="auto"/>
+              <w:ind w:left="0"/>
+              <w:jc w:val="both"/>
+              <w:rPr>
+                <w:rFonts w:ascii="Arial Nova Cond" w:eastAsia="Calibri" w:hAnsi="Arial Nova Cond" w:cs="Times New Roman"/>
                 <w:color w:val="000000" w:themeColor="text1"/>
                 <w:sz w:val="20"/>
                 <w:szCs w:val="20"/>
@@ -12936,10 +12610,7 @@
             </w:pPr>
             <w:r>
               <w:rPr>
-                <w:rFonts w:ascii="Arial Nova Cond Light" w:hAnsi="Arial Nova Cond Light" w:cs="Times New Roman"/>
-                <w:b/>
-                <w:bCs/>
-                <w:color w:val="000000" w:themeColor="text1"/>
+                <w:rFonts w:ascii="Arial Nova Cond" w:eastAsia="Calibri" w:hAnsi="Arial Nova Cond" w:cs="Times New Roman"/>
                 <w:sz w:val="20"/>
                 <w:szCs w:val="20"/>
                 <w:lang w:val="es-ES_tradnl"/>
@@ -12951,24 +12622,16 @@
         <w:tc>
           <w:tcPr>
             <w:tcW w:w="2015" w:type="dxa"/>
-            <w:tcBorders>
-              <w:top w:val="double" w:sz="4" w:space="0" w:color="47D459" w:themeColor="accent3" w:themeTint="99"/>
-              <w:left w:val="double" w:sz="4" w:space="0" w:color="47D459" w:themeColor="accent3" w:themeTint="99"/>
-              <w:bottom w:val="double" w:sz="4" w:space="0" w:color="47D459" w:themeColor="accent3" w:themeTint="99"/>
-              <w:right w:val="double" w:sz="4" w:space="0" w:color="47D459" w:themeColor="accent3" w:themeTint="99"/>
-            </w:tcBorders>
-            <w:vAlign w:val="center"/>
-            <w:hideMark/>
-          </w:tcPr>
-          <w:p>
-            <w:pPr>
-              <w:spacing w:after="160" w:line="276" w:lineRule="auto"/>
-              <w:ind w:right="-455"/>
-              <w:rPr>
-                <w:rFonts w:ascii="Arial Nova Cond Light" w:hAnsi="Arial Nova Cond Light" w:cs="Times New Roman"/>
-                <w:b/>
-                <w:bCs/>
-                <w:color w:val="000000" w:themeColor="text1"/>
+            <w:vAlign w:val="center"/>
+          </w:tcPr>
+          <w:p>
+            <w:pPr>
+              <w:autoSpaceDE w:val="0"/>
+              <w:autoSpaceDN w:val="0"/>
+              <w:adjustRightInd w:val="0"/>
+              <w:jc w:val="center"/>
+              <w:rPr>
+                <w:rFonts w:ascii="Arial Nova Cond" w:eastAsia="Calibri" w:hAnsi="Arial Nova Cond" w:cs="Times New Roman"/>
                 <w:sz w:val="20"/>
                 <w:szCs w:val="20"/>
                 <w:lang w:val="es-ES_tradnl"/>
@@ -12976,10 +12639,9 @@
             </w:pPr>
             <w:r>
               <w:rPr>
-                <w:rFonts w:ascii="Arial Nova Cond Light" w:hAnsi="Arial Nova Cond Light" w:cs="Times New Roman"/>
-                <w:b/>
-                <w:bCs/>
-                <w:color w:val="000000" w:themeColor="text1"/>
+                <w:rFonts w:ascii="Arial Nova Cond" w:hAnsi="Arial Nova Cond" w:cs="Arial"/>
+                <w:color w:val="000000"/>
+                <w:kern w:val="0"/>
                 <w:sz w:val="20"/>
                 <w:szCs w:val="20"/>
               </w:rPr>
@@ -12990,34 +12652,27 @@
         <w:tc>
           <w:tcPr>
             <w:tcW w:w="1634" w:type="dxa"/>
-            <w:tcBorders>
-              <w:top w:val="double" w:sz="4" w:space="0" w:color="47D459" w:themeColor="accent3" w:themeTint="99"/>
-              <w:left w:val="double" w:sz="4" w:space="0" w:color="47D459" w:themeColor="accent3" w:themeTint="99"/>
-              <w:bottom w:val="double" w:sz="4" w:space="0" w:color="47D459" w:themeColor="accent3" w:themeTint="99"/>
-              <w:right w:val="double" w:sz="4" w:space="0" w:color="47D459" w:themeColor="accent3" w:themeTint="99"/>
-            </w:tcBorders>
-            <w:vAlign w:val="center"/>
-            <w:hideMark/>
-          </w:tcPr>
-          <w:p>
-            <w:pPr>
-              <w:spacing w:after="160" w:line="276" w:lineRule="auto"/>
-              <w:ind w:right="-455"/>
-              <w:rPr>
-                <w:rFonts w:ascii="Arial Nova Cond Light" w:hAnsi="Arial Nova Cond Light" w:cs="Times New Roman"/>
-                <w:b/>
-                <w:bCs/>
-                <w:color w:val="000000" w:themeColor="text1"/>
-                <w:sz w:val="20"/>
-                <w:szCs w:val="20"/>
-              </w:rPr>
-            </w:pPr>
-            <w:r>
-              <w:rPr>
-                <w:rFonts w:ascii="Arial Nova Cond Light" w:hAnsi="Arial Nova Cond Light" w:cs="Times New Roman"/>
-                <w:b/>
-                <w:bCs/>
-                <w:color w:val="000000" w:themeColor="text1"/>
+            <w:vAlign w:val="center"/>
+          </w:tcPr>
+          <w:p>
+            <w:pPr>
+              <w:autoSpaceDE w:val="0"/>
+              <w:autoSpaceDN w:val="0"/>
+              <w:adjustRightInd w:val="0"/>
+              <w:jc w:val="both"/>
+              <w:rPr>
+                <w:rFonts w:ascii="Arial Nova Cond" w:hAnsi="Arial Nova Cond" w:cs="Arial"/>
+                <w:color w:val="000000"/>
+                <w:kern w:val="0"/>
+                <w:sz w:val="20"/>
+                <w:szCs w:val="20"/>
+              </w:rPr>
+            </w:pPr>
+            <w:r>
+              <w:rPr>
+                <w:rFonts w:ascii="Arial Nova Cond" w:hAnsi="Arial Nova Cond" w:cs="Arial"/>
+                <w:color w:val="000000"/>
+                <w:kern w:val="0"/>
                 <w:sz w:val="20"/>
                 <w:szCs w:val="20"/>
               </w:rPr>
@@ -13028,34 +12683,27 @@
         <w:tc>
           <w:tcPr>
             <w:tcW w:w="1337" w:type="dxa"/>
-            <w:tcBorders>
-              <w:top w:val="double" w:sz="4" w:space="0" w:color="47D459" w:themeColor="accent3" w:themeTint="99"/>
-              <w:left w:val="double" w:sz="4" w:space="0" w:color="47D459" w:themeColor="accent3" w:themeTint="99"/>
-              <w:bottom w:val="double" w:sz="4" w:space="0" w:color="47D459" w:themeColor="accent3" w:themeTint="99"/>
-              <w:right w:val="double" w:sz="4" w:space="0" w:color="47D459" w:themeColor="accent3" w:themeTint="99"/>
-            </w:tcBorders>
-            <w:vAlign w:val="center"/>
-            <w:hideMark/>
-          </w:tcPr>
-          <w:p>
-            <w:pPr>
-              <w:spacing w:after="160" w:line="276" w:lineRule="auto"/>
-              <w:ind w:right="-455"/>
-              <w:rPr>
-                <w:rFonts w:ascii="Arial Nova Cond Light" w:hAnsi="Arial Nova Cond Light" w:cs="Times New Roman"/>
-                <w:b/>
-                <w:bCs/>
-                <w:color w:val="000000" w:themeColor="text1"/>
-                <w:sz w:val="20"/>
-                <w:szCs w:val="20"/>
-              </w:rPr>
-            </w:pPr>
-            <w:r>
-              <w:rPr>
-                <w:rFonts w:ascii="Arial Nova Cond Light" w:hAnsi="Arial Nova Cond Light" w:cs="Times New Roman"/>
-                <w:b/>
-                <w:bCs/>
-                <w:color w:val="000000" w:themeColor="text1"/>
+            <w:vAlign w:val="center"/>
+          </w:tcPr>
+          <w:p>
+            <w:pPr>
+              <w:autoSpaceDE w:val="0"/>
+              <w:autoSpaceDN w:val="0"/>
+              <w:adjustRightInd w:val="0"/>
+              <w:jc w:val="center"/>
+              <w:rPr>
+                <w:rFonts w:ascii="Arial Nova Cond" w:hAnsi="Arial Nova Cond" w:cs="Arial"/>
+                <w:color w:val="000000"/>
+                <w:kern w:val="0"/>
+                <w:sz w:val="20"/>
+                <w:szCs w:val="20"/>
+              </w:rPr>
+            </w:pPr>
+            <w:r>
+              <w:rPr>
+                <w:rFonts w:ascii="Arial Nova Cond" w:hAnsi="Arial Nova Cond" w:cs="Arial"/>
+                <w:color w:val="000000"/>
+                <w:kern w:val="0"/>
                 <w:sz w:val="20"/>
                 <w:szCs w:val="20"/>
               </w:rPr>
@@ -13064,6 +12712,7 @@
           </w:p>
         </w:tc>
       </w:tr>
+      <w:bookmarkEnd w:id="1"/>
     </w:tbl>
     <w:p>
       <w:pPr>
@@ -31204,6 +30853,7 @@
   <w:style w:type="character" w:default="1" w:styleId="Fuentedeprrafopredeter">
     <w:name w:val="Default Paragraph Font"/>
     <w:uiPriority w:val="1"/>
+    <w:semiHidden/>
     <w:unhideWhenUsed/>
   </w:style>
   <w:style w:type="table" w:default="1" w:styleId="Tablanormal">
@@ -31586,6 +31236,7 @@
     <w:name w:val="Párrafo de lista Car"/>
     <w:aliases w:val="Bulleted List Car,Fundamentacion Car,Lista vistosa - Énfasis 11 Car,Párrafo de lista2 Car,Párrafo de lista1 Car,Lista media 2 - Énfasis 41 Car,List Paragraph Car,Formatoo Car,Tabla Car,Contenido Car,SubPárrafo de lista Car,N° Car"/>
     <w:link w:val="Prrafodelista"/>
+    <w:uiPriority w:val="34"/>
     <w:qFormat/>
     <w:rsid w:val="000522BF"/>
   </w:style>
@@ -31668,6 +31319,15 @@
       <w:color w:val="605E5C"/>
       <w:shd w:val="clear" w:color="auto" w:fill="E1DFDD"/>
     </w:rPr>
+  </w:style>
+  <w:style w:type="paragraph" w:styleId="Sinespaciado">
+    <w:name w:val="No Spacing"/>
+    <w:uiPriority w:val="1"/>
+    <w:qFormat/>
+    <w:rsid w:val="00AF08AE"/>
+    <w:pPr>
+      <w:spacing w:after="0" w:line="240" w:lineRule="auto"/>
+    </w:pPr>
   </w:style>
 </w:styles>
 </file>

--- a/templates/plananual/DPCC 1° A 5°/DPCC 5° - PROGRAMACIÓN CURRICULAR ANUAL .docx
+++ b/templates/plananual/DPCC 1° A 5°/DPCC 5° - PROGRAMACIÓN CURRICULAR ANUAL .docx
@@ -1,6 +1,6 @@
 
 <file path=word/document.xml><?xml version="1.0" encoding="utf-8"?>
-<w:document xmlns:wpc="http://schemas.microsoft.com/office/word/2010/wordprocessingCanvas" xmlns:cx="http://schemas.microsoft.com/office/drawing/2014/chartex" xmlns:cx1="http://schemas.microsoft.com/office/drawing/2015/9/8/chartex" xmlns:cx2="http://schemas.microsoft.com/office/drawing/2015/10/21/chartex" xmlns:cx3="http://schemas.microsoft.com/office/drawing/2016/5/9/chartex" xmlns:cx4="http://schemas.microsoft.com/office/drawing/2016/5/10/chartex" xmlns:cx5="http://schemas.microsoft.com/office/drawing/2016/5/11/chartex" xmlns:cx6="http://schemas.microsoft.com/office/drawing/2016/5/12/chartex" xmlns:cx7="http://schemas.microsoft.com/office/drawing/2016/5/13/chartex" xmlns:cx8="http://schemas.microsoft.com/office/drawing/2016/5/14/chartex" xmlns:mc="http://schemas.openxmlformats.org/markup-compatibility/2006" xmlns:aink="http://schemas.microsoft.com/office/drawing/2016/ink" xmlns:am3d="http://schemas.microsoft.com/office/drawing/2017/model3d" xmlns:o="urn:schemas-microsoft-com:office:office" xmlns:oel="http://schemas.microsoft.com/office/2019/extlst" xmlns:r="http://schemas.openxmlformats.org/officeDocument/2006/relationships" xmlns:m="http://schemas.openxmlformats.org/officeDocument/2006/math" xmlns:v="urn:schemas-microsoft-com:vml" xmlns:wp14="http://schemas.microsoft.com/office/word/2010/wordprocessingDrawing" xmlns:wp="http://schemas.openxmlformats.org/drawingml/2006/wordprocessingDrawing" xmlns:w10="urn:schemas-microsoft-com:office:word" xmlns:w="http://schemas.openxmlformats.org/wordprocessingml/2006/main" xmlns:w14="http://schemas.microsoft.com/office/word/2010/wordml" xmlns:w15="http://schemas.microsoft.com/office/word/2012/wordml" xmlns:w16cex="http://schemas.microsoft.com/office/word/2018/wordml/cex" xmlns:w16cid="http://schemas.microsoft.com/office/word/2016/wordml/cid" xmlns:w16="http://schemas.microsoft.com/office/word/2018/wordml" xmlns:w16du="http://schemas.microsoft.com/office/word/2023/wordml/word16du" xmlns:w16sdtdh="http://schemas.microsoft.com/office/word/2020/wordml/sdtdatahash" xmlns:w16se="http://schemas.microsoft.com/office/word/2015/wordml/symex" xmlns:wpg="http://schemas.microsoft.com/office/word/2010/wordprocessingGroup" xmlns:wpi="http://schemas.microsoft.com/office/word/2010/wordprocessingInk" xmlns:wne="http://schemas.microsoft.com/office/word/2006/wordml" xmlns:wps="http://schemas.microsoft.com/office/word/2010/wordprocessingShape" mc:Ignorable="w14 w15 w16se w16cid w16 w16cex w16sdtdh w16du wp14">
+<w:document xmlns:wpc="http://schemas.microsoft.com/office/word/2010/wordprocessingCanvas" xmlns:cx="http://schemas.microsoft.com/office/drawing/2014/chartex" xmlns:cx1="http://schemas.microsoft.com/office/drawing/2015/9/8/chartex" xmlns:cx2="http://schemas.microsoft.com/office/drawing/2015/10/21/chartex" xmlns:cx3="http://schemas.microsoft.com/office/drawing/2016/5/9/chartex" xmlns:cx4="http://schemas.microsoft.com/office/drawing/2016/5/10/chartex" xmlns:cx5="http://schemas.microsoft.com/office/drawing/2016/5/11/chartex" xmlns:cx6="http://schemas.microsoft.com/office/drawing/2016/5/12/chartex" xmlns:cx7="http://schemas.microsoft.com/office/drawing/2016/5/13/chartex" xmlns:cx8="http://schemas.microsoft.com/office/drawing/2016/5/14/chartex" xmlns:mc="http://schemas.openxmlformats.org/markup-compatibility/2006" xmlns:aink="http://schemas.microsoft.com/office/drawing/2016/ink" xmlns:am3d="http://schemas.microsoft.com/office/drawing/2017/model3d" xmlns:o="urn:schemas-microsoft-com:office:office" xmlns:oel="http://schemas.microsoft.com/office/2019/extlst" xmlns:r="http://schemas.openxmlformats.org/officeDocument/2006/relationships" xmlns:m="http://schemas.openxmlformats.org/officeDocument/2006/math" xmlns:v="urn:schemas-microsoft-com:vml" xmlns:wp14="http://schemas.microsoft.com/office/word/2010/wordprocessingDrawing" xmlns:wp="http://schemas.openxmlformats.org/drawingml/2006/wordprocessingDrawing" xmlns:w10="urn:schemas-microsoft-com:office:word" xmlns:w="http://schemas.openxmlformats.org/wordprocessingml/2006/main" xmlns:w14="http://schemas.microsoft.com/office/word/2010/wordml" xmlns:w15="http://schemas.microsoft.com/office/word/2012/wordml" xmlns:w16cex="http://schemas.microsoft.com/office/word/2018/wordml/cex" xmlns:w16cid="http://schemas.microsoft.com/office/word/2016/wordml/cid" xmlns:w16="http://schemas.microsoft.com/office/word/2018/wordml" xmlns:w16du="http://schemas.microsoft.com/office/word/2023/wordml/word16du" xmlns:w16sdtdh="http://schemas.microsoft.com/office/word/2020/wordml/sdtdatahash" xmlns:w16sdtfl="http://schemas.microsoft.com/office/word/2024/wordml/sdtformatlock" xmlns:w16se="http://schemas.microsoft.com/office/word/2015/wordml/symex" xmlns:wpg="http://schemas.microsoft.com/office/word/2010/wordprocessingGroup" xmlns:wpi="http://schemas.microsoft.com/office/word/2010/wordprocessingInk" xmlns:wne="http://schemas.microsoft.com/office/word/2006/wordml" xmlns:wps="http://schemas.microsoft.com/office/word/2010/wordprocessingShape" mc:Ignorable="w14 w15 w16se w16cid w16 w16cex w16sdtdh w16sdtfl w16du wp14">
   <w:body>
     <w:p>
       <w:pPr>
@@ -243,31 +243,7 @@
                                   <w:sz w:val="32"/>
                                   <w:szCs w:val="32"/>
                                 </w:rPr>
-                                <w:t>{{</w:t>
-                              </w:r>
-                              <w:proofErr w:type="spellStart"/>
-                              <w:r>
-                                <w:rPr>
-                                  <w:rFonts w:ascii="Aptos ExtraBold" w:hAnsi="Aptos ExtraBold" w:cs="Times New Roman"/>
-                                  <w:b/>
-                                  <w:bCs/>
-                                  <w:color w:val="FFFFFF" w:themeColor="background1"/>
-                                  <w:sz w:val="32"/>
-                                  <w:szCs w:val="32"/>
-                                </w:rPr>
-                                <w:t>anio</w:t>
-                              </w:r>
-                              <w:proofErr w:type="spellEnd"/>
-                              <w:r>
-                                <w:rPr>
-                                  <w:rFonts w:ascii="Aptos ExtraBold" w:hAnsi="Aptos ExtraBold" w:cs="Times New Roman"/>
-                                  <w:b/>
-                                  <w:bCs/>
-                                  <w:color w:val="FFFFFF" w:themeColor="background1"/>
-                                  <w:sz w:val="32"/>
-                                  <w:szCs w:val="32"/>
-                                </w:rPr>
-                                <w:t>}}</w:t>
+                                <w:t>{{anio}}</w:t>
                               </w:r>
                             </w:p>
                           </w:txbxContent>
@@ -622,93 +598,57 @@
                 <w:sz w:val="20"/>
                 <w:szCs w:val="20"/>
               </w:rPr>
-              <w:t>{{</w:t>
-            </w:r>
-            <w:proofErr w:type="spellStart"/>
+              <w:t>{{dre}}</w:t>
+            </w:r>
+          </w:p>
+        </w:tc>
+        <w:tc>
+          <w:tcPr>
+            <w:tcW w:w="5103" w:type="dxa"/>
+            <w:vAlign w:val="center"/>
+          </w:tcPr>
+          <w:p>
+            <w:pPr>
+              <w:spacing w:line="276" w:lineRule="auto"/>
+              <w:jc w:val="center"/>
+              <w:rPr>
+                <w:rFonts w:ascii="Arial Nova Cond Light" w:hAnsi="Arial Nova Cond Light" w:cs="Times New Roman"/>
+                <w:sz w:val="20"/>
+                <w:szCs w:val="20"/>
+              </w:rPr>
+            </w:pPr>
             <w:r>
               <w:rPr>
                 <w:rFonts w:ascii="Arial Nova Cond" w:hAnsi="Arial Nova Cond" w:cs="Times New Roman"/>
                 <w:sz w:val="20"/>
                 <w:szCs w:val="20"/>
               </w:rPr>
-              <w:t>dre</w:t>
-            </w:r>
-            <w:proofErr w:type="spellEnd"/>
+              <w:t>{{director}}</w:t>
+            </w:r>
+          </w:p>
+        </w:tc>
+        <w:tc>
+          <w:tcPr>
+            <w:tcW w:w="4819" w:type="dxa"/>
+            <w:vAlign w:val="center"/>
+          </w:tcPr>
+          <w:p>
+            <w:pPr>
+              <w:spacing w:line="276" w:lineRule="auto"/>
+              <w:jc w:val="center"/>
+              <w:rPr>
+                <w:rFonts w:ascii="Arial Nova Cond Light" w:hAnsi="Arial Nova Cond Light" w:cs="Times New Roman"/>
+                <w:sz w:val="20"/>
+                <w:szCs w:val="20"/>
+              </w:rPr>
+            </w:pPr>
             <w:r>
               <w:rPr>
                 <w:rFonts w:ascii="Arial Nova Cond" w:hAnsi="Arial Nova Cond" w:cs="Times New Roman"/>
                 <w:sz w:val="20"/>
                 <w:szCs w:val="20"/>
               </w:rPr>
-              <w:t>}}</w:t>
-            </w:r>
-          </w:p>
-        </w:tc>
-        <w:tc>
-          <w:tcPr>
-            <w:tcW w:w="5103" w:type="dxa"/>
-            <w:vAlign w:val="center"/>
-          </w:tcPr>
-          <w:p>
-            <w:pPr>
-              <w:spacing w:line="276" w:lineRule="auto"/>
-              <w:jc w:val="center"/>
-              <w:rPr>
-                <w:rFonts w:ascii="Arial Nova Cond Light" w:hAnsi="Arial Nova Cond Light" w:cs="Times New Roman"/>
-                <w:sz w:val="20"/>
-                <w:szCs w:val="20"/>
-              </w:rPr>
-            </w:pPr>
-            <w:r>
-              <w:rPr>
-                <w:rFonts w:ascii="Arial Nova Cond" w:hAnsi="Arial Nova Cond" w:cs="Times New Roman"/>
-                <w:sz w:val="20"/>
-                <w:szCs w:val="20"/>
-              </w:rPr>
-              <w:t>{{director}}</w:t>
-            </w:r>
-          </w:p>
-        </w:tc>
-        <w:tc>
-          <w:tcPr>
-            <w:tcW w:w="4819" w:type="dxa"/>
-            <w:vAlign w:val="center"/>
-          </w:tcPr>
-          <w:p>
-            <w:pPr>
-              <w:spacing w:line="276" w:lineRule="auto"/>
-              <w:jc w:val="center"/>
-              <w:rPr>
-                <w:rFonts w:ascii="Arial Nova Cond Light" w:hAnsi="Arial Nova Cond Light" w:cs="Times New Roman"/>
-                <w:sz w:val="20"/>
-                <w:szCs w:val="20"/>
-              </w:rPr>
-            </w:pPr>
-            <w:r>
-              <w:rPr>
-                <w:rFonts w:ascii="Arial Nova Cond" w:hAnsi="Arial Nova Cond" w:cs="Times New Roman"/>
-                <w:sz w:val="20"/>
-                <w:szCs w:val="20"/>
-              </w:rPr>
-              <w:t>{{</w:t>
-            </w:r>
-            <w:proofErr w:type="spellStart"/>
-            <w:r>
-              <w:rPr>
-                <w:rFonts w:ascii="Arial Nova Cond" w:hAnsi="Arial Nova Cond" w:cs="Times New Roman"/>
-                <w:sz w:val="20"/>
-                <w:szCs w:val="20"/>
-              </w:rPr>
-              <w:t>area</w:t>
-            </w:r>
-            <w:proofErr w:type="spellEnd"/>
-            <w:r>
-              <w:rPr>
-                <w:rFonts w:ascii="Arial Nova Cond" w:hAnsi="Arial Nova Cond" w:cs="Times New Roman"/>
-                <w:sz w:val="20"/>
-                <w:szCs w:val="20"/>
-              </w:rPr>
-              <w:t>}}</w:t>
+              <w:t>{{area}}</w:t>
             </w:r>
           </w:p>
         </w:tc>
@@ -833,68 +773,32 @@
                 <w:sz w:val="20"/>
                 <w:szCs w:val="20"/>
               </w:rPr>
-              <w:t>{{</w:t>
-            </w:r>
-            <w:proofErr w:type="spellStart"/>
+              <w:t>{{ugel}}</w:t>
+            </w:r>
+          </w:p>
+        </w:tc>
+        <w:tc>
+          <w:tcPr>
+            <w:tcW w:w="5103" w:type="dxa"/>
+            <w:vAlign w:val="center"/>
+          </w:tcPr>
+          <w:p>
+            <w:pPr>
+              <w:spacing w:line="276" w:lineRule="auto"/>
+              <w:jc w:val="center"/>
+              <w:rPr>
+                <w:rFonts w:ascii="Arial Nova Cond Light" w:hAnsi="Arial Nova Cond Light" w:cs="Times New Roman"/>
+                <w:sz w:val="20"/>
+                <w:szCs w:val="20"/>
+              </w:rPr>
+            </w:pPr>
             <w:r>
               <w:rPr>
                 <w:rFonts w:ascii="Arial Nova Cond" w:hAnsi="Arial Nova Cond" w:cs="Times New Roman"/>
                 <w:sz w:val="20"/>
                 <w:szCs w:val="20"/>
               </w:rPr>
-              <w:t>ugel</w:t>
-            </w:r>
-            <w:proofErr w:type="spellEnd"/>
-            <w:r>
-              <w:rPr>
-                <w:rFonts w:ascii="Arial Nova Cond" w:hAnsi="Arial Nova Cond" w:cs="Times New Roman"/>
-                <w:sz w:val="20"/>
-                <w:szCs w:val="20"/>
-              </w:rPr>
-              <w:t>}}</w:t>
-            </w:r>
-          </w:p>
-        </w:tc>
-        <w:tc>
-          <w:tcPr>
-            <w:tcW w:w="5103" w:type="dxa"/>
-            <w:vAlign w:val="center"/>
-          </w:tcPr>
-          <w:p>
-            <w:pPr>
-              <w:spacing w:line="276" w:lineRule="auto"/>
-              <w:jc w:val="center"/>
-              <w:rPr>
-                <w:rFonts w:ascii="Arial Nova Cond Light" w:hAnsi="Arial Nova Cond Light" w:cs="Times New Roman"/>
-                <w:sz w:val="20"/>
-                <w:szCs w:val="20"/>
-              </w:rPr>
-            </w:pPr>
-            <w:r>
-              <w:rPr>
-                <w:rFonts w:ascii="Arial Nova Cond" w:hAnsi="Arial Nova Cond" w:cs="Times New Roman"/>
-                <w:sz w:val="20"/>
-                <w:szCs w:val="20"/>
-              </w:rPr>
-              <w:t>{{</w:t>
-            </w:r>
-            <w:proofErr w:type="spellStart"/>
-            <w:r>
-              <w:rPr>
-                <w:rFonts w:ascii="Arial Nova Cond" w:hAnsi="Arial Nova Cond" w:cs="Times New Roman"/>
-                <w:sz w:val="20"/>
-                <w:szCs w:val="20"/>
-              </w:rPr>
-              <w:t>cordinador</w:t>
-            </w:r>
-            <w:proofErr w:type="spellEnd"/>
-            <w:r>
-              <w:rPr>
-                <w:rFonts w:ascii="Arial Nova Cond" w:hAnsi="Arial Nova Cond" w:cs="Times New Roman"/>
-                <w:sz w:val="20"/>
-                <w:szCs w:val="20"/>
-              </w:rPr>
-              <w:t>}}</w:t>
+              <w:t>{{cordinador}}</w:t>
             </w:r>
           </w:p>
         </w:tc>
@@ -1046,25 +950,7 @@
                 <w:sz w:val="20"/>
                 <w:szCs w:val="20"/>
               </w:rPr>
-              <w:t>{{</w:t>
-            </w:r>
-            <w:proofErr w:type="spellStart"/>
-            <w:r>
-              <w:rPr>
-                <w:rFonts w:ascii="Arial Nova Cond" w:hAnsi="Arial Nova Cond" w:cs="Times New Roman"/>
-                <w:sz w:val="20"/>
-                <w:szCs w:val="20"/>
-              </w:rPr>
-              <w:t>institucioneducativa</w:t>
-            </w:r>
-            <w:proofErr w:type="spellEnd"/>
-            <w:r>
-              <w:rPr>
-                <w:rFonts w:ascii="Arial Nova Cond" w:hAnsi="Arial Nova Cond" w:cs="Times New Roman"/>
-                <w:sz w:val="20"/>
-                <w:szCs w:val="20"/>
-              </w:rPr>
-              <w:t>}}</w:t>
+              <w:t>{{institucioneducativa}}</w:t>
             </w:r>
           </w:p>
         </w:tc>
@@ -3900,20 +3786,6 @@
     </w:p>
     <w:p>
       <w:pPr>
-        <w:spacing w:line="276" w:lineRule="auto"/>
-        <w:ind w:right="-455"/>
-        <w:rPr>
-          <w:rFonts w:ascii="Arial Nova Cond Light" w:hAnsi="Arial Nova Cond Light" w:cs="Times New Roman"/>
-          <w:b/>
-          <w:bCs/>
-          <w:color w:val="000000" w:themeColor="text1"/>
-          <w:sz w:val="20"/>
-          <w:szCs w:val="20"/>
-        </w:rPr>
-      </w:pPr>
-    </w:p>
-    <w:p>
-      <w:pPr>
         <w:pStyle w:val="Prrafodelista"/>
         <w:numPr>
           <w:ilvl w:val="0"/>
@@ -3941,6 +3813,7 @@
           <w:sz w:val="20"/>
           <w:szCs w:val="20"/>
         </w:rPr>
+        <w:lastRenderedPageBreak/>
         <w:t>CALENDARIZACIÓN DEL AÑO ESCOLA</w:t>
       </w:r>
       <w:r>
@@ -4139,29 +4012,16 @@
                 <w:szCs w:val="20"/>
               </w:rPr>
             </w:pPr>
-            <w:proofErr w:type="spellStart"/>
-            <w:r>
-              <w:rPr>
-                <w:rFonts w:ascii="Arial Nova Cond Light" w:hAnsi="Arial Nova Cond Light" w:cs="Times New Roman"/>
-                <w:b/>
-                <w:bCs/>
-                <w:color w:val="000000" w:themeColor="text1"/>
-                <w:sz w:val="20"/>
-                <w:szCs w:val="20"/>
-              </w:rPr>
-              <w:t>N°</w:t>
-            </w:r>
-            <w:proofErr w:type="spellEnd"/>
-            <w:r>
-              <w:rPr>
-                <w:rFonts w:ascii="Arial Nova Cond Light" w:hAnsi="Arial Nova Cond Light" w:cs="Times New Roman"/>
-                <w:b/>
-                <w:bCs/>
-                <w:color w:val="000000" w:themeColor="text1"/>
-                <w:sz w:val="20"/>
-                <w:szCs w:val="20"/>
-              </w:rPr>
-              <w:t xml:space="preserve"> DE SEMANAS LECTIVAS</w:t>
+            <w:r>
+              <w:rPr>
+                <w:rFonts w:ascii="Arial Nova Cond Light" w:hAnsi="Arial Nova Cond Light" w:cs="Times New Roman"/>
+                <w:b/>
+                <w:bCs/>
+                <w:color w:val="000000" w:themeColor="text1"/>
+                <w:sz w:val="20"/>
+                <w:szCs w:val="20"/>
+              </w:rPr>
+              <w:t>N° DE SEMANAS LECTIVAS</w:t>
             </w:r>
           </w:p>
         </w:tc>
@@ -4186,29 +4046,16 @@
                 <w:szCs w:val="20"/>
               </w:rPr>
             </w:pPr>
-            <w:proofErr w:type="spellStart"/>
-            <w:r>
-              <w:rPr>
-                <w:rFonts w:ascii="Arial Nova Cond Light" w:hAnsi="Arial Nova Cond Light" w:cs="Times New Roman"/>
-                <w:b/>
-                <w:bCs/>
-                <w:color w:val="000000" w:themeColor="text1"/>
-                <w:sz w:val="20"/>
-                <w:szCs w:val="20"/>
-              </w:rPr>
-              <w:t>N°</w:t>
-            </w:r>
-            <w:proofErr w:type="spellEnd"/>
-            <w:r>
-              <w:rPr>
-                <w:rFonts w:ascii="Arial Nova Cond Light" w:hAnsi="Arial Nova Cond Light" w:cs="Times New Roman"/>
-                <w:b/>
-                <w:bCs/>
-                <w:color w:val="000000" w:themeColor="text1"/>
-                <w:sz w:val="20"/>
-                <w:szCs w:val="20"/>
-              </w:rPr>
-              <w:t xml:space="preserve"> UNIDADES</w:t>
+            <w:r>
+              <w:rPr>
+                <w:rFonts w:ascii="Arial Nova Cond Light" w:hAnsi="Arial Nova Cond Light" w:cs="Times New Roman"/>
+                <w:b/>
+                <w:bCs/>
+                <w:color w:val="000000" w:themeColor="text1"/>
+                <w:sz w:val="20"/>
+                <w:szCs w:val="20"/>
+              </w:rPr>
+              <w:t>N° UNIDADES</w:t>
             </w:r>
           </w:p>
         </w:tc>
@@ -7369,6 +7216,7 @@
           <w:sz w:val="20"/>
           <w:szCs w:val="20"/>
         </w:rPr>
+        <w:lastRenderedPageBreak/>
         <w:t xml:space="preserve">RESULTADOS DE ACTAS DEL </w:t>
       </w:r>
       <w:r>
@@ -10110,6 +9958,21 @@
         </w:tc>
       </w:tr>
     </w:tbl>
+    <w:p>
+      <w:pPr>
+        <w:pStyle w:val="Prrafodelista"/>
+        <w:spacing w:line="276" w:lineRule="auto"/>
+        <w:ind w:left="-284" w:right="-455"/>
+        <w:rPr>
+          <w:rFonts w:ascii="Arial Nova Cond Light" w:hAnsi="Arial Nova Cond Light" w:cs="Times New Roman"/>
+          <w:b/>
+          <w:bCs/>
+          <w:color w:val="000000" w:themeColor="text1"/>
+          <w:sz w:val="20"/>
+          <w:szCs w:val="20"/>
+        </w:rPr>
+      </w:pPr>
+    </w:p>
     <w:p>
       <w:pPr>
         <w:pStyle w:val="Prrafodelista"/>
@@ -10314,13 +10177,13 @@
         <w:tblLook w:val="04A0" w:firstRow="1" w:lastRow="0" w:firstColumn="1" w:lastColumn="0" w:noHBand="0" w:noVBand="1"/>
       </w:tblPr>
       <w:tblGrid>
-        <w:gridCol w:w="875"/>
-        <w:gridCol w:w="1095"/>
-        <w:gridCol w:w="1726"/>
-        <w:gridCol w:w="6169"/>
-        <w:gridCol w:w="2015"/>
-        <w:gridCol w:w="1634"/>
-        <w:gridCol w:w="1337"/>
+        <w:gridCol w:w="818"/>
+        <w:gridCol w:w="1018"/>
+        <w:gridCol w:w="5379"/>
+        <w:gridCol w:w="1984"/>
+        <w:gridCol w:w="2693"/>
+        <w:gridCol w:w="1560"/>
+        <w:gridCol w:w="1399"/>
       </w:tblGrid>
       <w:tr>
         <w:trPr>
@@ -10329,7 +10192,7 @@
         </w:trPr>
         <w:tc>
           <w:tcPr>
-            <w:tcW w:w="875" w:type="dxa"/>
+            <w:tcW w:w="818" w:type="dxa"/>
             <w:shd w:val="clear" w:color="auto" w:fill="C1F0C7" w:themeFill="accent3" w:themeFillTint="33"/>
             <w:vAlign w:val="center"/>
           </w:tcPr>
@@ -10363,7 +10226,7 @@
         </w:tc>
         <w:tc>
           <w:tcPr>
-            <w:tcW w:w="1095" w:type="dxa"/>
+            <w:tcW w:w="1018" w:type="dxa"/>
             <w:shd w:val="clear" w:color="auto" w:fill="C1F0C7" w:themeFill="accent3" w:themeFillTint="33"/>
             <w:vAlign w:val="center"/>
           </w:tcPr>
@@ -10396,7 +10259,7 @@
         </w:tc>
         <w:tc>
           <w:tcPr>
-            <w:tcW w:w="1726" w:type="dxa"/>
+            <w:tcW w:w="5379" w:type="dxa"/>
             <w:shd w:val="clear" w:color="auto" w:fill="C1F0C7" w:themeFill="accent3" w:themeFillTint="33"/>
             <w:vAlign w:val="center"/>
           </w:tcPr>
@@ -10423,13 +10286,35 @@
                 <w:sz w:val="20"/>
                 <w:szCs w:val="20"/>
               </w:rPr>
-              <w:t>PROBLEMA / POTENCIALIDAD</w:t>
-            </w:r>
-          </w:p>
-        </w:tc>
-        <w:tc>
-          <w:tcPr>
-            <w:tcW w:w="6169" w:type="dxa"/>
+              <w:t>SITUACIÓN SIGNIF</w:t>
+            </w:r>
+            <w:r>
+              <w:rPr>
+                <w:rFonts w:ascii="Arial Nova Cond" w:hAnsi="Arial Nova Cond" w:cs="Times New Roman"/>
+                <w:b/>
+                <w:bCs/>
+                <w:color w:val="000000" w:themeColor="text1"/>
+                <w:sz w:val="20"/>
+                <w:szCs w:val="20"/>
+              </w:rPr>
+              <w:t>I</w:t>
+            </w:r>
+            <w:r>
+              <w:rPr>
+                <w:rFonts w:ascii="Arial Nova Cond" w:hAnsi="Arial Nova Cond" w:cs="Times New Roman"/>
+                <w:b/>
+                <w:bCs/>
+                <w:color w:val="000000" w:themeColor="text1"/>
+                <w:sz w:val="20"/>
+                <w:szCs w:val="20"/>
+              </w:rPr>
+              <w:t>CATIVA</w:t>
+            </w:r>
+          </w:p>
+        </w:tc>
+        <w:tc>
+          <w:tcPr>
+            <w:tcW w:w="1984" w:type="dxa"/>
             <w:shd w:val="clear" w:color="auto" w:fill="C1F0C7" w:themeFill="accent3" w:themeFillTint="33"/>
             <w:vAlign w:val="center"/>
           </w:tcPr>
@@ -10456,7 +10341,7 @@
                 <w:sz w:val="20"/>
                 <w:szCs w:val="20"/>
               </w:rPr>
-              <w:t>SITUACIÓN SIGNIF</w:t>
+              <w:t>TÍTULO DE LA UNIDAD DID</w:t>
             </w:r>
             <w:r>
               <w:rPr>
@@ -10467,7 +10352,7 @@
                 <w:sz w:val="20"/>
                 <w:szCs w:val="20"/>
               </w:rPr>
-              <w:t>I</w:t>
+              <w:t>Á</w:t>
             </w:r>
             <w:r>
               <w:rPr>
@@ -10478,13 +10363,24 @@
                 <w:sz w:val="20"/>
                 <w:szCs w:val="20"/>
               </w:rPr>
-              <w:t>CATIVA</w:t>
-            </w:r>
-          </w:p>
-        </w:tc>
-        <w:tc>
-          <w:tcPr>
-            <w:tcW w:w="2015" w:type="dxa"/>
+              <w:t>CTICA</w:t>
+            </w:r>
+            <w:r>
+              <w:rPr>
+                <w:rFonts w:ascii="Arial Nova Cond" w:hAnsi="Arial Nova Cond" w:cs="Times New Roman"/>
+                <w:b/>
+                <w:bCs/>
+                <w:color w:val="000000" w:themeColor="text1"/>
+                <w:sz w:val="20"/>
+                <w:szCs w:val="20"/>
+              </w:rPr>
+              <w:t>.</w:t>
+            </w:r>
+          </w:p>
+        </w:tc>
+        <w:tc>
+          <w:tcPr>
+            <w:tcW w:w="2693" w:type="dxa"/>
             <w:shd w:val="clear" w:color="auto" w:fill="C1F0C7" w:themeFill="accent3" w:themeFillTint="33"/>
             <w:vAlign w:val="center"/>
           </w:tcPr>
@@ -10511,9 +10407,21 @@
                 <w:sz w:val="20"/>
                 <w:szCs w:val="20"/>
               </w:rPr>
-              <w:t>TÍTULO DE LA UNIDAD DID</w:t>
-            </w:r>
-            <w:r>
+              <w:t>CAMPO TEMATICO</w:t>
+            </w:r>
+          </w:p>
+        </w:tc>
+        <w:tc>
+          <w:tcPr>
+            <w:tcW w:w="1560" w:type="dxa"/>
+            <w:shd w:val="clear" w:color="auto" w:fill="C1F0C7" w:themeFill="accent3" w:themeFillTint="33"/>
+            <w:vAlign w:val="center"/>
+          </w:tcPr>
+          <w:p>
+            <w:pPr>
+              <w:pStyle w:val="Prrafodelista"/>
+              <w:ind w:left="0"/>
+              <w:jc w:val="center"/>
               <w:rPr>
                 <w:rFonts w:ascii="Arial Nova Cond" w:hAnsi="Arial Nova Cond" w:cs="Times New Roman"/>
                 <w:b/>
@@ -10522,8 +10430,7 @@
                 <w:sz w:val="20"/>
                 <w:szCs w:val="20"/>
               </w:rPr>
-              <w:t>Á</w:t>
-            </w:r>
+            </w:pPr>
             <w:r>
               <w:rPr>
                 <w:rFonts w:ascii="Arial Nova Cond" w:hAnsi="Arial Nova Cond" w:cs="Times New Roman"/>
@@ -10533,57 +10440,13 @@
                 <w:sz w:val="20"/>
                 <w:szCs w:val="20"/>
               </w:rPr>
-              <w:t>CTICA</w:t>
-            </w:r>
-            <w:r>
-              <w:rPr>
-                <w:rFonts w:ascii="Arial Nova Cond" w:hAnsi="Arial Nova Cond" w:cs="Times New Roman"/>
-                <w:b/>
-                <w:bCs/>
-                <w:color w:val="000000" w:themeColor="text1"/>
-                <w:sz w:val="20"/>
-                <w:szCs w:val="20"/>
-              </w:rPr>
-              <w:t>.</w:t>
-            </w:r>
-          </w:p>
-        </w:tc>
-        <w:tc>
-          <w:tcPr>
-            <w:tcW w:w="1634" w:type="dxa"/>
-            <w:shd w:val="clear" w:color="auto" w:fill="C1F0C7" w:themeFill="accent3" w:themeFillTint="33"/>
-            <w:vAlign w:val="center"/>
-          </w:tcPr>
-          <w:p>
-            <w:pPr>
-              <w:pStyle w:val="Prrafodelista"/>
-              <w:ind w:left="0"/>
-              <w:jc w:val="center"/>
-              <w:rPr>
-                <w:rFonts w:ascii="Arial Nova Cond" w:hAnsi="Arial Nova Cond" w:cs="Times New Roman"/>
-                <w:b/>
-                <w:bCs/>
-                <w:color w:val="000000" w:themeColor="text1"/>
-                <w:sz w:val="20"/>
-                <w:szCs w:val="20"/>
-              </w:rPr>
-            </w:pPr>
-            <w:r>
-              <w:rPr>
-                <w:rFonts w:ascii="Arial Nova Cond" w:hAnsi="Arial Nova Cond" w:cs="Times New Roman"/>
-                <w:b/>
-                <w:bCs/>
-                <w:color w:val="000000" w:themeColor="text1"/>
-                <w:sz w:val="20"/>
-                <w:szCs w:val="20"/>
-              </w:rPr>
               <w:t>COMPETENCIAS</w:t>
             </w:r>
           </w:p>
         </w:tc>
         <w:tc>
           <w:tcPr>
-            <w:tcW w:w="1337" w:type="dxa"/>
+            <w:tcW w:w="1399" w:type="dxa"/>
             <w:shd w:val="clear" w:color="auto" w:fill="C1F0C7" w:themeFill="accent3" w:themeFillTint="33"/>
             <w:vAlign w:val="center"/>
           </w:tcPr>
@@ -10622,7 +10485,7 @@
         </w:trPr>
         <w:tc>
           <w:tcPr>
-            <w:tcW w:w="875" w:type="dxa"/>
+            <w:tcW w:w="818" w:type="dxa"/>
             <w:vMerge w:val="restart"/>
             <w:vAlign w:val="center"/>
           </w:tcPr>
@@ -10661,7 +10524,7 @@
         </w:tc>
         <w:tc>
           <w:tcPr>
-            <w:tcW w:w="1095" w:type="dxa"/>
+            <w:tcW w:w="1018" w:type="dxa"/>
             <w:vAlign w:val="center"/>
           </w:tcPr>
           <w:p>
@@ -10699,7 +10562,7 @@
         </w:tc>
         <w:tc>
           <w:tcPr>
-            <w:tcW w:w="1726" w:type="dxa"/>
+            <w:tcW w:w="5379" w:type="dxa"/>
             <w:vAlign w:val="center"/>
           </w:tcPr>
           <w:p>
@@ -10727,47 +10590,13 @@
                 <w:szCs w:val="20"/>
                 <w:lang w:val="es-ES_tradnl"/>
               </w:rPr>
-              <w:t>{{problemapotencialidad0}}</w:t>
-            </w:r>
-          </w:p>
-        </w:tc>
-        <w:tc>
-          <w:tcPr>
-            <w:tcW w:w="6169" w:type="dxa"/>
-            <w:vAlign w:val="center"/>
-          </w:tcPr>
-          <w:p>
-            <w:pPr>
-              <w:pStyle w:val="Prrafodelista"/>
-              <w:tabs>
-                <w:tab w:val="left" w:pos="0"/>
-                <w:tab w:val="left" w:pos="142"/>
-                <w:tab w:val="left" w:pos="284"/>
-              </w:tabs>
-              <w:spacing w:line="276" w:lineRule="auto"/>
-              <w:ind w:left="0"/>
-              <w:jc w:val="both"/>
-              <w:rPr>
-                <w:rFonts w:ascii="Arial Nova Cond" w:eastAsia="Calibri" w:hAnsi="Arial Nova Cond" w:cs="Times New Roman"/>
-                <w:sz w:val="20"/>
-                <w:szCs w:val="20"/>
-                <w:lang w:val="es-ES_tradnl"/>
-              </w:rPr>
-            </w:pPr>
-            <w:r>
-              <w:rPr>
-                <w:rFonts w:ascii="Arial Nova Cond" w:eastAsia="Calibri" w:hAnsi="Arial Nova Cond" w:cs="Times New Roman"/>
-                <w:sz w:val="20"/>
-                <w:szCs w:val="20"/>
-                <w:lang w:val="es-ES_tradnl"/>
-              </w:rPr>
               <w:t>{{situacionsignificativa0}}</w:t>
             </w:r>
           </w:p>
         </w:tc>
         <w:tc>
           <w:tcPr>
-            <w:tcW w:w="2015" w:type="dxa"/>
+            <w:tcW w:w="1984" w:type="dxa"/>
             <w:vAlign w:val="center"/>
           </w:tcPr>
           <w:p>
@@ -10798,7 +10627,7 @@
         </w:tc>
         <w:tc>
           <w:tcPr>
-            <w:tcW w:w="1634" w:type="dxa"/>
+            <w:tcW w:w="2693" w:type="dxa"/>
             <w:vAlign w:val="center"/>
           </w:tcPr>
           <w:p>
@@ -10823,13 +10652,13 @@
                 <w:sz w:val="20"/>
                 <w:szCs w:val="20"/>
               </w:rPr>
-              <w:t>{{competencias0}}</w:t>
-            </w:r>
-          </w:p>
-        </w:tc>
-        <w:tc>
-          <w:tcPr>
-            <w:tcW w:w="1337" w:type="dxa"/>
+              <w:t>{{campotematico0}}</w:t>
+            </w:r>
+          </w:p>
+        </w:tc>
+        <w:tc>
+          <w:tcPr>
+            <w:tcW w:w="1560" w:type="dxa"/>
             <w:vAlign w:val="center"/>
           </w:tcPr>
           <w:p>
@@ -10837,7 +10666,38 @@
               <w:autoSpaceDE w:val="0"/>
               <w:autoSpaceDN w:val="0"/>
               <w:adjustRightInd w:val="0"/>
-              <w:jc w:val="center"/>
+              <w:jc w:val="both"/>
+              <w:rPr>
+                <w:rFonts w:ascii="Arial Nova Cond" w:hAnsi="Arial Nova Cond" w:cs="Arial"/>
+                <w:color w:val="000000"/>
+                <w:kern w:val="0"/>
+                <w:sz w:val="20"/>
+                <w:szCs w:val="20"/>
+              </w:rPr>
+            </w:pPr>
+            <w:r>
+              <w:rPr>
+                <w:rFonts w:ascii="Arial Nova Cond" w:hAnsi="Arial Nova Cond" w:cs="Arial"/>
+                <w:color w:val="000000"/>
+                <w:kern w:val="0"/>
+                <w:sz w:val="20"/>
+                <w:szCs w:val="20"/>
+              </w:rPr>
+              <w:t>{{competencias0}}</w:t>
+            </w:r>
+          </w:p>
+        </w:tc>
+        <w:tc>
+          <w:tcPr>
+            <w:tcW w:w="1399" w:type="dxa"/>
+            <w:vAlign w:val="center"/>
+          </w:tcPr>
+          <w:p>
+            <w:pPr>
+              <w:autoSpaceDE w:val="0"/>
+              <w:autoSpaceDN w:val="0"/>
+              <w:adjustRightInd w:val="0"/>
+              <w:jc w:val="both"/>
               <w:rPr>
                 <w:rFonts w:ascii="Arial Nova Cond" w:hAnsi="Arial Nova Cond" w:cs="Arial"/>
                 <w:color w:val="000000"/>
@@ -10866,7 +10726,7 @@
         </w:trPr>
         <w:tc>
           <w:tcPr>
-            <w:tcW w:w="875" w:type="dxa"/>
+            <w:tcW w:w="818" w:type="dxa"/>
             <w:vMerge/>
             <w:vAlign w:val="center"/>
           </w:tcPr>
@@ -10894,7 +10754,7 @@
         </w:tc>
         <w:tc>
           <w:tcPr>
-            <w:tcW w:w="1095" w:type="dxa"/>
+            <w:tcW w:w="1018" w:type="dxa"/>
             <w:vAlign w:val="center"/>
           </w:tcPr>
           <w:p>
@@ -10932,33 +10792,7 @@
         </w:tc>
         <w:tc>
           <w:tcPr>
-            <w:tcW w:w="1726" w:type="dxa"/>
-            <w:vAlign w:val="center"/>
-          </w:tcPr>
-          <w:p>
-            <w:pPr>
-              <w:pStyle w:val="NormalWeb"/>
-              <w:jc w:val="both"/>
-              <w:rPr>
-                <w:rFonts w:ascii="Arial Nova Cond" w:hAnsi="Arial Nova Cond"/>
-                <w:sz w:val="20"/>
-                <w:szCs w:val="20"/>
-              </w:rPr>
-            </w:pPr>
-            <w:r>
-              <w:rPr>
-                <w:rFonts w:ascii="Arial Nova Cond" w:eastAsia="Calibri" w:hAnsi="Arial Nova Cond"/>
-                <w:sz w:val="20"/>
-                <w:szCs w:val="20"/>
-                <w:lang w:val="es-ES_tradnl"/>
-              </w:rPr>
-              <w:t>{{problemapotencialidad1}}</w:t>
-            </w:r>
-          </w:p>
-        </w:tc>
-        <w:tc>
-          <w:tcPr>
-            <w:tcW w:w="6169" w:type="dxa"/>
+            <w:tcW w:w="5379" w:type="dxa"/>
             <w:vAlign w:val="center"/>
           </w:tcPr>
           <w:p>
@@ -10992,7 +10826,7 @@
         </w:tc>
         <w:tc>
           <w:tcPr>
-            <w:tcW w:w="2015" w:type="dxa"/>
+            <w:tcW w:w="1984" w:type="dxa"/>
             <w:vAlign w:val="center"/>
           </w:tcPr>
           <w:p>
@@ -11023,7 +10857,7 @@
         </w:tc>
         <w:tc>
           <w:tcPr>
-            <w:tcW w:w="1634" w:type="dxa"/>
+            <w:tcW w:w="2693" w:type="dxa"/>
             <w:vAlign w:val="center"/>
           </w:tcPr>
           <w:p>
@@ -11048,13 +10882,13 @@
                 <w:sz w:val="20"/>
                 <w:szCs w:val="20"/>
               </w:rPr>
-              <w:t>{{competencias1}}</w:t>
-            </w:r>
-          </w:p>
-        </w:tc>
-        <w:tc>
-          <w:tcPr>
-            <w:tcW w:w="1337" w:type="dxa"/>
+              <w:t>{{campotematico1}}</w:t>
+            </w:r>
+          </w:p>
+        </w:tc>
+        <w:tc>
+          <w:tcPr>
+            <w:tcW w:w="1560" w:type="dxa"/>
             <w:vAlign w:val="center"/>
           </w:tcPr>
           <w:p>
@@ -11062,7 +10896,38 @@
               <w:autoSpaceDE w:val="0"/>
               <w:autoSpaceDN w:val="0"/>
               <w:adjustRightInd w:val="0"/>
-              <w:jc w:val="center"/>
+              <w:jc w:val="both"/>
+              <w:rPr>
+                <w:rFonts w:ascii="Arial Nova Cond" w:hAnsi="Arial Nova Cond" w:cs="Arial"/>
+                <w:color w:val="000000"/>
+                <w:kern w:val="0"/>
+                <w:sz w:val="20"/>
+                <w:szCs w:val="20"/>
+              </w:rPr>
+            </w:pPr>
+            <w:r>
+              <w:rPr>
+                <w:rFonts w:ascii="Arial Nova Cond" w:hAnsi="Arial Nova Cond" w:cs="Arial"/>
+                <w:color w:val="000000"/>
+                <w:kern w:val="0"/>
+                <w:sz w:val="20"/>
+                <w:szCs w:val="20"/>
+              </w:rPr>
+              <w:t>{{competencias1}}</w:t>
+            </w:r>
+          </w:p>
+        </w:tc>
+        <w:tc>
+          <w:tcPr>
+            <w:tcW w:w="1399" w:type="dxa"/>
+            <w:vAlign w:val="center"/>
+          </w:tcPr>
+          <w:p>
+            <w:pPr>
+              <w:autoSpaceDE w:val="0"/>
+              <w:autoSpaceDN w:val="0"/>
+              <w:adjustRightInd w:val="0"/>
+              <w:jc w:val="both"/>
               <w:rPr>
                 <w:rFonts w:ascii="Arial Nova Cond" w:hAnsi="Arial Nova Cond" w:cs="Arial"/>
                 <w:color w:val="000000"/>
@@ -11091,7 +10956,7 @@
         </w:trPr>
         <w:tc>
           <w:tcPr>
-            <w:tcW w:w="875" w:type="dxa"/>
+            <w:tcW w:w="818" w:type="dxa"/>
             <w:vMerge/>
             <w:vAlign w:val="center"/>
           </w:tcPr>
@@ -11119,7 +10984,7 @@
         </w:tc>
         <w:tc>
           <w:tcPr>
-            <w:tcW w:w="1095" w:type="dxa"/>
+            <w:tcW w:w="1018" w:type="dxa"/>
             <w:vAlign w:val="center"/>
           </w:tcPr>
           <w:p>
@@ -11157,33 +11022,7 @@
         </w:tc>
         <w:tc>
           <w:tcPr>
-            <w:tcW w:w="1726" w:type="dxa"/>
-            <w:vAlign w:val="center"/>
-          </w:tcPr>
-          <w:p>
-            <w:pPr>
-              <w:pStyle w:val="NormalWeb"/>
-              <w:jc w:val="both"/>
-              <w:rPr>
-                <w:rFonts w:ascii="Arial Nova Cond" w:eastAsia="Calibri" w:hAnsi="Arial Nova Cond"/>
-                <w:sz w:val="20"/>
-                <w:szCs w:val="20"/>
-              </w:rPr>
-            </w:pPr>
-            <w:r>
-              <w:rPr>
-                <w:rFonts w:ascii="Arial Nova Cond" w:eastAsia="Calibri" w:hAnsi="Arial Nova Cond"/>
-                <w:sz w:val="20"/>
-                <w:szCs w:val="20"/>
-                <w:lang w:val="es-ES_tradnl"/>
-              </w:rPr>
-              <w:t>{{problemapotencialidad2}}</w:t>
-            </w:r>
-          </w:p>
-        </w:tc>
-        <w:tc>
-          <w:tcPr>
-            <w:tcW w:w="6169" w:type="dxa"/>
+            <w:tcW w:w="5379" w:type="dxa"/>
             <w:vAlign w:val="center"/>
           </w:tcPr>
           <w:p>
@@ -11217,7 +11056,7 @@
         </w:tc>
         <w:tc>
           <w:tcPr>
-            <w:tcW w:w="2015" w:type="dxa"/>
+            <w:tcW w:w="1984" w:type="dxa"/>
             <w:vAlign w:val="center"/>
           </w:tcPr>
           <w:p>
@@ -11248,7 +11087,7 @@
         </w:tc>
         <w:tc>
           <w:tcPr>
-            <w:tcW w:w="1634" w:type="dxa"/>
+            <w:tcW w:w="2693" w:type="dxa"/>
             <w:vAlign w:val="center"/>
           </w:tcPr>
           <w:p>
@@ -11273,13 +11112,13 @@
                 <w:sz w:val="20"/>
                 <w:szCs w:val="20"/>
               </w:rPr>
-              <w:t>{{competencias2}}</w:t>
-            </w:r>
-          </w:p>
-        </w:tc>
-        <w:tc>
-          <w:tcPr>
-            <w:tcW w:w="1337" w:type="dxa"/>
+              <w:t>{{campotematico2}}</w:t>
+            </w:r>
+          </w:p>
+        </w:tc>
+        <w:tc>
+          <w:tcPr>
+            <w:tcW w:w="1560" w:type="dxa"/>
             <w:vAlign w:val="center"/>
           </w:tcPr>
           <w:p>
@@ -11287,7 +11126,38 @@
               <w:autoSpaceDE w:val="0"/>
               <w:autoSpaceDN w:val="0"/>
               <w:adjustRightInd w:val="0"/>
-              <w:jc w:val="center"/>
+              <w:jc w:val="both"/>
+              <w:rPr>
+                <w:rFonts w:ascii="Arial Nova Cond" w:hAnsi="Arial Nova Cond" w:cs="Arial"/>
+                <w:color w:val="000000"/>
+                <w:kern w:val="0"/>
+                <w:sz w:val="20"/>
+                <w:szCs w:val="20"/>
+              </w:rPr>
+            </w:pPr>
+            <w:r>
+              <w:rPr>
+                <w:rFonts w:ascii="Arial Nova Cond" w:hAnsi="Arial Nova Cond" w:cs="Arial"/>
+                <w:color w:val="000000"/>
+                <w:kern w:val="0"/>
+                <w:sz w:val="20"/>
+                <w:szCs w:val="20"/>
+              </w:rPr>
+              <w:t>{{competencias2}}</w:t>
+            </w:r>
+          </w:p>
+        </w:tc>
+        <w:tc>
+          <w:tcPr>
+            <w:tcW w:w="1399" w:type="dxa"/>
+            <w:vAlign w:val="center"/>
+          </w:tcPr>
+          <w:p>
+            <w:pPr>
+              <w:autoSpaceDE w:val="0"/>
+              <w:autoSpaceDN w:val="0"/>
+              <w:adjustRightInd w:val="0"/>
+              <w:jc w:val="both"/>
               <w:rPr>
                 <w:rFonts w:ascii="Arial Nova Cond" w:hAnsi="Arial Nova Cond" w:cs="Arial"/>
                 <w:color w:val="000000"/>
@@ -11316,7 +11186,7 @@
         </w:trPr>
         <w:tc>
           <w:tcPr>
-            <w:tcW w:w="875" w:type="dxa"/>
+            <w:tcW w:w="818" w:type="dxa"/>
             <w:vMerge w:val="restart"/>
             <w:vAlign w:val="center"/>
           </w:tcPr>
@@ -11355,7 +11225,7 @@
         </w:tc>
         <w:tc>
           <w:tcPr>
-            <w:tcW w:w="1095" w:type="dxa"/>
+            <w:tcW w:w="1018" w:type="dxa"/>
             <w:vAlign w:val="center"/>
           </w:tcPr>
           <w:p>
@@ -11393,33 +11263,7 @@
         </w:tc>
         <w:tc>
           <w:tcPr>
-            <w:tcW w:w="1726" w:type="dxa"/>
-            <w:vAlign w:val="center"/>
-          </w:tcPr>
-          <w:p>
-            <w:pPr>
-              <w:pStyle w:val="Sinespaciado"/>
-              <w:jc w:val="both"/>
-              <w:rPr>
-                <w:rFonts w:ascii="Arial Nova Cond" w:eastAsia="Times New Roman" w:hAnsi="Arial Nova Cond" w:cs="Times New Roman"/>
-                <w:sz w:val="20"/>
-                <w:szCs w:val="20"/>
-              </w:rPr>
-            </w:pPr>
-            <w:r>
-              <w:rPr>
-                <w:rFonts w:ascii="Arial Nova Cond" w:eastAsia="Calibri" w:hAnsi="Arial Nova Cond" w:cs="Times New Roman"/>
-                <w:sz w:val="20"/>
-                <w:szCs w:val="20"/>
-                <w:lang w:val="es-ES_tradnl"/>
-              </w:rPr>
-              <w:t>{{problemapotencialidad3}}</w:t>
-            </w:r>
-          </w:p>
-        </w:tc>
-        <w:tc>
-          <w:tcPr>
-            <w:tcW w:w="6169" w:type="dxa"/>
+            <w:tcW w:w="5379" w:type="dxa"/>
             <w:vAlign w:val="center"/>
           </w:tcPr>
           <w:p>
@@ -11454,7 +11298,7 @@
         </w:tc>
         <w:tc>
           <w:tcPr>
-            <w:tcW w:w="2015" w:type="dxa"/>
+            <w:tcW w:w="1984" w:type="dxa"/>
             <w:vAlign w:val="center"/>
           </w:tcPr>
           <w:p>
@@ -11485,7 +11329,7 @@
         </w:tc>
         <w:tc>
           <w:tcPr>
-            <w:tcW w:w="1634" w:type="dxa"/>
+            <w:tcW w:w="2693" w:type="dxa"/>
             <w:vAlign w:val="center"/>
           </w:tcPr>
           <w:p>
@@ -11510,13 +11354,13 @@
                 <w:sz w:val="20"/>
                 <w:szCs w:val="20"/>
               </w:rPr>
-              <w:t>{{competencias3}}</w:t>
-            </w:r>
-          </w:p>
-        </w:tc>
-        <w:tc>
-          <w:tcPr>
-            <w:tcW w:w="1337" w:type="dxa"/>
+              <w:t>{{campotematico3}}</w:t>
+            </w:r>
+          </w:p>
+        </w:tc>
+        <w:tc>
+          <w:tcPr>
+            <w:tcW w:w="1560" w:type="dxa"/>
             <w:vAlign w:val="center"/>
           </w:tcPr>
           <w:p>
@@ -11524,7 +11368,38 @@
               <w:autoSpaceDE w:val="0"/>
               <w:autoSpaceDN w:val="0"/>
               <w:adjustRightInd w:val="0"/>
-              <w:jc w:val="center"/>
+              <w:jc w:val="both"/>
+              <w:rPr>
+                <w:rFonts w:ascii="Arial Nova Cond" w:hAnsi="Arial Nova Cond" w:cs="Arial"/>
+                <w:color w:val="000000"/>
+                <w:kern w:val="0"/>
+                <w:sz w:val="20"/>
+                <w:szCs w:val="20"/>
+              </w:rPr>
+            </w:pPr>
+            <w:r>
+              <w:rPr>
+                <w:rFonts w:ascii="Arial Nova Cond" w:hAnsi="Arial Nova Cond" w:cs="Arial"/>
+                <w:color w:val="000000"/>
+                <w:kern w:val="0"/>
+                <w:sz w:val="20"/>
+                <w:szCs w:val="20"/>
+              </w:rPr>
+              <w:t>{{competencias3}}</w:t>
+            </w:r>
+          </w:p>
+        </w:tc>
+        <w:tc>
+          <w:tcPr>
+            <w:tcW w:w="1399" w:type="dxa"/>
+            <w:vAlign w:val="center"/>
+          </w:tcPr>
+          <w:p>
+            <w:pPr>
+              <w:autoSpaceDE w:val="0"/>
+              <w:autoSpaceDN w:val="0"/>
+              <w:adjustRightInd w:val="0"/>
+              <w:jc w:val="both"/>
               <w:rPr>
                 <w:rFonts w:ascii="Arial Nova Cond" w:hAnsi="Arial Nova Cond" w:cs="Arial"/>
                 <w:color w:val="000000"/>
@@ -11553,7 +11428,7 @@
         </w:trPr>
         <w:tc>
           <w:tcPr>
-            <w:tcW w:w="875" w:type="dxa"/>
+            <w:tcW w:w="818" w:type="dxa"/>
             <w:vMerge/>
             <w:vAlign w:val="center"/>
           </w:tcPr>
@@ -11581,7 +11456,7 @@
         </w:tc>
         <w:tc>
           <w:tcPr>
-            <w:tcW w:w="1095" w:type="dxa"/>
+            <w:tcW w:w="1018" w:type="dxa"/>
             <w:vAlign w:val="center"/>
           </w:tcPr>
           <w:p>
@@ -11619,33 +11494,7 @@
         </w:tc>
         <w:tc>
           <w:tcPr>
-            <w:tcW w:w="1726" w:type="dxa"/>
-            <w:vAlign w:val="center"/>
-          </w:tcPr>
-          <w:p>
-            <w:pPr>
-              <w:pStyle w:val="Sinespaciado"/>
-              <w:jc w:val="both"/>
-              <w:rPr>
-                <w:rFonts w:ascii="Arial Nova Cond" w:hAnsi="Arial Nova Cond"/>
-                <w:sz w:val="20"/>
-                <w:szCs w:val="20"/>
-              </w:rPr>
-            </w:pPr>
-            <w:r>
-              <w:rPr>
-                <w:rFonts w:ascii="Arial Nova Cond" w:eastAsia="Calibri" w:hAnsi="Arial Nova Cond" w:cs="Times New Roman"/>
-                <w:sz w:val="20"/>
-                <w:szCs w:val="20"/>
-                <w:lang w:val="es-ES_tradnl"/>
-              </w:rPr>
-              <w:t>{{problemapotencialidad4}}</w:t>
-            </w:r>
-          </w:p>
-        </w:tc>
-        <w:tc>
-          <w:tcPr>
-            <w:tcW w:w="6169" w:type="dxa"/>
+            <w:tcW w:w="5379" w:type="dxa"/>
             <w:vAlign w:val="center"/>
           </w:tcPr>
           <w:p>
@@ -11680,7 +11529,7 @@
         </w:tc>
         <w:tc>
           <w:tcPr>
-            <w:tcW w:w="2015" w:type="dxa"/>
+            <w:tcW w:w="1984" w:type="dxa"/>
             <w:vAlign w:val="center"/>
           </w:tcPr>
           <w:p>
@@ -11711,7 +11560,7 @@
         </w:tc>
         <w:tc>
           <w:tcPr>
-            <w:tcW w:w="1634" w:type="dxa"/>
+            <w:tcW w:w="2693" w:type="dxa"/>
             <w:vAlign w:val="center"/>
           </w:tcPr>
           <w:p>
@@ -11736,13 +11585,13 @@
                 <w:sz w:val="20"/>
                 <w:szCs w:val="20"/>
               </w:rPr>
-              <w:t>{{competencias4}}</w:t>
-            </w:r>
-          </w:p>
-        </w:tc>
-        <w:tc>
-          <w:tcPr>
-            <w:tcW w:w="1337" w:type="dxa"/>
+              <w:t>{{campotematico4}}</w:t>
+            </w:r>
+          </w:p>
+        </w:tc>
+        <w:tc>
+          <w:tcPr>
+            <w:tcW w:w="1560" w:type="dxa"/>
             <w:vAlign w:val="center"/>
           </w:tcPr>
           <w:p>
@@ -11750,7 +11599,38 @@
               <w:autoSpaceDE w:val="0"/>
               <w:autoSpaceDN w:val="0"/>
               <w:adjustRightInd w:val="0"/>
-              <w:jc w:val="center"/>
+              <w:jc w:val="both"/>
+              <w:rPr>
+                <w:rFonts w:ascii="Arial Nova Cond" w:hAnsi="Arial Nova Cond" w:cs="Arial"/>
+                <w:color w:val="000000"/>
+                <w:kern w:val="0"/>
+                <w:sz w:val="20"/>
+                <w:szCs w:val="20"/>
+              </w:rPr>
+            </w:pPr>
+            <w:r>
+              <w:rPr>
+                <w:rFonts w:ascii="Arial Nova Cond" w:hAnsi="Arial Nova Cond" w:cs="Arial"/>
+                <w:color w:val="000000"/>
+                <w:kern w:val="0"/>
+                <w:sz w:val="20"/>
+                <w:szCs w:val="20"/>
+              </w:rPr>
+              <w:t>{{competencias4}}</w:t>
+            </w:r>
+          </w:p>
+        </w:tc>
+        <w:tc>
+          <w:tcPr>
+            <w:tcW w:w="1399" w:type="dxa"/>
+            <w:vAlign w:val="center"/>
+          </w:tcPr>
+          <w:p>
+            <w:pPr>
+              <w:autoSpaceDE w:val="0"/>
+              <w:autoSpaceDN w:val="0"/>
+              <w:adjustRightInd w:val="0"/>
+              <w:jc w:val="both"/>
               <w:rPr>
                 <w:rFonts w:ascii="Arial Nova Cond" w:hAnsi="Arial Nova Cond" w:cs="Arial"/>
                 <w:color w:val="000000"/>
@@ -11779,7 +11659,7 @@
         </w:trPr>
         <w:tc>
           <w:tcPr>
-            <w:tcW w:w="875" w:type="dxa"/>
+            <w:tcW w:w="818" w:type="dxa"/>
             <w:vMerge w:val="restart"/>
             <w:vAlign w:val="center"/>
           </w:tcPr>
@@ -11818,7 +11698,7 @@
         </w:tc>
         <w:tc>
           <w:tcPr>
-            <w:tcW w:w="1095" w:type="dxa"/>
+            <w:tcW w:w="1018" w:type="dxa"/>
             <w:vAlign w:val="center"/>
           </w:tcPr>
           <w:p>
@@ -11856,34 +11736,7 @@
         </w:tc>
         <w:tc>
           <w:tcPr>
-            <w:tcW w:w="1726" w:type="dxa"/>
-            <w:vAlign w:val="center"/>
-          </w:tcPr>
-          <w:p>
-            <w:pPr>
-              <w:pStyle w:val="Sinespaciado"/>
-              <w:jc w:val="both"/>
-              <w:rPr>
-                <w:rFonts w:ascii="Arial Nova Cond" w:hAnsi="Arial Nova Cond"/>
-                <w:color w:val="000000" w:themeColor="text1"/>
-                <w:sz w:val="20"/>
-                <w:szCs w:val="20"/>
-              </w:rPr>
-            </w:pPr>
-            <w:r>
-              <w:rPr>
-                <w:rFonts w:ascii="Arial Nova Cond" w:eastAsia="Calibri" w:hAnsi="Arial Nova Cond" w:cs="Times New Roman"/>
-                <w:sz w:val="20"/>
-                <w:szCs w:val="20"/>
-                <w:lang w:val="es-ES_tradnl"/>
-              </w:rPr>
-              <w:t>{{problemapotencialidad5}}</w:t>
-            </w:r>
-          </w:p>
-        </w:tc>
-        <w:tc>
-          <w:tcPr>
-            <w:tcW w:w="6169" w:type="dxa"/>
+            <w:tcW w:w="5379" w:type="dxa"/>
             <w:vAlign w:val="center"/>
           </w:tcPr>
           <w:p>
@@ -11912,13 +11765,13 @@
                 <w:szCs w:val="20"/>
                 <w:lang w:val="es-ES_tradnl"/>
               </w:rPr>
-              <w:t>{{situacionsignificativa5}}</w:t>
-            </w:r>
-          </w:p>
-        </w:tc>
-        <w:tc>
-          <w:tcPr>
-            <w:tcW w:w="2015" w:type="dxa"/>
+              <w:t xml:space="preserve">{{situacionsignificativa5}} </w:t>
+            </w:r>
+          </w:p>
+        </w:tc>
+        <w:tc>
+          <w:tcPr>
+            <w:tcW w:w="1984" w:type="dxa"/>
             <w:vAlign w:val="center"/>
           </w:tcPr>
           <w:p>
@@ -11949,7 +11802,7 @@
         </w:tc>
         <w:tc>
           <w:tcPr>
-            <w:tcW w:w="1634" w:type="dxa"/>
+            <w:tcW w:w="2693" w:type="dxa"/>
             <w:vAlign w:val="center"/>
           </w:tcPr>
           <w:p>
@@ -11974,13 +11827,13 @@
                 <w:sz w:val="20"/>
                 <w:szCs w:val="20"/>
               </w:rPr>
-              <w:t>{{competencias5}}</w:t>
-            </w:r>
-          </w:p>
-        </w:tc>
-        <w:tc>
-          <w:tcPr>
-            <w:tcW w:w="1337" w:type="dxa"/>
+              <w:t>{{campotematico5}}</w:t>
+            </w:r>
+          </w:p>
+        </w:tc>
+        <w:tc>
+          <w:tcPr>
+            <w:tcW w:w="1560" w:type="dxa"/>
             <w:vAlign w:val="center"/>
           </w:tcPr>
           <w:p>
@@ -11988,7 +11841,38 @@
               <w:autoSpaceDE w:val="0"/>
               <w:autoSpaceDN w:val="0"/>
               <w:adjustRightInd w:val="0"/>
-              <w:jc w:val="center"/>
+              <w:jc w:val="both"/>
+              <w:rPr>
+                <w:rFonts w:ascii="Arial Nova Cond" w:hAnsi="Arial Nova Cond" w:cs="Arial"/>
+                <w:color w:val="000000"/>
+                <w:kern w:val="0"/>
+                <w:sz w:val="20"/>
+                <w:szCs w:val="20"/>
+              </w:rPr>
+            </w:pPr>
+            <w:r>
+              <w:rPr>
+                <w:rFonts w:ascii="Arial Nova Cond" w:hAnsi="Arial Nova Cond" w:cs="Arial"/>
+                <w:color w:val="000000"/>
+                <w:kern w:val="0"/>
+                <w:sz w:val="20"/>
+                <w:szCs w:val="20"/>
+              </w:rPr>
+              <w:t>{{competencias5}}</w:t>
+            </w:r>
+          </w:p>
+        </w:tc>
+        <w:tc>
+          <w:tcPr>
+            <w:tcW w:w="1399" w:type="dxa"/>
+            <w:vAlign w:val="center"/>
+          </w:tcPr>
+          <w:p>
+            <w:pPr>
+              <w:autoSpaceDE w:val="0"/>
+              <w:autoSpaceDN w:val="0"/>
+              <w:adjustRightInd w:val="0"/>
+              <w:jc w:val="both"/>
               <w:rPr>
                 <w:rFonts w:ascii="Arial Nova Cond" w:hAnsi="Arial Nova Cond" w:cs="Arial"/>
                 <w:color w:val="000000"/>
@@ -12017,7 +11901,7 @@
         </w:trPr>
         <w:tc>
           <w:tcPr>
-            <w:tcW w:w="875" w:type="dxa"/>
+            <w:tcW w:w="818" w:type="dxa"/>
             <w:vMerge/>
             <w:vAlign w:val="center"/>
           </w:tcPr>
@@ -12045,7 +11929,7 @@
         </w:tc>
         <w:tc>
           <w:tcPr>
-            <w:tcW w:w="1095" w:type="dxa"/>
+            <w:tcW w:w="1018" w:type="dxa"/>
             <w:vAlign w:val="center"/>
           </w:tcPr>
           <w:p>
@@ -12083,33 +11967,7 @@
         </w:tc>
         <w:tc>
           <w:tcPr>
-            <w:tcW w:w="1726" w:type="dxa"/>
-            <w:vAlign w:val="center"/>
-          </w:tcPr>
-          <w:p>
-            <w:pPr>
-              <w:pStyle w:val="Sinespaciado"/>
-              <w:jc w:val="both"/>
-              <w:rPr>
-                <w:rFonts w:ascii="Arial Nova Cond" w:hAnsi="Arial Nova Cond"/>
-                <w:sz w:val="20"/>
-                <w:szCs w:val="20"/>
-              </w:rPr>
-            </w:pPr>
-            <w:r>
-              <w:rPr>
-                <w:rFonts w:ascii="Arial Nova Cond" w:eastAsia="Calibri" w:hAnsi="Arial Nova Cond" w:cs="Times New Roman"/>
-                <w:sz w:val="20"/>
-                <w:szCs w:val="20"/>
-                <w:lang w:val="es-ES_tradnl"/>
-              </w:rPr>
-              <w:t>{{problemapotencialidad6}}</w:t>
-            </w:r>
-          </w:p>
-        </w:tc>
-        <w:tc>
-          <w:tcPr>
-            <w:tcW w:w="6169" w:type="dxa"/>
+            <w:tcW w:w="5379" w:type="dxa"/>
             <w:vAlign w:val="center"/>
           </w:tcPr>
           <w:p>
@@ -12143,7 +12001,7 @@
         </w:tc>
         <w:tc>
           <w:tcPr>
-            <w:tcW w:w="2015" w:type="dxa"/>
+            <w:tcW w:w="1984" w:type="dxa"/>
             <w:vAlign w:val="center"/>
           </w:tcPr>
           <w:p>
@@ -12174,7 +12032,7 @@
         </w:tc>
         <w:tc>
           <w:tcPr>
-            <w:tcW w:w="1634" w:type="dxa"/>
+            <w:tcW w:w="2693" w:type="dxa"/>
             <w:vAlign w:val="center"/>
           </w:tcPr>
           <w:p>
@@ -12199,13 +12057,13 @@
                 <w:sz w:val="20"/>
                 <w:szCs w:val="20"/>
               </w:rPr>
-              <w:t>{{competencias6}}</w:t>
-            </w:r>
-          </w:p>
-        </w:tc>
-        <w:tc>
-          <w:tcPr>
-            <w:tcW w:w="1337" w:type="dxa"/>
+              <w:t>{{campotematico6}}</w:t>
+            </w:r>
+          </w:p>
+        </w:tc>
+        <w:tc>
+          <w:tcPr>
+            <w:tcW w:w="1560" w:type="dxa"/>
             <w:vAlign w:val="center"/>
           </w:tcPr>
           <w:p>
@@ -12213,7 +12071,38 @@
               <w:autoSpaceDE w:val="0"/>
               <w:autoSpaceDN w:val="0"/>
               <w:adjustRightInd w:val="0"/>
-              <w:jc w:val="center"/>
+              <w:jc w:val="both"/>
+              <w:rPr>
+                <w:rFonts w:ascii="Arial Nova Cond" w:hAnsi="Arial Nova Cond" w:cs="Arial"/>
+                <w:color w:val="000000"/>
+                <w:kern w:val="0"/>
+                <w:sz w:val="20"/>
+                <w:szCs w:val="20"/>
+              </w:rPr>
+            </w:pPr>
+            <w:r>
+              <w:rPr>
+                <w:rFonts w:ascii="Arial Nova Cond" w:hAnsi="Arial Nova Cond" w:cs="Arial"/>
+                <w:color w:val="000000"/>
+                <w:kern w:val="0"/>
+                <w:sz w:val="20"/>
+                <w:szCs w:val="20"/>
+              </w:rPr>
+              <w:t>{{competencias6}}</w:t>
+            </w:r>
+          </w:p>
+        </w:tc>
+        <w:tc>
+          <w:tcPr>
+            <w:tcW w:w="1399" w:type="dxa"/>
+            <w:vAlign w:val="center"/>
+          </w:tcPr>
+          <w:p>
+            <w:pPr>
+              <w:autoSpaceDE w:val="0"/>
+              <w:autoSpaceDN w:val="0"/>
+              <w:adjustRightInd w:val="0"/>
+              <w:jc w:val="both"/>
               <w:rPr>
                 <w:rFonts w:ascii="Arial Nova Cond" w:hAnsi="Arial Nova Cond" w:cs="Arial"/>
                 <w:color w:val="000000"/>
@@ -12242,7 +12131,7 @@
         </w:trPr>
         <w:tc>
           <w:tcPr>
-            <w:tcW w:w="875" w:type="dxa"/>
+            <w:tcW w:w="818" w:type="dxa"/>
             <w:vMerge w:val="restart"/>
             <w:vAlign w:val="center"/>
           </w:tcPr>
@@ -12281,7 +12170,7 @@
         </w:tc>
         <w:tc>
           <w:tcPr>
-            <w:tcW w:w="1095" w:type="dxa"/>
+            <w:tcW w:w="1018" w:type="dxa"/>
             <w:vAlign w:val="center"/>
           </w:tcPr>
           <w:p>
@@ -12319,7 +12208,7 @@
         </w:tc>
         <w:tc>
           <w:tcPr>
-            <w:tcW w:w="1726" w:type="dxa"/>
+            <w:tcW w:w="5379" w:type="dxa"/>
             <w:vAlign w:val="center"/>
           </w:tcPr>
           <w:p>
@@ -12332,62 +12221,28 @@
               </w:tabs>
               <w:spacing w:line="276" w:lineRule="auto"/>
               <w:ind w:left="0"/>
+              <w:jc w:val="both"/>
+              <w:rPr>
+                <w:rFonts w:ascii="Arial Nova Cond" w:hAnsi="Arial Nova Cond"/>
+                <w:color w:val="000000" w:themeColor="text1"/>
+                <w:sz w:val="20"/>
+                <w:szCs w:val="20"/>
+              </w:rPr>
+            </w:pPr>
+            <w:r>
               <w:rPr>
                 <w:rFonts w:ascii="Arial Nova Cond" w:eastAsia="Calibri" w:hAnsi="Arial Nova Cond" w:cs="Times New Roman"/>
-                <w:color w:val="000000" w:themeColor="text1"/>
                 <w:sz w:val="20"/>
                 <w:szCs w:val="20"/>
                 <w:lang w:val="es-ES_tradnl"/>
               </w:rPr>
-            </w:pPr>
-            <w:r>
-              <w:rPr>
-                <w:rFonts w:ascii="Arial Nova Cond" w:eastAsia="Calibri" w:hAnsi="Arial Nova Cond" w:cs="Times New Roman"/>
-                <w:sz w:val="20"/>
-                <w:szCs w:val="20"/>
-                <w:lang w:val="es-ES_tradnl"/>
-              </w:rPr>
-              <w:t>{{problemapotencialidad7}}</w:t>
-            </w:r>
-          </w:p>
-        </w:tc>
-        <w:tc>
-          <w:tcPr>
-            <w:tcW w:w="6169" w:type="dxa"/>
-            <w:vAlign w:val="center"/>
-          </w:tcPr>
-          <w:p>
-            <w:pPr>
-              <w:pStyle w:val="Prrafodelista"/>
-              <w:tabs>
-                <w:tab w:val="left" w:pos="0"/>
-                <w:tab w:val="left" w:pos="142"/>
-                <w:tab w:val="left" w:pos="284"/>
-              </w:tabs>
-              <w:spacing w:line="276" w:lineRule="auto"/>
-              <w:ind w:left="0"/>
-              <w:jc w:val="both"/>
-              <w:rPr>
-                <w:rFonts w:ascii="Arial Nova Cond" w:hAnsi="Arial Nova Cond"/>
-                <w:color w:val="000000" w:themeColor="text1"/>
-                <w:sz w:val="20"/>
-                <w:szCs w:val="20"/>
-              </w:rPr>
-            </w:pPr>
-            <w:r>
-              <w:rPr>
-                <w:rFonts w:ascii="Arial Nova Cond" w:eastAsia="Calibri" w:hAnsi="Arial Nova Cond" w:cs="Times New Roman"/>
-                <w:sz w:val="20"/>
-                <w:szCs w:val="20"/>
-                <w:lang w:val="es-ES_tradnl"/>
-              </w:rPr>
               <w:t>{{situacionsignificativa7}}</w:t>
             </w:r>
           </w:p>
         </w:tc>
         <w:tc>
           <w:tcPr>
-            <w:tcW w:w="2015" w:type="dxa"/>
+            <w:tcW w:w="1984" w:type="dxa"/>
             <w:vAlign w:val="center"/>
           </w:tcPr>
           <w:p>
@@ -12418,7 +12273,7 @@
         </w:tc>
         <w:tc>
           <w:tcPr>
-            <w:tcW w:w="1634" w:type="dxa"/>
+            <w:tcW w:w="2693" w:type="dxa"/>
             <w:vAlign w:val="center"/>
           </w:tcPr>
           <w:p>
@@ -12443,13 +12298,13 @@
                 <w:sz w:val="20"/>
                 <w:szCs w:val="20"/>
               </w:rPr>
-              <w:t>{{competencias7}}</w:t>
-            </w:r>
-          </w:p>
-        </w:tc>
-        <w:tc>
-          <w:tcPr>
-            <w:tcW w:w="1337" w:type="dxa"/>
+              <w:t>{{campotematico7}}</w:t>
+            </w:r>
+          </w:p>
+        </w:tc>
+        <w:tc>
+          <w:tcPr>
+            <w:tcW w:w="1560" w:type="dxa"/>
             <w:vAlign w:val="center"/>
           </w:tcPr>
           <w:p>
@@ -12457,7 +12312,38 @@
               <w:autoSpaceDE w:val="0"/>
               <w:autoSpaceDN w:val="0"/>
               <w:adjustRightInd w:val="0"/>
-              <w:jc w:val="center"/>
+              <w:jc w:val="both"/>
+              <w:rPr>
+                <w:rFonts w:ascii="Arial Nova Cond" w:hAnsi="Arial Nova Cond" w:cs="Arial"/>
+                <w:color w:val="000000"/>
+                <w:kern w:val="0"/>
+                <w:sz w:val="20"/>
+                <w:szCs w:val="20"/>
+              </w:rPr>
+            </w:pPr>
+            <w:r>
+              <w:rPr>
+                <w:rFonts w:ascii="Arial Nova Cond" w:hAnsi="Arial Nova Cond" w:cs="Arial"/>
+                <w:color w:val="000000"/>
+                <w:kern w:val="0"/>
+                <w:sz w:val="20"/>
+                <w:szCs w:val="20"/>
+              </w:rPr>
+              <w:t>{{competencias7}}</w:t>
+            </w:r>
+          </w:p>
+        </w:tc>
+        <w:tc>
+          <w:tcPr>
+            <w:tcW w:w="1399" w:type="dxa"/>
+            <w:vAlign w:val="center"/>
+          </w:tcPr>
+          <w:p>
+            <w:pPr>
+              <w:autoSpaceDE w:val="0"/>
+              <w:autoSpaceDN w:val="0"/>
+              <w:adjustRightInd w:val="0"/>
+              <w:jc w:val="both"/>
               <w:rPr>
                 <w:rFonts w:ascii="Arial Nova Cond" w:hAnsi="Arial Nova Cond" w:cs="Arial"/>
                 <w:color w:val="000000"/>
@@ -12486,7 +12372,7 @@
         </w:trPr>
         <w:tc>
           <w:tcPr>
-            <w:tcW w:w="875" w:type="dxa"/>
+            <w:tcW w:w="818" w:type="dxa"/>
             <w:vMerge/>
             <w:vAlign w:val="center"/>
           </w:tcPr>
@@ -12514,7 +12400,7 @@
         </w:tc>
         <w:tc>
           <w:tcPr>
-            <w:tcW w:w="1095" w:type="dxa"/>
+            <w:tcW w:w="1018" w:type="dxa"/>
             <w:vAlign w:val="center"/>
           </w:tcPr>
           <w:p>
@@ -12552,7 +12438,7 @@
         </w:tc>
         <w:tc>
           <w:tcPr>
-            <w:tcW w:w="1726" w:type="dxa"/>
+            <w:tcW w:w="5379" w:type="dxa"/>
             <w:vAlign w:val="center"/>
           </w:tcPr>
           <w:p>
@@ -12565,6 +12451,7 @@
               </w:tabs>
               <w:spacing w:line="276" w:lineRule="auto"/>
               <w:ind w:left="0"/>
+              <w:jc w:val="both"/>
               <w:rPr>
                 <w:rFonts w:ascii="Arial Nova Cond" w:eastAsia="Calibri" w:hAnsi="Arial Nova Cond" w:cs="Times New Roman"/>
                 <w:color w:val="000000" w:themeColor="text1"/>
@@ -12580,48 +12467,13 @@
                 <w:szCs w:val="20"/>
                 <w:lang w:val="es-ES_tradnl"/>
               </w:rPr>
-              <w:t>{{problemapotencialidad8}}</w:t>
-            </w:r>
-          </w:p>
-        </w:tc>
-        <w:tc>
-          <w:tcPr>
-            <w:tcW w:w="6169" w:type="dxa"/>
-            <w:vAlign w:val="center"/>
-          </w:tcPr>
-          <w:p>
-            <w:pPr>
-              <w:pStyle w:val="Prrafodelista"/>
-              <w:tabs>
-                <w:tab w:val="left" w:pos="0"/>
-                <w:tab w:val="left" w:pos="142"/>
-                <w:tab w:val="left" w:pos="284"/>
-              </w:tabs>
-              <w:spacing w:line="276" w:lineRule="auto"/>
-              <w:ind w:left="0"/>
-              <w:jc w:val="both"/>
-              <w:rPr>
-                <w:rFonts w:ascii="Arial Nova Cond" w:eastAsia="Calibri" w:hAnsi="Arial Nova Cond" w:cs="Times New Roman"/>
-                <w:color w:val="000000" w:themeColor="text1"/>
-                <w:sz w:val="20"/>
-                <w:szCs w:val="20"/>
-                <w:lang w:val="es-ES_tradnl"/>
-              </w:rPr>
-            </w:pPr>
-            <w:r>
-              <w:rPr>
-                <w:rFonts w:ascii="Arial Nova Cond" w:eastAsia="Calibri" w:hAnsi="Arial Nova Cond" w:cs="Times New Roman"/>
-                <w:sz w:val="20"/>
-                <w:szCs w:val="20"/>
-                <w:lang w:val="es-ES_tradnl"/>
-              </w:rPr>
               <w:t>{{situacionsignificativa8}}</w:t>
             </w:r>
           </w:p>
         </w:tc>
         <w:tc>
           <w:tcPr>
-            <w:tcW w:w="2015" w:type="dxa"/>
+            <w:tcW w:w="1984" w:type="dxa"/>
             <w:vAlign w:val="center"/>
           </w:tcPr>
           <w:p>
@@ -12651,7 +12503,7 @@
         </w:tc>
         <w:tc>
           <w:tcPr>
-            <w:tcW w:w="1634" w:type="dxa"/>
+            <w:tcW w:w="2693" w:type="dxa"/>
             <w:vAlign w:val="center"/>
           </w:tcPr>
           <w:p>
@@ -12676,13 +12528,13 @@
                 <w:sz w:val="20"/>
                 <w:szCs w:val="20"/>
               </w:rPr>
-              <w:t>{{competencias8}}</w:t>
-            </w:r>
-          </w:p>
-        </w:tc>
-        <w:tc>
-          <w:tcPr>
-            <w:tcW w:w="1337" w:type="dxa"/>
+              <w:t>{{campotematico8}}</w:t>
+            </w:r>
+          </w:p>
+        </w:tc>
+        <w:tc>
+          <w:tcPr>
+            <w:tcW w:w="1560" w:type="dxa"/>
             <w:vAlign w:val="center"/>
           </w:tcPr>
           <w:p>
@@ -12690,7 +12542,7 @@
               <w:autoSpaceDE w:val="0"/>
               <w:autoSpaceDN w:val="0"/>
               <w:adjustRightInd w:val="0"/>
-              <w:jc w:val="center"/>
+              <w:jc w:val="both"/>
               <w:rPr>
                 <w:rFonts w:ascii="Arial Nova Cond" w:hAnsi="Arial Nova Cond" w:cs="Arial"/>
                 <w:color w:val="000000"/>
@@ -12707,6 +12559,37 @@
                 <w:sz w:val="20"/>
                 <w:szCs w:val="20"/>
               </w:rPr>
+              <w:t>{{competencias8}}</w:t>
+            </w:r>
+          </w:p>
+        </w:tc>
+        <w:tc>
+          <w:tcPr>
+            <w:tcW w:w="1399" w:type="dxa"/>
+            <w:vAlign w:val="center"/>
+          </w:tcPr>
+          <w:p>
+            <w:pPr>
+              <w:autoSpaceDE w:val="0"/>
+              <w:autoSpaceDN w:val="0"/>
+              <w:adjustRightInd w:val="0"/>
+              <w:jc w:val="both"/>
+              <w:rPr>
+                <w:rFonts w:ascii="Arial Nova Cond" w:hAnsi="Arial Nova Cond" w:cs="Arial"/>
+                <w:color w:val="000000"/>
+                <w:kern w:val="0"/>
+                <w:sz w:val="20"/>
+                <w:szCs w:val="20"/>
+              </w:rPr>
+            </w:pPr>
+            <w:r>
+              <w:rPr>
+                <w:rFonts w:ascii="Arial Nova Cond" w:hAnsi="Arial Nova Cond" w:cs="Arial"/>
+                <w:color w:val="000000"/>
+                <w:kern w:val="0"/>
+                <w:sz w:val="20"/>
+                <w:szCs w:val="20"/>
+              </w:rPr>
               <w:t>{{producto8}}</w:t>
             </w:r>
           </w:p>
@@ -12714,20 +12597,6 @@
       </w:tr>
       <w:bookmarkEnd w:id="1"/>
     </w:tbl>
-    <w:p>
-      <w:pPr>
-        <w:spacing w:line="276" w:lineRule="auto"/>
-        <w:ind w:right="-455"/>
-        <w:rPr>
-          <w:rFonts w:ascii="Arial Nova Cond Light" w:hAnsi="Arial Nova Cond Light" w:cs="Times New Roman"/>
-          <w:b/>
-          <w:bCs/>
-          <w:color w:val="000000" w:themeColor="text1"/>
-          <w:sz w:val="20"/>
-          <w:szCs w:val="20"/>
-        </w:rPr>
-      </w:pPr>
-    </w:p>
     <w:p>
       <w:pPr>
         <w:spacing w:line="276" w:lineRule="auto"/>
@@ -12770,6 +12639,7 @@
           <w:sz w:val="20"/>
           <w:szCs w:val="20"/>
         </w:rPr>
+        <w:lastRenderedPageBreak/>
         <w:t xml:space="preserve">ORGANIZACIÓN DE LOS PROPÓSITOS DE APRENDIZAJE: </w:t>
       </w:r>
     </w:p>
@@ -20181,29 +20051,7 @@
                 <w:szCs w:val="20"/>
                 <w:lang w:eastAsia="es-ES"/>
               </w:rPr>
-              <w:t xml:space="preserve">Gestiona su aprendizaje de manera autónoma y sistemática al darse cuenta lo que debe aprender, al establecer prioridades en la realización de un conjunto de tareas tomando en cuenta su viabilidad y sostenibilidad en el tiempo, </w:t>
-            </w:r>
-            <w:proofErr w:type="gramStart"/>
-            <w:r>
-              <w:rPr>
-                <w:rFonts w:ascii="Arial Nova Cond Light" w:eastAsia="Times New Roman" w:hAnsi="Arial Nova Cond Light" w:cs="Arial"/>
-                <w:bCs/>
-                <w:sz w:val="20"/>
-                <w:szCs w:val="20"/>
-                <w:lang w:eastAsia="es-ES"/>
-              </w:rPr>
-              <w:t>y</w:t>
-            </w:r>
-            <w:proofErr w:type="gramEnd"/>
-            <w:r>
-              <w:rPr>
-                <w:rFonts w:ascii="Arial Nova Cond Light" w:eastAsia="Times New Roman" w:hAnsi="Arial Nova Cond Light" w:cs="Arial"/>
-                <w:bCs/>
-                <w:sz w:val="20"/>
-                <w:szCs w:val="20"/>
-                <w:lang w:eastAsia="es-ES"/>
-              </w:rPr>
-              <w:t xml:space="preserve"> por ende, definir metas personales respaldándose en este análisis, considerando sus potencialidades y oportunidades de aprendizaje. Comprende que debe organizarse lo más realista y específicamente posible, considerar los tiempos; y que lo planteado sea alcanzable, medible y considere variadas estrategias, procedimientos, recursos y escenarios que le permitan alcanzar sus metas, tomando en cuenta sus experiencias exitosas, previendo posibles cambios de cursos de acción y la vinculación de otros agentes para la realización de la meta. Monitorea de manera permanente sus avances respecto a las metas de aprendizaje previamente establecidas al evaluar el nivel de logro de sus resultados y la viabilidad de la meta a alcanzar, además de la consulta a otros pares con mayor experiencia, ajustando los planes y acciones, considerando el todo y las partes de su organización, a partir de sus avances mostrando confianza en sí mismo, disposición y flexibilidad a los posibles cambios. </w:t>
+              <w:t xml:space="preserve">Gestiona su aprendizaje de manera autónoma y sistemática al darse cuenta lo que debe aprender, al establecer prioridades en la realización de un conjunto de tareas tomando en cuenta su viabilidad y sostenibilidad en el tiempo, y por ende, definir metas personales respaldándose en este análisis, considerando sus potencialidades y oportunidades de aprendizaje. Comprende que debe organizarse lo más realista y específicamente posible, considerar los tiempos; y que lo planteado sea alcanzable, medible y considere variadas estrategias, procedimientos, recursos y escenarios que le permitan alcanzar sus metas, tomando en cuenta sus experiencias exitosas, previendo posibles cambios de cursos de acción y la vinculación de otros agentes para la realización de la meta. Monitorea de manera permanente sus avances respecto a las metas de aprendizaje previamente establecidas al evaluar el nivel de logro de sus resultados y la viabilidad de la meta a alcanzar, además de la consulta a otros pares con mayor experiencia, ajustando los planes y acciones, considerando el todo y las partes de su organización, a partir de sus avances mostrando confianza en sí mismo, disposición y flexibilidad a los posibles cambios. </w:t>
             </w:r>
           </w:p>
         </w:tc>
@@ -24501,7 +24349,6 @@
               </w:rPr>
               <w:t xml:space="preserve">Minedu (2016). Programa curricular de educación secundaria. Resolución Ministerial </w:t>
             </w:r>
-            <w:proofErr w:type="spellStart"/>
             <w:r>
               <w:rPr>
                 <w:rFonts w:ascii="Arial Nova Cond Light" w:eastAsia="Calibri" w:hAnsi="Arial Nova Cond Light" w:cs="Calibri Light"/>
@@ -24512,7 +24359,6 @@
               </w:rPr>
               <w:t>N°</w:t>
             </w:r>
-            <w:proofErr w:type="spellEnd"/>
             <w:r>
               <w:rPr>
                 <w:rFonts w:ascii="Arial Nova Cond Light" w:eastAsia="Calibri" w:hAnsi="Arial Nova Cond Light" w:cs="Calibri Light"/>
@@ -24552,7 +24398,6 @@
               </w:rPr>
               <w:t xml:space="preserve">Minedu (2016). Currículo Nacional de la educación básica. Resolución Ministerial </w:t>
             </w:r>
-            <w:proofErr w:type="spellStart"/>
             <w:r>
               <w:rPr>
                 <w:rFonts w:ascii="Arial Nova Cond Light" w:eastAsia="Calibri" w:hAnsi="Arial Nova Cond Light" w:cs="Calibri Light"/>
@@ -24563,7 +24408,6 @@
               </w:rPr>
               <w:t>N°</w:t>
             </w:r>
-            <w:proofErr w:type="spellEnd"/>
             <w:r>
               <w:rPr>
                 <w:rFonts w:ascii="Arial Nova Cond Light" w:eastAsia="Calibri" w:hAnsi="Arial Nova Cond Light" w:cs="Calibri Light"/>
@@ -24636,25 +24480,7 @@
                 <w:kern w:val="0"/>
                 <w14:ligatures w14:val="none"/>
               </w:rPr>
-              <w:t xml:space="preserve">Resolución Ministerial </w:t>
-            </w:r>
-            <w:proofErr w:type="spellStart"/>
-            <w:r>
-              <w:rPr>
-                <w:rFonts w:ascii="Arial Nova Cond Light" w:eastAsia="Calibri" w:hAnsi="Arial Nova Cond Light" w:cs="Calibri Light"/>
-                <w:kern w:val="0"/>
-                <w14:ligatures w14:val="none"/>
-              </w:rPr>
-              <w:t>N.°</w:t>
-            </w:r>
-            <w:proofErr w:type="spellEnd"/>
-            <w:r>
-              <w:rPr>
-                <w:rFonts w:ascii="Arial Nova Cond Light" w:eastAsia="Calibri" w:hAnsi="Arial Nova Cond Light" w:cs="Calibri Light"/>
-                <w:kern w:val="0"/>
-                <w14:ligatures w14:val="none"/>
-              </w:rPr>
-              <w:t xml:space="preserve"> 501-2025</w:t>
+              <w:t>Resolución Ministerial N.° 501-2025</w:t>
             </w:r>
             <w:r>
               <w:rPr>
@@ -25407,7 +25233,7 @@
 </file>
 
 <file path=word/endnotes.xml><?xml version="1.0" encoding="utf-8"?>
-<w:endnotes xmlns:wpc="http://schemas.microsoft.com/office/word/2010/wordprocessingCanvas" xmlns:cx="http://schemas.microsoft.com/office/drawing/2014/chartex" xmlns:cx1="http://schemas.microsoft.com/office/drawing/2015/9/8/chartex" xmlns:cx2="http://schemas.microsoft.com/office/drawing/2015/10/21/chartex" xmlns:cx3="http://schemas.microsoft.com/office/drawing/2016/5/9/chartex" xmlns:cx4="http://schemas.microsoft.com/office/drawing/2016/5/10/chartex" xmlns:cx5="http://schemas.microsoft.com/office/drawing/2016/5/11/chartex" xmlns:cx6="http://schemas.microsoft.com/office/drawing/2016/5/12/chartex" xmlns:cx7="http://schemas.microsoft.com/office/drawing/2016/5/13/chartex" xmlns:cx8="http://schemas.microsoft.com/office/drawing/2016/5/14/chartex" xmlns:mc="http://schemas.openxmlformats.org/markup-compatibility/2006" xmlns:aink="http://schemas.microsoft.com/office/drawing/2016/ink" xmlns:am3d="http://schemas.microsoft.com/office/drawing/2017/model3d" xmlns:o="urn:schemas-microsoft-com:office:office" xmlns:oel="http://schemas.microsoft.com/office/2019/extlst" xmlns:r="http://schemas.openxmlformats.org/officeDocument/2006/relationships" xmlns:m="http://schemas.openxmlformats.org/officeDocument/2006/math" xmlns:v="urn:schemas-microsoft-com:vml" xmlns:wp14="http://schemas.microsoft.com/office/word/2010/wordprocessingDrawing" xmlns:wp="http://schemas.openxmlformats.org/drawingml/2006/wordprocessingDrawing" xmlns:w10="urn:schemas-microsoft-com:office:word" xmlns:w="http://schemas.openxmlformats.org/wordprocessingml/2006/main" xmlns:w14="http://schemas.microsoft.com/office/word/2010/wordml" xmlns:w15="http://schemas.microsoft.com/office/word/2012/wordml" xmlns:w16cex="http://schemas.microsoft.com/office/word/2018/wordml/cex" xmlns:w16cid="http://schemas.microsoft.com/office/word/2016/wordml/cid" xmlns:w16="http://schemas.microsoft.com/office/word/2018/wordml" xmlns:w16du="http://schemas.microsoft.com/office/word/2023/wordml/word16du" xmlns:w16sdtdh="http://schemas.microsoft.com/office/word/2020/wordml/sdtdatahash" xmlns:w16se="http://schemas.microsoft.com/office/word/2015/wordml/symex" xmlns:wpg="http://schemas.microsoft.com/office/word/2010/wordprocessingGroup" xmlns:wpi="http://schemas.microsoft.com/office/word/2010/wordprocessingInk" xmlns:wne="http://schemas.microsoft.com/office/word/2006/wordml" xmlns:wps="http://schemas.microsoft.com/office/word/2010/wordprocessingShape" mc:Ignorable="w14 w15 w16se w16cid w16 w16cex w16sdtdh w16du wp14">
+<w:endnotes xmlns:wpc="http://schemas.microsoft.com/office/word/2010/wordprocessingCanvas" xmlns:cx="http://schemas.microsoft.com/office/drawing/2014/chartex" xmlns:cx1="http://schemas.microsoft.com/office/drawing/2015/9/8/chartex" xmlns:cx2="http://schemas.microsoft.com/office/drawing/2015/10/21/chartex" xmlns:cx3="http://schemas.microsoft.com/office/drawing/2016/5/9/chartex" xmlns:cx4="http://schemas.microsoft.com/office/drawing/2016/5/10/chartex" xmlns:cx5="http://schemas.microsoft.com/office/drawing/2016/5/11/chartex" xmlns:cx6="http://schemas.microsoft.com/office/drawing/2016/5/12/chartex" xmlns:cx7="http://schemas.microsoft.com/office/drawing/2016/5/13/chartex" xmlns:cx8="http://schemas.microsoft.com/office/drawing/2016/5/14/chartex" xmlns:mc="http://schemas.openxmlformats.org/markup-compatibility/2006" xmlns:aink="http://schemas.microsoft.com/office/drawing/2016/ink" xmlns:am3d="http://schemas.microsoft.com/office/drawing/2017/model3d" xmlns:o="urn:schemas-microsoft-com:office:office" xmlns:oel="http://schemas.microsoft.com/office/2019/extlst" xmlns:r="http://schemas.openxmlformats.org/officeDocument/2006/relationships" xmlns:m="http://schemas.openxmlformats.org/officeDocument/2006/math" xmlns:v="urn:schemas-microsoft-com:vml" xmlns:wp14="http://schemas.microsoft.com/office/word/2010/wordprocessingDrawing" xmlns:wp="http://schemas.openxmlformats.org/drawingml/2006/wordprocessingDrawing" xmlns:w10="urn:schemas-microsoft-com:office:word" xmlns:w="http://schemas.openxmlformats.org/wordprocessingml/2006/main" xmlns:w14="http://schemas.microsoft.com/office/word/2010/wordml" xmlns:w15="http://schemas.microsoft.com/office/word/2012/wordml" xmlns:w16cex="http://schemas.microsoft.com/office/word/2018/wordml/cex" xmlns:w16cid="http://schemas.microsoft.com/office/word/2016/wordml/cid" xmlns:w16="http://schemas.microsoft.com/office/word/2018/wordml" xmlns:w16du="http://schemas.microsoft.com/office/word/2023/wordml/word16du" xmlns:w16sdtdh="http://schemas.microsoft.com/office/word/2020/wordml/sdtdatahash" xmlns:w16sdtfl="http://schemas.microsoft.com/office/word/2024/wordml/sdtformatlock" xmlns:w16se="http://schemas.microsoft.com/office/word/2015/wordml/symex" xmlns:wpg="http://schemas.microsoft.com/office/word/2010/wordprocessingGroup" xmlns:wpi="http://schemas.microsoft.com/office/word/2010/wordprocessingInk" xmlns:wne="http://schemas.microsoft.com/office/word/2006/wordml" xmlns:wps="http://schemas.microsoft.com/office/word/2010/wordprocessingShape" mc:Ignorable="w14 w15 w16se w16cid w16 w16cex w16sdtdh w16sdtfl w16du wp14">
   <w:endnote w:type="separator" w:id="-1">
     <w:p>
       <w:pPr>
@@ -25432,7 +25258,7 @@
 </file>
 
 <file path=word/footer1.xml><?xml version="1.0" encoding="utf-8"?>
-<w:ftr xmlns:wpc="http://schemas.microsoft.com/office/word/2010/wordprocessingCanvas" xmlns:cx="http://schemas.microsoft.com/office/drawing/2014/chartex" xmlns:cx1="http://schemas.microsoft.com/office/drawing/2015/9/8/chartex" xmlns:cx2="http://schemas.microsoft.com/office/drawing/2015/10/21/chartex" xmlns:cx3="http://schemas.microsoft.com/office/drawing/2016/5/9/chartex" xmlns:cx4="http://schemas.microsoft.com/office/drawing/2016/5/10/chartex" xmlns:cx5="http://schemas.microsoft.com/office/drawing/2016/5/11/chartex" xmlns:cx6="http://schemas.microsoft.com/office/drawing/2016/5/12/chartex" xmlns:cx7="http://schemas.microsoft.com/office/drawing/2016/5/13/chartex" xmlns:cx8="http://schemas.microsoft.com/office/drawing/2016/5/14/chartex" xmlns:mc="http://schemas.openxmlformats.org/markup-compatibility/2006" xmlns:aink="http://schemas.microsoft.com/office/drawing/2016/ink" xmlns:am3d="http://schemas.microsoft.com/office/drawing/2017/model3d" xmlns:o="urn:schemas-microsoft-com:office:office" xmlns:oel="http://schemas.microsoft.com/office/2019/extlst" xmlns:r="http://schemas.openxmlformats.org/officeDocument/2006/relationships" xmlns:m="http://schemas.openxmlformats.org/officeDocument/2006/math" xmlns:v="urn:schemas-microsoft-com:vml" xmlns:wp14="http://schemas.microsoft.com/office/word/2010/wordprocessingDrawing" xmlns:wp="http://schemas.openxmlformats.org/drawingml/2006/wordprocessingDrawing" xmlns:w10="urn:schemas-microsoft-com:office:word" xmlns:w="http://schemas.openxmlformats.org/wordprocessingml/2006/main" xmlns:w14="http://schemas.microsoft.com/office/word/2010/wordml" xmlns:w15="http://schemas.microsoft.com/office/word/2012/wordml" xmlns:w16cex="http://schemas.microsoft.com/office/word/2018/wordml/cex" xmlns:w16cid="http://schemas.microsoft.com/office/word/2016/wordml/cid" xmlns:w16="http://schemas.microsoft.com/office/word/2018/wordml" xmlns:w16du="http://schemas.microsoft.com/office/word/2023/wordml/word16du" xmlns:w16sdtdh="http://schemas.microsoft.com/office/word/2020/wordml/sdtdatahash" xmlns:w16se="http://schemas.microsoft.com/office/word/2015/wordml/symex" xmlns:wpg="http://schemas.microsoft.com/office/word/2010/wordprocessingGroup" xmlns:wpi="http://schemas.microsoft.com/office/word/2010/wordprocessingInk" xmlns:wne="http://schemas.microsoft.com/office/word/2006/wordml" xmlns:wps="http://schemas.microsoft.com/office/word/2010/wordprocessingShape" mc:Ignorable="w14 w15 w16se w16cid w16 w16cex w16sdtdh w16du wp14">
+<w:ftr xmlns:wpc="http://schemas.microsoft.com/office/word/2010/wordprocessingCanvas" xmlns:cx="http://schemas.microsoft.com/office/drawing/2014/chartex" xmlns:cx1="http://schemas.microsoft.com/office/drawing/2015/9/8/chartex" xmlns:cx2="http://schemas.microsoft.com/office/drawing/2015/10/21/chartex" xmlns:cx3="http://schemas.microsoft.com/office/drawing/2016/5/9/chartex" xmlns:cx4="http://schemas.microsoft.com/office/drawing/2016/5/10/chartex" xmlns:cx5="http://schemas.microsoft.com/office/drawing/2016/5/11/chartex" xmlns:cx6="http://schemas.microsoft.com/office/drawing/2016/5/12/chartex" xmlns:cx7="http://schemas.microsoft.com/office/drawing/2016/5/13/chartex" xmlns:cx8="http://schemas.microsoft.com/office/drawing/2016/5/14/chartex" xmlns:mc="http://schemas.openxmlformats.org/markup-compatibility/2006" xmlns:aink="http://schemas.microsoft.com/office/drawing/2016/ink" xmlns:am3d="http://schemas.microsoft.com/office/drawing/2017/model3d" xmlns:o="urn:schemas-microsoft-com:office:office" xmlns:oel="http://schemas.microsoft.com/office/2019/extlst" xmlns:r="http://schemas.openxmlformats.org/officeDocument/2006/relationships" xmlns:m="http://schemas.openxmlformats.org/officeDocument/2006/math" xmlns:v="urn:schemas-microsoft-com:vml" xmlns:wp14="http://schemas.microsoft.com/office/word/2010/wordprocessingDrawing" xmlns:wp="http://schemas.openxmlformats.org/drawingml/2006/wordprocessingDrawing" xmlns:w10="urn:schemas-microsoft-com:office:word" xmlns:w="http://schemas.openxmlformats.org/wordprocessingml/2006/main" xmlns:w14="http://schemas.microsoft.com/office/word/2010/wordml" xmlns:w15="http://schemas.microsoft.com/office/word/2012/wordml" xmlns:w16cex="http://schemas.microsoft.com/office/word/2018/wordml/cex" xmlns:w16cid="http://schemas.microsoft.com/office/word/2016/wordml/cid" xmlns:w16="http://schemas.microsoft.com/office/word/2018/wordml" xmlns:w16du="http://schemas.microsoft.com/office/word/2023/wordml/word16du" xmlns:w16sdtdh="http://schemas.microsoft.com/office/word/2020/wordml/sdtdatahash" xmlns:w16sdtfl="http://schemas.microsoft.com/office/word/2024/wordml/sdtformatlock" xmlns:w16se="http://schemas.microsoft.com/office/word/2015/wordml/symex" xmlns:wpg="http://schemas.microsoft.com/office/word/2010/wordprocessingGroup" xmlns:wpi="http://schemas.microsoft.com/office/word/2010/wordprocessingInk" xmlns:wne="http://schemas.microsoft.com/office/word/2006/wordml" xmlns:wps="http://schemas.microsoft.com/office/word/2010/wordprocessingShape" mc:Ignorable="w14 w15 w16se w16cid w16 w16cex w16sdtdh w16sdtfl w16du wp14">
   <w:p>
     <w:pPr>
       <w:pStyle w:val="Piedepgina"/>
@@ -25893,7 +25719,7 @@
 </file>
 
 <file path=word/footnotes.xml><?xml version="1.0" encoding="utf-8"?>
-<w:footnotes xmlns:wpc="http://schemas.microsoft.com/office/word/2010/wordprocessingCanvas" xmlns:cx="http://schemas.microsoft.com/office/drawing/2014/chartex" xmlns:cx1="http://schemas.microsoft.com/office/drawing/2015/9/8/chartex" xmlns:cx2="http://schemas.microsoft.com/office/drawing/2015/10/21/chartex" xmlns:cx3="http://schemas.microsoft.com/office/drawing/2016/5/9/chartex" xmlns:cx4="http://schemas.microsoft.com/office/drawing/2016/5/10/chartex" xmlns:cx5="http://schemas.microsoft.com/office/drawing/2016/5/11/chartex" xmlns:cx6="http://schemas.microsoft.com/office/drawing/2016/5/12/chartex" xmlns:cx7="http://schemas.microsoft.com/office/drawing/2016/5/13/chartex" xmlns:cx8="http://schemas.microsoft.com/office/drawing/2016/5/14/chartex" xmlns:mc="http://schemas.openxmlformats.org/markup-compatibility/2006" xmlns:aink="http://schemas.microsoft.com/office/drawing/2016/ink" xmlns:am3d="http://schemas.microsoft.com/office/drawing/2017/model3d" xmlns:o="urn:schemas-microsoft-com:office:office" xmlns:oel="http://schemas.microsoft.com/office/2019/extlst" xmlns:r="http://schemas.openxmlformats.org/officeDocument/2006/relationships" xmlns:m="http://schemas.openxmlformats.org/officeDocument/2006/math" xmlns:v="urn:schemas-microsoft-com:vml" xmlns:wp14="http://schemas.microsoft.com/office/word/2010/wordprocessingDrawing" xmlns:wp="http://schemas.openxmlformats.org/drawingml/2006/wordprocessingDrawing" xmlns:w10="urn:schemas-microsoft-com:office:word" xmlns:w="http://schemas.openxmlformats.org/wordprocessingml/2006/main" xmlns:w14="http://schemas.microsoft.com/office/word/2010/wordml" xmlns:w15="http://schemas.microsoft.com/office/word/2012/wordml" xmlns:w16cex="http://schemas.microsoft.com/office/word/2018/wordml/cex" xmlns:w16cid="http://schemas.microsoft.com/office/word/2016/wordml/cid" xmlns:w16="http://schemas.microsoft.com/office/word/2018/wordml" xmlns:w16du="http://schemas.microsoft.com/office/word/2023/wordml/word16du" xmlns:w16sdtdh="http://schemas.microsoft.com/office/word/2020/wordml/sdtdatahash" xmlns:w16se="http://schemas.microsoft.com/office/word/2015/wordml/symex" xmlns:wpg="http://schemas.microsoft.com/office/word/2010/wordprocessingGroup" xmlns:wpi="http://schemas.microsoft.com/office/word/2010/wordprocessingInk" xmlns:wne="http://schemas.microsoft.com/office/word/2006/wordml" xmlns:wps="http://schemas.microsoft.com/office/word/2010/wordprocessingShape" mc:Ignorable="w14 w15 w16se w16cid w16 w16cex w16sdtdh w16du wp14">
+<w:footnotes xmlns:wpc="http://schemas.microsoft.com/office/word/2010/wordprocessingCanvas" xmlns:cx="http://schemas.microsoft.com/office/drawing/2014/chartex" xmlns:cx1="http://schemas.microsoft.com/office/drawing/2015/9/8/chartex" xmlns:cx2="http://schemas.microsoft.com/office/drawing/2015/10/21/chartex" xmlns:cx3="http://schemas.microsoft.com/office/drawing/2016/5/9/chartex" xmlns:cx4="http://schemas.microsoft.com/office/drawing/2016/5/10/chartex" xmlns:cx5="http://schemas.microsoft.com/office/drawing/2016/5/11/chartex" xmlns:cx6="http://schemas.microsoft.com/office/drawing/2016/5/12/chartex" xmlns:cx7="http://schemas.microsoft.com/office/drawing/2016/5/13/chartex" xmlns:cx8="http://schemas.microsoft.com/office/drawing/2016/5/14/chartex" xmlns:mc="http://schemas.openxmlformats.org/markup-compatibility/2006" xmlns:aink="http://schemas.microsoft.com/office/drawing/2016/ink" xmlns:am3d="http://schemas.microsoft.com/office/drawing/2017/model3d" xmlns:o="urn:schemas-microsoft-com:office:office" xmlns:oel="http://schemas.microsoft.com/office/2019/extlst" xmlns:r="http://schemas.openxmlformats.org/officeDocument/2006/relationships" xmlns:m="http://schemas.openxmlformats.org/officeDocument/2006/math" xmlns:v="urn:schemas-microsoft-com:vml" xmlns:wp14="http://schemas.microsoft.com/office/word/2010/wordprocessingDrawing" xmlns:wp="http://schemas.openxmlformats.org/drawingml/2006/wordprocessingDrawing" xmlns:w10="urn:schemas-microsoft-com:office:word" xmlns:w="http://schemas.openxmlformats.org/wordprocessingml/2006/main" xmlns:w14="http://schemas.microsoft.com/office/word/2010/wordml" xmlns:w15="http://schemas.microsoft.com/office/word/2012/wordml" xmlns:w16cex="http://schemas.microsoft.com/office/word/2018/wordml/cex" xmlns:w16cid="http://schemas.microsoft.com/office/word/2016/wordml/cid" xmlns:w16="http://schemas.microsoft.com/office/word/2018/wordml" xmlns:w16du="http://schemas.microsoft.com/office/word/2023/wordml/word16du" xmlns:w16sdtdh="http://schemas.microsoft.com/office/word/2020/wordml/sdtdatahash" xmlns:w16sdtfl="http://schemas.microsoft.com/office/word/2024/wordml/sdtformatlock" xmlns:w16se="http://schemas.microsoft.com/office/word/2015/wordml/symex" xmlns:wpg="http://schemas.microsoft.com/office/word/2010/wordprocessingGroup" xmlns:wpi="http://schemas.microsoft.com/office/word/2010/wordprocessingInk" xmlns:wne="http://schemas.microsoft.com/office/word/2006/wordml" xmlns:wps="http://schemas.microsoft.com/office/word/2010/wordprocessingShape" mc:Ignorable="w14 w15 w16se w16cid w16 w16cex w16sdtdh w16sdtfl w16du wp14">
   <w:footnote w:type="separator" w:id="-1">
     <w:p>
       <w:pPr>
@@ -25918,7 +25744,7 @@
 </file>
 
 <file path=word/header1.xml><?xml version="1.0" encoding="utf-8"?>
-<w:hdr xmlns:wpc="http://schemas.microsoft.com/office/word/2010/wordprocessingCanvas" xmlns:cx="http://schemas.microsoft.com/office/drawing/2014/chartex" xmlns:cx1="http://schemas.microsoft.com/office/drawing/2015/9/8/chartex" xmlns:cx2="http://schemas.microsoft.com/office/drawing/2015/10/21/chartex" xmlns:cx3="http://schemas.microsoft.com/office/drawing/2016/5/9/chartex" xmlns:cx4="http://schemas.microsoft.com/office/drawing/2016/5/10/chartex" xmlns:cx5="http://schemas.microsoft.com/office/drawing/2016/5/11/chartex" xmlns:cx6="http://schemas.microsoft.com/office/drawing/2016/5/12/chartex" xmlns:cx7="http://schemas.microsoft.com/office/drawing/2016/5/13/chartex" xmlns:cx8="http://schemas.microsoft.com/office/drawing/2016/5/14/chartex" xmlns:mc="http://schemas.openxmlformats.org/markup-compatibility/2006" xmlns:aink="http://schemas.microsoft.com/office/drawing/2016/ink" xmlns:am3d="http://schemas.microsoft.com/office/drawing/2017/model3d" xmlns:o="urn:schemas-microsoft-com:office:office" xmlns:oel="http://schemas.microsoft.com/office/2019/extlst" xmlns:r="http://schemas.openxmlformats.org/officeDocument/2006/relationships" xmlns:m="http://schemas.openxmlformats.org/officeDocument/2006/math" xmlns:v="urn:schemas-microsoft-com:vml" xmlns:wp14="http://schemas.microsoft.com/office/word/2010/wordprocessingDrawing" xmlns:wp="http://schemas.openxmlformats.org/drawingml/2006/wordprocessingDrawing" xmlns:w10="urn:schemas-microsoft-com:office:word" xmlns:w="http://schemas.openxmlformats.org/wordprocessingml/2006/main" xmlns:w14="http://schemas.microsoft.com/office/word/2010/wordml" xmlns:w15="http://schemas.microsoft.com/office/word/2012/wordml" xmlns:w16cex="http://schemas.microsoft.com/office/word/2018/wordml/cex" xmlns:w16cid="http://schemas.microsoft.com/office/word/2016/wordml/cid" xmlns:w16="http://schemas.microsoft.com/office/word/2018/wordml" xmlns:w16du="http://schemas.microsoft.com/office/word/2023/wordml/word16du" xmlns:w16sdtdh="http://schemas.microsoft.com/office/word/2020/wordml/sdtdatahash" xmlns:w16se="http://schemas.microsoft.com/office/word/2015/wordml/symex" xmlns:wpg="http://schemas.microsoft.com/office/word/2010/wordprocessingGroup" xmlns:wpi="http://schemas.microsoft.com/office/word/2010/wordprocessingInk" xmlns:wne="http://schemas.microsoft.com/office/word/2006/wordml" xmlns:wps="http://schemas.microsoft.com/office/word/2010/wordprocessingShape" mc:Ignorable="w14 w15 w16se w16cid w16 w16cex w16sdtdh w16du wp14">
+<w:hdr xmlns:wpc="http://schemas.microsoft.com/office/word/2010/wordprocessingCanvas" xmlns:cx="http://schemas.microsoft.com/office/drawing/2014/chartex" xmlns:cx1="http://schemas.microsoft.com/office/drawing/2015/9/8/chartex" xmlns:cx2="http://schemas.microsoft.com/office/drawing/2015/10/21/chartex" xmlns:cx3="http://schemas.microsoft.com/office/drawing/2016/5/9/chartex" xmlns:cx4="http://schemas.microsoft.com/office/drawing/2016/5/10/chartex" xmlns:cx5="http://schemas.microsoft.com/office/drawing/2016/5/11/chartex" xmlns:cx6="http://schemas.microsoft.com/office/drawing/2016/5/12/chartex" xmlns:cx7="http://schemas.microsoft.com/office/drawing/2016/5/13/chartex" xmlns:cx8="http://schemas.microsoft.com/office/drawing/2016/5/14/chartex" xmlns:mc="http://schemas.openxmlformats.org/markup-compatibility/2006" xmlns:aink="http://schemas.microsoft.com/office/drawing/2016/ink" xmlns:am3d="http://schemas.microsoft.com/office/drawing/2017/model3d" xmlns:o="urn:schemas-microsoft-com:office:office" xmlns:oel="http://schemas.microsoft.com/office/2019/extlst" xmlns:r="http://schemas.openxmlformats.org/officeDocument/2006/relationships" xmlns:m="http://schemas.openxmlformats.org/officeDocument/2006/math" xmlns:v="urn:schemas-microsoft-com:vml" xmlns:wp14="http://schemas.microsoft.com/office/word/2010/wordprocessingDrawing" xmlns:wp="http://schemas.openxmlformats.org/drawingml/2006/wordprocessingDrawing" xmlns:w10="urn:schemas-microsoft-com:office:word" xmlns:w="http://schemas.openxmlformats.org/wordprocessingml/2006/main" xmlns:w14="http://schemas.microsoft.com/office/word/2010/wordml" xmlns:w15="http://schemas.microsoft.com/office/word/2012/wordml" xmlns:w16cex="http://schemas.microsoft.com/office/word/2018/wordml/cex" xmlns:w16cid="http://schemas.microsoft.com/office/word/2016/wordml/cid" xmlns:w16="http://schemas.microsoft.com/office/word/2018/wordml" xmlns:w16du="http://schemas.microsoft.com/office/word/2023/wordml/word16du" xmlns:w16sdtdh="http://schemas.microsoft.com/office/word/2020/wordml/sdtdatahash" xmlns:w16sdtfl="http://schemas.microsoft.com/office/word/2024/wordml/sdtformatlock" xmlns:w16se="http://schemas.microsoft.com/office/word/2015/wordml/symex" xmlns:wpg="http://schemas.microsoft.com/office/word/2010/wordprocessingGroup" xmlns:wpi="http://schemas.microsoft.com/office/word/2010/wordprocessingInk" xmlns:wne="http://schemas.microsoft.com/office/word/2006/wordml" xmlns:wps="http://schemas.microsoft.com/office/word/2010/wordprocessingShape" mc:Ignorable="w14 w15 w16se w16cid w16 w16cex w16sdtdh w16sdtfl w16du wp14">
   <w:tbl>
     <w:tblPr>
       <w:tblStyle w:val="Tablaconcuadrcula"/>
@@ -26208,7 +26034,7 @@
 </file>
 
 <file path=word/numbering.xml><?xml version="1.0" encoding="utf-8"?>
-<w:numbering xmlns:wpc="http://schemas.microsoft.com/office/word/2010/wordprocessingCanvas" xmlns:cx="http://schemas.microsoft.com/office/drawing/2014/chartex" xmlns:cx1="http://schemas.microsoft.com/office/drawing/2015/9/8/chartex" xmlns:cx2="http://schemas.microsoft.com/office/drawing/2015/10/21/chartex" xmlns:cx3="http://schemas.microsoft.com/office/drawing/2016/5/9/chartex" xmlns:cx4="http://schemas.microsoft.com/office/drawing/2016/5/10/chartex" xmlns:cx5="http://schemas.microsoft.com/office/drawing/2016/5/11/chartex" xmlns:cx6="http://schemas.microsoft.com/office/drawing/2016/5/12/chartex" xmlns:cx7="http://schemas.microsoft.com/office/drawing/2016/5/13/chartex" xmlns:cx8="http://schemas.microsoft.com/office/drawing/2016/5/14/chartex" xmlns:mc="http://schemas.openxmlformats.org/markup-compatibility/2006" xmlns:aink="http://schemas.microsoft.com/office/drawing/2016/ink" xmlns:am3d="http://schemas.microsoft.com/office/drawing/2017/model3d" xmlns:o="urn:schemas-microsoft-com:office:office" xmlns:oel="http://schemas.microsoft.com/office/2019/extlst" xmlns:r="http://schemas.openxmlformats.org/officeDocument/2006/relationships" xmlns:m="http://schemas.openxmlformats.org/officeDocument/2006/math" xmlns:v="urn:schemas-microsoft-com:vml" xmlns:wp14="http://schemas.microsoft.com/office/word/2010/wordprocessingDrawing" xmlns:wp="http://schemas.openxmlformats.org/drawingml/2006/wordprocessingDrawing" xmlns:w10="urn:schemas-microsoft-com:office:word" xmlns:w="http://schemas.openxmlformats.org/wordprocessingml/2006/main" xmlns:w14="http://schemas.microsoft.com/office/word/2010/wordml" xmlns:w15="http://schemas.microsoft.com/office/word/2012/wordml" xmlns:w16cex="http://schemas.microsoft.com/office/word/2018/wordml/cex" xmlns:w16cid="http://schemas.microsoft.com/office/word/2016/wordml/cid" xmlns:w16="http://schemas.microsoft.com/office/word/2018/wordml" xmlns:w16du="http://schemas.microsoft.com/office/word/2023/wordml/word16du" xmlns:w16sdtdh="http://schemas.microsoft.com/office/word/2020/wordml/sdtdatahash" xmlns:w16se="http://schemas.microsoft.com/office/word/2015/wordml/symex" xmlns:wpg="http://schemas.microsoft.com/office/word/2010/wordprocessingGroup" xmlns:wpi="http://schemas.microsoft.com/office/word/2010/wordprocessingInk" xmlns:wne="http://schemas.microsoft.com/office/word/2006/wordml" xmlns:wps="http://schemas.microsoft.com/office/word/2010/wordprocessingShape" mc:Ignorable="w14 w15 w16se w16cid w16 w16cex w16sdtdh w16du wp14">
+<w:numbering xmlns:wpc="http://schemas.microsoft.com/office/word/2010/wordprocessingCanvas" xmlns:cx="http://schemas.microsoft.com/office/drawing/2014/chartex" xmlns:cx1="http://schemas.microsoft.com/office/drawing/2015/9/8/chartex" xmlns:cx2="http://schemas.microsoft.com/office/drawing/2015/10/21/chartex" xmlns:cx3="http://schemas.microsoft.com/office/drawing/2016/5/9/chartex" xmlns:cx4="http://schemas.microsoft.com/office/drawing/2016/5/10/chartex" xmlns:cx5="http://schemas.microsoft.com/office/drawing/2016/5/11/chartex" xmlns:cx6="http://schemas.microsoft.com/office/drawing/2016/5/12/chartex" xmlns:cx7="http://schemas.microsoft.com/office/drawing/2016/5/13/chartex" xmlns:cx8="http://schemas.microsoft.com/office/drawing/2016/5/14/chartex" xmlns:mc="http://schemas.openxmlformats.org/markup-compatibility/2006" xmlns:aink="http://schemas.microsoft.com/office/drawing/2016/ink" xmlns:am3d="http://schemas.microsoft.com/office/drawing/2017/model3d" xmlns:o="urn:schemas-microsoft-com:office:office" xmlns:oel="http://schemas.microsoft.com/office/2019/extlst" xmlns:r="http://schemas.openxmlformats.org/officeDocument/2006/relationships" xmlns:m="http://schemas.openxmlformats.org/officeDocument/2006/math" xmlns:v="urn:schemas-microsoft-com:vml" xmlns:wp14="http://schemas.microsoft.com/office/word/2010/wordprocessingDrawing" xmlns:wp="http://schemas.openxmlformats.org/drawingml/2006/wordprocessingDrawing" xmlns:w10="urn:schemas-microsoft-com:office:word" xmlns:w="http://schemas.openxmlformats.org/wordprocessingml/2006/main" xmlns:w14="http://schemas.microsoft.com/office/word/2010/wordml" xmlns:w15="http://schemas.microsoft.com/office/word/2012/wordml" xmlns:w16cex="http://schemas.microsoft.com/office/word/2018/wordml/cex" xmlns:w16cid="http://schemas.microsoft.com/office/word/2016/wordml/cid" xmlns:w16="http://schemas.microsoft.com/office/word/2018/wordml" xmlns:w16du="http://schemas.microsoft.com/office/word/2023/wordml/word16du" xmlns:w16sdtdh="http://schemas.microsoft.com/office/word/2020/wordml/sdtdatahash" xmlns:w16sdtfl="http://schemas.microsoft.com/office/word/2024/wordml/sdtformatlock" xmlns:w16se="http://schemas.microsoft.com/office/word/2015/wordml/symex" xmlns:wpg="http://schemas.microsoft.com/office/word/2010/wordprocessingGroup" xmlns:wpi="http://schemas.microsoft.com/office/word/2010/wordprocessingInk" xmlns:wne="http://schemas.microsoft.com/office/word/2006/wordml" xmlns:wps="http://schemas.microsoft.com/office/word/2010/wordprocessingShape" mc:Ignorable="w14 w15 w16se w16cid w16 w16cex w16sdtdh w16sdtfl w16du wp14">
   <w:abstractNum w:abstractNumId="0" w15:restartNumberingAfterBreak="0">
     <w:nsid w:val="089459B5"/>
     <w:multiLevelType w:val="multilevel"/>
@@ -30250,7 +30076,7 @@
 </file>
 
 <file path=word/styles.xml><?xml version="1.0" encoding="utf-8"?>
-<w:styles xmlns:mc="http://schemas.openxmlformats.org/markup-compatibility/2006" xmlns:r="http://schemas.openxmlformats.org/officeDocument/2006/relationships" xmlns:w="http://schemas.openxmlformats.org/wordprocessingml/2006/main" xmlns:w14="http://schemas.microsoft.com/office/word/2010/wordml" xmlns:w15="http://schemas.microsoft.com/office/word/2012/wordml" xmlns:w16cex="http://schemas.microsoft.com/office/word/2018/wordml/cex" xmlns:w16cid="http://schemas.microsoft.com/office/word/2016/wordml/cid" xmlns:w16="http://schemas.microsoft.com/office/word/2018/wordml" xmlns:w16du="http://schemas.microsoft.com/office/word/2023/wordml/word16du" xmlns:w16sdtdh="http://schemas.microsoft.com/office/word/2020/wordml/sdtdatahash" xmlns:w16se="http://schemas.microsoft.com/office/word/2015/wordml/symex" mc:Ignorable="w14 w15 w16se w16cid w16 w16cex w16sdtdh w16du">
+<w:styles xmlns:mc="http://schemas.openxmlformats.org/markup-compatibility/2006" xmlns:r="http://schemas.openxmlformats.org/officeDocument/2006/relationships" xmlns:w="http://schemas.openxmlformats.org/wordprocessingml/2006/main" xmlns:w14="http://schemas.microsoft.com/office/word/2010/wordml" xmlns:w15="http://schemas.microsoft.com/office/word/2012/wordml" xmlns:w16cex="http://schemas.microsoft.com/office/word/2018/wordml/cex" xmlns:w16cid="http://schemas.microsoft.com/office/word/2016/wordml/cid" xmlns:w16="http://schemas.microsoft.com/office/word/2018/wordml" xmlns:w16du="http://schemas.microsoft.com/office/word/2023/wordml/word16du" xmlns:w16sdtdh="http://schemas.microsoft.com/office/word/2020/wordml/sdtdatahash" xmlns:w16sdtfl="http://schemas.microsoft.com/office/word/2024/wordml/sdtformatlock" xmlns:w16se="http://schemas.microsoft.com/office/word/2015/wordml/symex" mc:Ignorable="w14 w15 w16se w16cid w16 w16cex w16sdtdh w16sdtfl w16du">
   <w:docDefaults>
     <w:rPrDefault>
       <w:rPr>
@@ -31279,7 +31105,7 @@
       <w:u w:val="single"/>
     </w:rPr>
   </w:style>
-  <w:style w:type="character" w:styleId="Textoennegrita">
+  <w:style w:type="character" w:styleId="Fuerte">
     <w:name w:val="Strong"/>
     <w:basedOn w:val="Fuentedeprrafopredeter"/>
     <w:uiPriority w:val="22"/>
